--- a/DOCS/All_Modules_Parameters_Dictionary.docx
+++ b/DOCS/All_Modules_Parameters_Dictionary.docx
@@ -2,7 +2,7 @@
 <file path=word/document.xml><?xml version="1.0" encoding="utf-8"?>
 <w:document xmlns:w="http://schemas.openxmlformats.org/wordprocessingml/2006/main" xmlns:m="http://schemas.openxmlformats.org/officeDocument/2006/math" xmlns:r="http://schemas.openxmlformats.org/officeDocument/2006/relationships" xmlns:o="urn:schemas-microsoft-com:office:office" xmlns:v="urn:schemas-microsoft-com:vml" xmlns:w10="urn:schemas-microsoft-com:office:word" xmlns:a="http://schemas.openxmlformats.org/drawingml/2006/main" xmlns:pic="http://schemas.openxmlformats.org/drawingml/2006/picture" xmlns:wp="http://schemas.openxmlformats.org/drawingml/2006/wordprocessingDrawing">
   <w:body>
-    <w:bookmarkStart w:id="14" w:name="Xea40792028de2582a6ecb25eca157aa74781ed0"/>
+    <w:bookmarkStart w:id="19" w:name="Xea40792028de2582a6ecb25eca157aa74781ed0"/>
     <w:p>
       <w:pPr>
         <w:pStyle w:val="Heading1"/>
@@ -138,7 +138,7 @@
         </w:pict>
       </w:r>
     </w:p>
-    <w:bookmarkStart w:id="9" w:name="X503a8f7f5dbcc0d2d279d3aa16c7d5ffe0a9a12"/>
+    <w:bookmarkStart w:id="11" w:name="X503a8f7f5dbcc0d2d279d3aa16c7d5ffe0a9a12"/>
     <w:p>
       <w:pPr>
         <w:pStyle w:val="Heading2"/>
@@ -204,6 +204,33 @@
           <w:rFonts w:hint="eastAsia"/>
         </w:rPr>
         <w:t xml:space="preserve">的第一手遙測數值。</w:t>
+      </w:r>
+    </w:p>
+    <w:bookmarkStart w:id="9" w:name="a.-通用與-wi-fi-路由器參數-general-wi-fi-router"/>
+    <w:p>
+      <w:pPr>
+        <w:pStyle w:val="Heading3"/>
+      </w:pPr>
+      <w:r>
+        <w:t xml:space="preserve">1A. </w:t>
+      </w:r>
+      <w:r>
+        <w:rPr>
+          <w:rFonts w:hint="eastAsia"/>
+        </w:rPr>
+        <w:t xml:space="preserve">通用與</w:t>
+      </w:r>
+      <w:r>
+        <w:t xml:space="preserve"> Wi-Fi </w:t>
+      </w:r>
+      <w:r>
+        <w:rPr>
+          <w:rFonts w:hint="eastAsia"/>
+        </w:rPr>
+        <w:t xml:space="preserve">路由器參數</w:t>
+      </w:r>
+      <w:r>
+        <w:t xml:space="preserve"> (General &amp; Wi-Fi Router)</w:t>
       </w:r>
     </w:p>
     <w:tbl>
@@ -1189,556 +1216,6 @@
               <w:rPr>
                 <w:rStyle w:val="VerbatimChar"/>
               </w:rPr>
-              <w:t xml:space="preserve">us_latency_p95_ms</w:t>
-            </w:r>
-          </w:p>
-        </w:tc>
-        <w:tc>
-          <w:tcPr/>
-          <w:p>
-            <w:pPr>
-              <w:pStyle w:val="Compact"/>
-              <w:jc w:val="left"/>
-            </w:pPr>
-            <w:r>
-              <w:rPr>
-                <w:rStyle w:val="VerbatimChar"/>
-              </w:rPr>
-              <w:t xml:space="preserve">25.5</w:t>
-            </w:r>
-            <w:r>
-              <w:t xml:space="preserve"> </w:t>
-            </w:r>
-            <w:r>
-              <w:t xml:space="preserve">(float)</w:t>
-            </w:r>
-          </w:p>
-        </w:tc>
-        <w:tc>
-          <w:tcPr/>
-          <w:p>
-            <w:pPr>
-              <w:pStyle w:val="Compact"/>
-              <w:jc w:val="left"/>
-            </w:pPr>
-            <w:r>
-              <w:rPr>
-                <w:rStyle w:val="VerbatimChar"/>
-              </w:rPr>
-              <w:t xml:space="preserve">0.0</w:t>
-            </w:r>
-            <w:r>
-              <w:t xml:space="preserve"> </w:t>
-            </w:r>
-            <w:r>
-              <w:t xml:space="preserve">~</w:t>
-            </w:r>
-            <w:r>
-              <w:t xml:space="preserve"> </w:t>
-            </w:r>
-            <w:r>
-              <w:rPr>
-                <w:rStyle w:val="VerbatimChar"/>
-              </w:rPr>
-              <w:t xml:space="preserve">&gt;1000.0</w:t>
-            </w:r>
-          </w:p>
-        </w:tc>
-        <w:tc>
-          <w:tcPr/>
-          <w:p>
-            <w:pPr>
-              <w:pStyle w:val="Compact"/>
-              <w:jc w:val="left"/>
-            </w:pPr>
-            <w:r>
-              <w:rPr>
-                <w:rFonts w:hint="eastAsia"/>
-              </w:rPr>
-              <w:t xml:space="preserve">設備回報</w:t>
-            </w:r>
-          </w:p>
-        </w:tc>
-        <w:tc>
-          <w:tcPr/>
-          <w:p>
-            <w:pPr>
-              <w:pStyle w:val="Compact"/>
-              <w:jc w:val="left"/>
-            </w:pPr>
-            <w:r>
-              <w:rPr>
-                <w:rFonts w:hint="eastAsia"/>
-              </w:rPr>
-              <w:t xml:space="preserve">針對</w:t>
-            </w:r>
-            <w:r>
-              <w:t xml:space="preserve"> Cable </w:t>
-            </w:r>
-            <w:r>
-              <w:rPr>
-                <w:rFonts w:hint="eastAsia"/>
-              </w:rPr>
-              <w:t xml:space="preserve">專用的上行方向延遲</w:t>
-            </w:r>
-          </w:p>
-        </w:tc>
-      </w:tr>
-      <w:tr>
-        <w:tc>
-          <w:tcPr/>
-          <w:p>
-            <w:pPr>
-              <w:pStyle w:val="Compact"/>
-              <w:jc w:val="left"/>
-            </w:pPr>
-            <w:r>
-              <w:rPr>
-                <w:rStyle w:val="VerbatimChar"/>
-              </w:rPr>
-              <w:t xml:space="preserve">ofdm_mer_db</w:t>
-            </w:r>
-          </w:p>
-        </w:tc>
-        <w:tc>
-          <w:tcPr/>
-          <w:p>
-            <w:pPr>
-              <w:pStyle w:val="Compact"/>
-              <w:jc w:val="left"/>
-            </w:pPr>
-            <w:r>
-              <w:rPr>
-                <w:rStyle w:val="VerbatimChar"/>
-              </w:rPr>
-              <w:t xml:space="preserve">35.2</w:t>
-            </w:r>
-            <w:r>
-              <w:t xml:space="preserve"> </w:t>
-            </w:r>
-            <w:r>
-              <w:t xml:space="preserve">(float)</w:t>
-            </w:r>
-          </w:p>
-        </w:tc>
-        <w:tc>
-          <w:tcPr/>
-          <w:p>
-            <w:pPr>
-              <w:pStyle w:val="Compact"/>
-              <w:jc w:val="left"/>
-            </w:pPr>
-            <w:r>
-              <w:rPr>
-                <w:rStyle w:val="VerbatimChar"/>
-              </w:rPr>
-              <w:t xml:space="preserve">10.0</w:t>
-            </w:r>
-            <w:r>
-              <w:t xml:space="preserve"> </w:t>
-            </w:r>
-            <w:r>
-              <w:t xml:space="preserve">~</w:t>
-            </w:r>
-            <w:r>
-              <w:t xml:space="preserve"> </w:t>
-            </w:r>
-            <w:r>
-              <w:rPr>
-                <w:rStyle w:val="VerbatimChar"/>
-              </w:rPr>
-              <w:t xml:space="preserve">50.0</w:t>
-            </w:r>
-          </w:p>
-        </w:tc>
-        <w:tc>
-          <w:tcPr/>
-          <w:p>
-            <w:pPr>
-              <w:pStyle w:val="Compact"/>
-              <w:jc w:val="left"/>
-            </w:pPr>
-            <w:r>
-              <w:rPr>
-                <w:rFonts w:hint="eastAsia"/>
-              </w:rPr>
-              <w:t xml:space="preserve">設備回報</w:t>
-            </w:r>
-          </w:p>
-        </w:tc>
-        <w:tc>
-          <w:tcPr/>
-          <w:p>
-            <w:pPr>
-              <w:pStyle w:val="Compact"/>
-              <w:jc w:val="left"/>
-            </w:pPr>
-            <w:r>
-              <w:rPr>
-                <w:rFonts w:hint="eastAsia"/>
-              </w:rPr>
-              <w:t xml:space="preserve">針對</w:t>
-            </w:r>
-            <w:r>
-              <w:t xml:space="preserve"> Cable </w:t>
-            </w:r>
-            <w:r>
-              <w:rPr>
-                <w:rFonts w:hint="eastAsia"/>
-              </w:rPr>
-              <w:t xml:space="preserve">專用的正交頻分多工調變誤差比</w:t>
-            </w:r>
-          </w:p>
-        </w:tc>
-      </w:tr>
-      <w:tr>
-        <w:tc>
-          <w:tcPr/>
-          <w:p>
-            <w:pPr>
-              <w:pStyle w:val="Compact"/>
-              <w:jc w:val="left"/>
-            </w:pPr>
-            <w:r>
-              <w:rPr>
-                <w:rStyle w:val="VerbatimChar"/>
-              </w:rPr>
-              <w:t xml:space="preserve">t3_count</w:t>
-            </w:r>
-            <w:r>
-              <w:t xml:space="preserve"> </w:t>
-            </w:r>
-            <w:r>
-              <w:t xml:space="preserve">/</w:t>
-            </w:r>
-            <w:r>
-              <w:t xml:space="preserve"> </w:t>
-            </w:r>
-            <w:r>
-              <w:rPr>
-                <w:rStyle w:val="VerbatimChar"/>
-              </w:rPr>
-              <w:t xml:space="preserve">t4_count</w:t>
-            </w:r>
-          </w:p>
-        </w:tc>
-        <w:tc>
-          <w:tcPr/>
-          <w:p>
-            <w:pPr>
-              <w:pStyle w:val="Compact"/>
-              <w:jc w:val="left"/>
-            </w:pPr>
-            <w:r>
-              <w:rPr>
-                <w:rStyle w:val="VerbatimChar"/>
-              </w:rPr>
-              <w:t xml:space="preserve">2</w:t>
-            </w:r>
-            <w:r>
-              <w:t xml:space="preserve"> </w:t>
-            </w:r>
-            <w:r>
-              <w:t xml:space="preserve">(int)</w:t>
-            </w:r>
-          </w:p>
-        </w:tc>
-        <w:tc>
-          <w:tcPr/>
-          <w:p>
-            <w:pPr>
-              <w:pStyle w:val="Compact"/>
-              <w:jc w:val="left"/>
-            </w:pPr>
-            <w:r>
-              <w:rPr>
-                <w:rStyle w:val="VerbatimChar"/>
-              </w:rPr>
-              <w:t xml:space="preserve">0</w:t>
-            </w:r>
-            <w:r>
-              <w:t xml:space="preserve"> </w:t>
-            </w:r>
-            <w:r>
-              <w:t xml:space="preserve">~ </w:t>
-            </w:r>
-            <w:r>
-              <w:rPr>
-                <w:rFonts w:hint="eastAsia"/>
-              </w:rPr>
-              <w:t xml:space="preserve">無上限</w:t>
-            </w:r>
-          </w:p>
-        </w:tc>
-        <w:tc>
-          <w:tcPr/>
-          <w:p>
-            <w:pPr>
-              <w:pStyle w:val="Compact"/>
-              <w:jc w:val="left"/>
-            </w:pPr>
-            <w:r>
-              <w:rPr>
-                <w:rFonts w:hint="eastAsia"/>
-              </w:rPr>
-              <w:t xml:space="preserve">設備回報</w:t>
-            </w:r>
-          </w:p>
-        </w:tc>
-        <w:tc>
-          <w:tcPr/>
-          <w:p>
-            <w:pPr>
-              <w:pStyle w:val="Compact"/>
-              <w:jc w:val="left"/>
-            </w:pPr>
-            <w:r>
-              <w:rPr>
-                <w:rFonts w:hint="eastAsia"/>
-              </w:rPr>
-              <w:t xml:space="preserve">針對</w:t>
-            </w:r>
-            <w:r>
-              <w:t xml:space="preserve"> Cable </w:t>
-            </w:r>
-            <w:r>
-              <w:rPr>
-                <w:rFonts w:hint="eastAsia"/>
-              </w:rPr>
-              <w:t xml:space="preserve">的</w:t>
-            </w:r>
-            <w:r>
-              <w:t xml:space="preserve"> T3/T4 Timeout </w:t>
-            </w:r>
-            <w:r>
-              <w:rPr>
-                <w:rFonts w:hint="eastAsia"/>
-              </w:rPr>
-              <w:t xml:space="preserve">異常計數</w:t>
-            </w:r>
-          </w:p>
-        </w:tc>
-      </w:tr>
-      <w:tr>
-        <w:tc>
-          <w:tcPr/>
-          <w:p>
-            <w:pPr>
-              <w:pStyle w:val="Compact"/>
-              <w:jc w:val="left"/>
-            </w:pPr>
-            <w:r>
-              <w:rPr>
-                <w:rStyle w:val="VerbatimChar"/>
-              </w:rPr>
-              <w:t xml:space="preserve">fec_corrected</w:t>
-            </w:r>
-          </w:p>
-        </w:tc>
-        <w:tc>
-          <w:tcPr/>
-          <w:p>
-            <w:pPr>
-              <w:pStyle w:val="Compact"/>
-              <w:jc w:val="left"/>
-            </w:pPr>
-            <w:r>
-              <w:rPr>
-                <w:rStyle w:val="VerbatimChar"/>
-              </w:rPr>
-              <w:t xml:space="preserve">60</w:t>
-            </w:r>
-            <w:r>
-              <w:t xml:space="preserve"> </w:t>
-            </w:r>
-            <w:r>
-              <w:t xml:space="preserve">(int)</w:t>
-            </w:r>
-          </w:p>
-        </w:tc>
-        <w:tc>
-          <w:tcPr/>
-          <w:p>
-            <w:pPr>
-              <w:pStyle w:val="Compact"/>
-              <w:jc w:val="left"/>
-            </w:pPr>
-            <w:r>
-              <w:rPr>
-                <w:rStyle w:val="VerbatimChar"/>
-              </w:rPr>
-              <w:t xml:space="preserve">0</w:t>
-            </w:r>
-            <w:r>
-              <w:t xml:space="preserve"> </w:t>
-            </w:r>
-            <w:r>
-              <w:t xml:space="preserve">~ </w:t>
-            </w:r>
-            <w:r>
-              <w:rPr>
-                <w:rFonts w:hint="eastAsia"/>
-              </w:rPr>
-              <w:t xml:space="preserve">無上限</w:t>
-            </w:r>
-          </w:p>
-        </w:tc>
-        <w:tc>
-          <w:tcPr/>
-          <w:p>
-            <w:pPr>
-              <w:pStyle w:val="Compact"/>
-              <w:jc w:val="left"/>
-            </w:pPr>
-            <w:r>
-              <w:rPr>
-                <w:rFonts w:hint="eastAsia"/>
-              </w:rPr>
-              <w:t xml:space="preserve">設備回報</w:t>
-            </w:r>
-          </w:p>
-        </w:tc>
-        <w:tc>
-          <w:tcPr/>
-          <w:p>
-            <w:pPr>
-              <w:pStyle w:val="Compact"/>
-              <w:jc w:val="left"/>
-            </w:pPr>
-            <w:r>
-              <w:rPr>
-                <w:rFonts w:hint="eastAsia"/>
-              </w:rPr>
-              <w:t xml:space="preserve">可修正的前向錯誤更正</w:t>
-            </w:r>
-            <w:r>
-              <w:t xml:space="preserve"> (FEC) </w:t>
-            </w:r>
-            <w:r>
-              <w:rPr>
-                <w:rFonts w:hint="eastAsia"/>
-              </w:rPr>
-              <w:t xml:space="preserve">計數，過高代表線路雜訊</w:t>
-            </w:r>
-          </w:p>
-        </w:tc>
-      </w:tr>
-      <w:tr>
-        <w:tc>
-          <w:tcPr/>
-          <w:p>
-            <w:pPr>
-              <w:pStyle w:val="Compact"/>
-              <w:jc w:val="left"/>
-            </w:pPr>
-            <w:r>
-              <w:rPr>
-                <w:rStyle w:val="VerbatimChar"/>
-              </w:rPr>
-              <w:t xml:space="preserve">fec_uncorrected</w:t>
-            </w:r>
-          </w:p>
-        </w:tc>
-        <w:tc>
-          <w:tcPr/>
-          <w:p>
-            <w:pPr>
-              <w:pStyle w:val="Compact"/>
-              <w:jc w:val="left"/>
-            </w:pPr>
-            <w:r>
-              <w:rPr>
-                <w:rStyle w:val="VerbatimChar"/>
-              </w:rPr>
-              <w:t xml:space="preserve">5</w:t>
-            </w:r>
-            <w:r>
-              <w:t xml:space="preserve"> </w:t>
-            </w:r>
-            <w:r>
-              <w:t xml:space="preserve">(int)</w:t>
-            </w:r>
-          </w:p>
-        </w:tc>
-        <w:tc>
-          <w:tcPr/>
-          <w:p>
-            <w:pPr>
-              <w:pStyle w:val="Compact"/>
-              <w:jc w:val="left"/>
-            </w:pPr>
-            <w:r>
-              <w:rPr>
-                <w:rStyle w:val="VerbatimChar"/>
-              </w:rPr>
-              <w:t xml:space="preserve">0</w:t>
-            </w:r>
-            <w:r>
-              <w:t xml:space="preserve"> </w:t>
-            </w:r>
-            <w:r>
-              <w:t xml:space="preserve">~ </w:t>
-            </w:r>
-            <w:r>
-              <w:rPr>
-                <w:rFonts w:hint="eastAsia"/>
-              </w:rPr>
-              <w:t xml:space="preserve">無上限</w:t>
-            </w:r>
-          </w:p>
-        </w:tc>
-        <w:tc>
-          <w:tcPr/>
-          <w:p>
-            <w:pPr>
-              <w:pStyle w:val="Compact"/>
-              <w:jc w:val="left"/>
-            </w:pPr>
-            <w:r>
-              <w:rPr>
-                <w:rFonts w:hint="eastAsia"/>
-              </w:rPr>
-              <w:t xml:space="preserve">設備回報</w:t>
-            </w:r>
-          </w:p>
-        </w:tc>
-        <w:tc>
-          <w:tcPr/>
-          <w:p>
-            <w:pPr>
-              <w:pStyle w:val="Compact"/>
-              <w:jc w:val="left"/>
-            </w:pPr>
-            <w:r>
-              <w:rPr>
-                <w:rFonts w:hint="eastAsia"/>
-              </w:rPr>
-              <w:t xml:space="preserve">不可修正的</w:t>
-            </w:r>
-            <w:r>
-              <w:t xml:space="preserve"> FEC </w:t>
-            </w:r>
-            <w:r>
-              <w:rPr>
-                <w:rFonts w:hint="eastAsia"/>
-              </w:rPr>
-              <w:t xml:space="preserve">錯誤，導致掉包的直接元凶</w:t>
-            </w:r>
-          </w:p>
-        </w:tc>
-      </w:tr>
-      <w:tr>
-        <w:tc>
-          <w:tcPr/>
-          <w:p>
-            <w:pPr>
-              <w:pStyle w:val="Compact"/>
-              <w:jc w:val="left"/>
-            </w:pPr>
-            <w:r>
-              <w:rPr>
-                <w:rStyle w:val="VerbatimChar"/>
-              </w:rPr>
               <w:t xml:space="preserve">dns_status</w:t>
             </w:r>
           </w:p>
@@ -1865,53 +1342,23 @@
         </w:tc>
       </w:tr>
     </w:tbl>
+    <w:bookmarkEnd w:id="9"/>
+    <w:bookmarkStart w:id="10" w:name="b.-cable-數據機專用參數-cable-edge-modem"/>
     <w:p>
-      <w:r>
-        <w:pict>
-          <v:rect style="width:0;height:1.5pt" o:hralign="center" o:hrstd="t" o:hr="t"/>
-        </w:pict>
-      </w:r>
-    </w:p>
-    <w:bookmarkEnd w:id="9"/>
-    <w:bookmarkStart w:id="10" w:name="Xdcab8ca1c16d7585759e04a7501fcf1cbdc4cde"/>
-    <w:p>
-      <w:pPr>
-        <w:pStyle w:val="Heading2"/>
-      </w:pPr>
-      <w:r>
-        <w:t xml:space="preserve">🕵️‍♂️ 2. </w:t>
-      </w:r>
-      <w:r>
-        <w:rPr>
-          <w:rFonts w:hint="eastAsia"/>
-        </w:rPr>
-        <w:t xml:space="preserve">狀態驗證層</w:t>
-      </w:r>
-      <w:r>
-        <w:t xml:space="preserve"> (Install Verifier -</w:t>
-      </w:r>
-      <w:r>
-        <w:t xml:space="preserve"> </w:t>
-      </w:r>
-      <w:r>
-        <w:rPr>
-          <w:rStyle w:val="VerbatimChar"/>
-        </w:rPr>
-        <w:t xml:space="preserve">M20_install_verify</w:t>
-      </w:r>
-      <w:r>
-        <w:t xml:space="preserve">)</w:t>
-      </w:r>
-    </w:p>
-    <w:p>
-      <w:pPr>
-        <w:pStyle w:val="FirstParagraph"/>
-      </w:pPr>
-      <w:r>
-        <w:rPr>
-          <w:rFonts w:hint="eastAsia"/>
-        </w:rPr>
-        <w:t xml:space="preserve">用來瞬間判斷該區間數據是否達標的檢測結果。</w:t>
+      <w:pPr>
+        <w:pStyle w:val="Heading3"/>
+      </w:pPr>
+      <w:r>
+        <w:t xml:space="preserve">1B. Cable </w:t>
+      </w:r>
+      <w:r>
+        <w:rPr>
+          <w:rFonts w:hint="eastAsia"/>
+        </w:rPr>
+        <w:t xml:space="preserve">數據機專用參數</w:t>
+      </w:r>
+      <w:r>
+        <w:t xml:space="preserve"> (Cable Edge Modem)</w:t>
       </w:r>
     </w:p>
     <w:tbl>
@@ -2047,58 +1494,49 @@
               <w:rPr>
                 <w:rStyle w:val="VerbatimChar"/>
               </w:rPr>
-              <w:t xml:space="preserve">readiness_verdict</w:t>
-            </w:r>
-          </w:p>
-        </w:tc>
-        <w:tc>
-          <w:tcPr/>
-          <w:p>
-            <w:pPr>
-              <w:pStyle w:val="Compact"/>
-              <w:jc w:val="left"/>
-            </w:pPr>
-            <w:r>
-              <w:rPr>
-                <w:rStyle w:val="VerbatimChar"/>
-              </w:rPr>
-              <w:t xml:space="preserve">"FAIL"</w:t>
+              <w:t xml:space="preserve">us_latency_p95_ms</w:t>
+            </w:r>
+          </w:p>
+        </w:tc>
+        <w:tc>
+          <w:tcPr/>
+          <w:p>
+            <w:pPr>
+              <w:pStyle w:val="Compact"/>
+              <w:jc w:val="left"/>
+            </w:pPr>
+            <w:r>
+              <w:rPr>
+                <w:rStyle w:val="VerbatimChar"/>
+              </w:rPr>
+              <w:t xml:space="preserve">25.5</w:t>
             </w:r>
             <w:r>
               <w:t xml:space="preserve"> </w:t>
             </w:r>
             <w:r>
-              <w:t xml:space="preserve">(str)</w:t>
-            </w:r>
-          </w:p>
-        </w:tc>
-        <w:tc>
-          <w:tcPr/>
-          <w:p>
-            <w:pPr>
-              <w:pStyle w:val="Compact"/>
-              <w:jc w:val="left"/>
-            </w:pPr>
-            <w:r>
-              <w:rPr>
-                <w:rStyle w:val="VerbatimChar"/>
-              </w:rPr>
-              <w:t xml:space="preserve">"PASS"</w:t>
-            </w:r>
-            <w:r>
-              <w:t xml:space="preserve">,</w:t>
+              <w:t xml:space="preserve">(float)</w:t>
+            </w:r>
+          </w:p>
+        </w:tc>
+        <w:tc>
+          <w:tcPr/>
+          <w:p>
+            <w:pPr>
+              <w:pStyle w:val="Compact"/>
+              <w:jc w:val="left"/>
+            </w:pPr>
+            <w:r>
+              <w:rPr>
+                <w:rStyle w:val="VerbatimChar"/>
+              </w:rPr>
+              <w:t xml:space="preserve">0.0</w:t>
             </w:r>
             <w:r>
               <w:t xml:space="preserve"> </w:t>
             </w:r>
             <w:r>
-              <w:rPr>
-                <w:rStyle w:val="VerbatimChar"/>
-              </w:rPr>
-              <w:t xml:space="preserve">"MARGINAL"</w:t>
-            </w:r>
-            <w:r>
-              <w:t xml:space="preserve">,</w:t>
+              <w:t xml:space="preserve">~</w:t>
             </w:r>
             <w:r>
               <w:t xml:space="preserve"> </w:t>
@@ -2107,70 +1545,46 @@
               <w:rPr>
                 <w:rStyle w:val="VerbatimChar"/>
               </w:rPr>
-              <w:t xml:space="preserve">"FAIL"</w:t>
-            </w:r>
-          </w:p>
-        </w:tc>
-        <w:tc>
-          <w:tcPr/>
-          <w:p>
-            <w:pPr>
-              <w:pStyle w:val="Compact"/>
-              <w:jc w:val="left"/>
-            </w:pPr>
-            <w:r>
-              <w:rPr>
-                <w:rStyle w:val="VerbatimChar"/>
-              </w:rPr>
-              <w:t xml:space="preserve">M13</w:t>
-            </w:r>
-            <w:r>
-              <w:t xml:space="preserve"> </w:t>
-            </w:r>
-            <w:r>
-              <w:t xml:space="preserve">Profile </w:t>
-            </w:r>
-            <w:r>
-              <w:rPr>
-                <w:rFonts w:hint="eastAsia"/>
-              </w:rPr>
-              <w:t xml:space="preserve">條件比對</w:t>
-            </w:r>
-          </w:p>
-        </w:tc>
-        <w:tc>
-          <w:tcPr/>
-          <w:p>
-            <w:pPr>
-              <w:pStyle w:val="Compact"/>
-              <w:jc w:val="left"/>
-            </w:pPr>
-            <w:r>
-              <w:rPr>
-                <w:rFonts w:hint="eastAsia"/>
-              </w:rPr>
-              <w:t xml:space="preserve">判斷該安裝或時段是否達標</w:t>
-            </w:r>
-            <w:r>
-              <w:t xml:space="preserve"> </w:t>
-            </w:r>
-            <w:r>
-              <w:rPr>
-                <w:rFonts w:hint="eastAsia"/>
-              </w:rPr>
-              <w:t xml:space="preserve">(無任何</w:t>
-            </w:r>
-            <w:r>
-              <w:t xml:space="preserve"> ReasonCode </w:t>
-            </w:r>
-            <w:r>
-              <w:rPr>
-                <w:rFonts w:hint="eastAsia"/>
-              </w:rPr>
-              <w:t xml:space="preserve">則為</w:t>
-            </w:r>
-            <w:r>
-              <w:t xml:space="preserve"> PASS)</w:t>
+              <w:t xml:space="preserve">&gt;1000.0</w:t>
+            </w:r>
+          </w:p>
+        </w:tc>
+        <w:tc>
+          <w:tcPr/>
+          <w:p>
+            <w:pPr>
+              <w:pStyle w:val="Compact"/>
+              <w:jc w:val="left"/>
+            </w:pPr>
+            <w:r>
+              <w:rPr>
+                <w:rFonts w:hint="eastAsia"/>
+              </w:rPr>
+              <w:t xml:space="preserve">設備回報</w:t>
+            </w:r>
+          </w:p>
+        </w:tc>
+        <w:tc>
+          <w:tcPr/>
+          <w:p>
+            <w:pPr>
+              <w:pStyle w:val="Compact"/>
+              <w:jc w:val="left"/>
+            </w:pPr>
+            <w:r>
+              <w:rPr>
+                <w:rFonts w:hint="eastAsia"/>
+              </w:rPr>
+              <w:t xml:space="preserve">針對</w:t>
+            </w:r>
+            <w:r>
+              <w:t xml:space="preserve"> Cable </w:t>
+            </w:r>
+            <w:r>
+              <w:rPr>
+                <w:rFonts w:hint="eastAsia"/>
+              </w:rPr>
+              <w:t xml:space="preserve">專用的上行方向延遲</w:t>
             </w:r>
           </w:p>
         </w:tc>
@@ -2187,70 +1601,49 @@
               <w:rPr>
                 <w:rStyle w:val="VerbatimChar"/>
               </w:rPr>
-              <w:t xml:space="preserve">closure_readiness</w:t>
-            </w:r>
-          </w:p>
-        </w:tc>
-        <w:tc>
-          <w:tcPr/>
-          <w:p>
-            <w:pPr>
-              <w:pStyle w:val="Compact"/>
-              <w:jc w:val="left"/>
-            </w:pPr>
-            <w:r>
-              <w:rPr>
-                <w:rStyle w:val="VerbatimChar"/>
-              </w:rPr>
-              <w:t xml:space="preserve">"not_ready"</w:t>
+              <w:t xml:space="preserve">ofdm_mer_db</w:t>
+            </w:r>
+          </w:p>
+        </w:tc>
+        <w:tc>
+          <w:tcPr/>
+          <w:p>
+            <w:pPr>
+              <w:pStyle w:val="Compact"/>
+              <w:jc w:val="left"/>
+            </w:pPr>
+            <w:r>
+              <w:rPr>
+                <w:rStyle w:val="VerbatimChar"/>
+              </w:rPr>
+              <w:t xml:space="preserve">35.2</w:t>
             </w:r>
             <w:r>
               <w:t xml:space="preserve"> </w:t>
             </w:r>
             <w:r>
-              <w:t xml:space="preserve">(str)</w:t>
-            </w:r>
-          </w:p>
-        </w:tc>
-        <w:tc>
-          <w:tcPr/>
-          <w:p>
-            <w:pPr>
-              <w:pStyle w:val="Compact"/>
-              <w:jc w:val="left"/>
-            </w:pPr>
-            <w:r>
-              <w:rPr>
-                <w:rStyle w:val="VerbatimChar"/>
-              </w:rPr>
-              <w:t xml:space="preserve">"ready"</w:t>
-            </w:r>
-            <w:r>
-              <w:t xml:space="preserve">,</w:t>
+              <w:t xml:space="preserve">(float)</w:t>
+            </w:r>
+          </w:p>
+        </w:tc>
+        <w:tc>
+          <w:tcPr/>
+          <w:p>
+            <w:pPr>
+              <w:pStyle w:val="Compact"/>
+              <w:jc w:val="left"/>
+            </w:pPr>
+            <w:r>
+              <w:rPr>
+                <w:rStyle w:val="VerbatimChar"/>
+              </w:rPr>
+              <w:t xml:space="preserve">10.0</w:t>
             </w:r>
             <w:r>
               <w:t xml:space="preserve"> </w:t>
             </w:r>
             <w:r>
-              <w:rPr>
-                <w:rStyle w:val="VerbatimChar"/>
-              </w:rPr>
-              <w:t xml:space="preserve">"not_ready"</w:t>
-            </w:r>
-          </w:p>
-        </w:tc>
-        <w:tc>
-          <w:tcPr/>
-          <w:p>
-            <w:pPr>
-              <w:pStyle w:val="Compact"/>
-              <w:jc w:val="left"/>
-            </w:pPr>
-            <w:r>
-              <w:rPr>
-                <w:rFonts w:hint="eastAsia"/>
-              </w:rPr>
-              <w:t xml:space="preserve">依賴</w:t>
+              <w:t xml:space="preserve">~</w:t>
             </w:r>
             <w:r>
               <w:t xml:space="preserve"> </w:t>
@@ -2259,52 +1652,46 @@
               <w:rPr>
                 <w:rStyle w:val="VerbatimChar"/>
               </w:rPr>
-              <w:t xml:space="preserve">readiness_verdict</w:t>
-            </w:r>
-          </w:p>
-        </w:tc>
-        <w:tc>
-          <w:tcPr/>
-          <w:p>
-            <w:pPr>
-              <w:pStyle w:val="Compact"/>
-              <w:jc w:val="left"/>
-            </w:pPr>
-            <w:r>
-              <w:rPr>
-                <w:rFonts w:hint="eastAsia"/>
-              </w:rPr>
-              <w:t xml:space="preserve">若</w:t>
-            </w:r>
-            <w:r>
-              <w:t xml:space="preserve"> verdict </w:t>
-            </w:r>
-            <w:r>
-              <w:rPr>
-                <w:rFonts w:hint="eastAsia"/>
-              </w:rPr>
-              <w:t xml:space="preserve">為</w:t>
-            </w:r>
-            <w:r>
-              <w:t xml:space="preserve"> PASS </w:t>
-            </w:r>
-            <w:r>
-              <w:rPr>
-                <w:rFonts w:hint="eastAsia"/>
-              </w:rPr>
-              <w:t xml:space="preserve">則</w:t>
-            </w:r>
-            <w:r>
-              <w:t xml:space="preserve"> </w:t>
-            </w:r>
-            <w:r>
-              <w:rPr>
-                <w:rFonts w:hint="eastAsia"/>
-              </w:rPr>
-              <w:t xml:space="preserve">ready，否則</w:t>
-            </w:r>
-            <w:r>
-              <w:t xml:space="preserve"> not_ready</w:t>
+              <w:t xml:space="preserve">50.0</w:t>
+            </w:r>
+          </w:p>
+        </w:tc>
+        <w:tc>
+          <w:tcPr/>
+          <w:p>
+            <w:pPr>
+              <w:pStyle w:val="Compact"/>
+              <w:jc w:val="left"/>
+            </w:pPr>
+            <w:r>
+              <w:rPr>
+                <w:rFonts w:hint="eastAsia"/>
+              </w:rPr>
+              <w:t xml:space="preserve">設備回報</w:t>
+            </w:r>
+          </w:p>
+        </w:tc>
+        <w:tc>
+          <w:tcPr/>
+          <w:p>
+            <w:pPr>
+              <w:pStyle w:val="Compact"/>
+              <w:jc w:val="left"/>
+            </w:pPr>
+            <w:r>
+              <w:rPr>
+                <w:rFonts w:hint="eastAsia"/>
+              </w:rPr>
+              <w:t xml:space="preserve">針對</w:t>
+            </w:r>
+            <w:r>
+              <w:t xml:space="preserve"> Cable </w:t>
+            </w:r>
+            <w:r>
+              <w:rPr>
+                <w:rFonts w:hint="eastAsia"/>
+              </w:rPr>
+              <w:t xml:space="preserve">專用的正交頻分多工調變誤差比</w:t>
             </w:r>
           </w:p>
         </w:tc>
@@ -2321,104 +1708,118 @@
               <w:rPr>
                 <w:rStyle w:val="VerbatimChar"/>
               </w:rPr>
-              <w:t xml:space="preserve">dominant_factor</w:t>
-            </w:r>
-          </w:p>
-        </w:tc>
-        <w:tc>
-          <w:tcPr/>
-          <w:p>
-            <w:pPr>
-              <w:pStyle w:val="Compact"/>
-              <w:jc w:val="left"/>
-            </w:pPr>
-            <w:r>
-              <w:rPr>
-                <w:rStyle w:val="VerbatimChar"/>
-              </w:rPr>
-              <w:t xml:space="preserve">"PLANT_IMPAIRMENT"</w:t>
+              <w:t xml:space="preserve">t3_count</w:t>
             </w:r>
             <w:r>
               <w:t xml:space="preserve"> </w:t>
             </w:r>
             <w:r>
-              <w:t xml:space="preserve">(str)</w:t>
-            </w:r>
-          </w:p>
-        </w:tc>
-        <w:tc>
-          <w:tcPr/>
-          <w:p>
-            <w:pPr>
-              <w:pStyle w:val="Compact"/>
-              <w:jc w:val="left"/>
-            </w:pPr>
-            <w:r>
-              <w:rPr>
-                <w:rStyle w:val="VerbatimChar"/>
-              </w:rPr>
-              <w:t xml:space="preserve">"WAN", "WIFI", "OPAQUE", "UNKNOWN", </w:t>
-            </w:r>
-            <w:r>
-              <w:rPr>
-                <w:rStyle w:val="VerbatimChar"/>
-                <w:rFonts w:hint="eastAsia"/>
-              </w:rPr>
-              <w:t xml:space="preserve">或</w:t>
-            </w:r>
-            <w:r>
-              <w:rPr>
-                <w:rStyle w:val="VerbatimChar"/>
-              </w:rPr>
-              <w:t xml:space="preserve"> ReasonCode</w:t>
-            </w:r>
-          </w:p>
-        </w:tc>
-        <w:tc>
-          <w:tcPr/>
-          <w:p>
-            <w:pPr>
-              <w:pStyle w:val="Compact"/>
-              <w:jc w:val="left"/>
-            </w:pPr>
-            <w:r>
-              <w:rPr>
-                <w:rFonts w:hint="eastAsia"/>
-              </w:rPr>
-              <w:t xml:space="preserve">獲取首個失敗的</w:t>
-            </w:r>
-            <w:r>
-              <w:t xml:space="preserve"> reason code </w:t>
-            </w:r>
-            <w:r>
-              <w:rPr>
-                <w:rFonts w:hint="eastAsia"/>
-              </w:rPr>
-              <w:t xml:space="preserve">或</w:t>
-            </w:r>
-            <w:r>
-              <w:t xml:space="preserve"> DNS </w:t>
-            </w:r>
-            <w:r>
-              <w:rPr>
-                <w:rFonts w:hint="eastAsia"/>
-              </w:rPr>
-              <w:t xml:space="preserve">狀態</w:t>
-            </w:r>
-          </w:p>
-        </w:tc>
-        <w:tc>
-          <w:tcPr/>
-          <w:p>
-            <w:pPr>
-              <w:pStyle w:val="Compact"/>
-              <w:jc w:val="left"/>
-            </w:pPr>
-            <w:r>
-              <w:rPr>
-                <w:rFonts w:hint="eastAsia"/>
-              </w:rPr>
-              <w:t xml:space="preserve">標示導致驗證失敗的最主要因子</w:t>
+              <w:t xml:space="preserve">/</w:t>
+            </w:r>
+            <w:r>
+              <w:t xml:space="preserve"> </w:t>
+            </w:r>
+            <w:r>
+              <w:rPr>
+                <w:rStyle w:val="VerbatimChar"/>
+              </w:rPr>
+              <w:t xml:space="preserve">t4_count</w:t>
+            </w:r>
+          </w:p>
+        </w:tc>
+        <w:tc>
+          <w:tcPr/>
+          <w:p>
+            <w:pPr>
+              <w:pStyle w:val="Compact"/>
+              <w:jc w:val="left"/>
+            </w:pPr>
+            <w:r>
+              <w:rPr>
+                <w:rStyle w:val="VerbatimChar"/>
+              </w:rPr>
+              <w:t xml:space="preserve">2</w:t>
+            </w:r>
+            <w:r>
+              <w:t xml:space="preserve"> </w:t>
+            </w:r>
+            <w:r>
+              <w:t xml:space="preserve">(int)</w:t>
+            </w:r>
+          </w:p>
+        </w:tc>
+        <w:tc>
+          <w:tcPr/>
+          <w:p>
+            <w:pPr>
+              <w:pStyle w:val="Compact"/>
+              <w:jc w:val="left"/>
+            </w:pPr>
+            <w:r>
+              <w:rPr>
+                <w:rStyle w:val="VerbatimChar"/>
+              </w:rPr>
+              <w:t xml:space="preserve">0</w:t>
+            </w:r>
+            <w:r>
+              <w:t xml:space="preserve"> </w:t>
+            </w:r>
+            <w:r>
+              <w:t xml:space="preserve">~ </w:t>
+            </w:r>
+            <w:r>
+              <w:rPr>
+                <w:rFonts w:hint="eastAsia"/>
+              </w:rPr>
+              <w:t xml:space="preserve">無上限</w:t>
+            </w:r>
+          </w:p>
+        </w:tc>
+        <w:tc>
+          <w:tcPr/>
+          <w:p>
+            <w:pPr>
+              <w:pStyle w:val="Compact"/>
+              <w:jc w:val="left"/>
+            </w:pPr>
+            <w:r>
+              <w:rPr>
+                <w:rFonts w:hint="eastAsia"/>
+              </w:rPr>
+              <w:t xml:space="preserve">設備回報</w:t>
+            </w:r>
+          </w:p>
+        </w:tc>
+        <w:tc>
+          <w:tcPr/>
+          <w:p>
+            <w:pPr>
+              <w:pStyle w:val="Compact"/>
+              <w:jc w:val="left"/>
+            </w:pPr>
+            <w:r>
+              <w:rPr>
+                <w:rFonts w:hint="eastAsia"/>
+              </w:rPr>
+              <w:t xml:space="preserve">針對</w:t>
+            </w:r>
+            <w:r>
+              <w:t xml:space="preserve"> Cable </w:t>
+            </w:r>
+            <w:r>
+              <w:rPr>
+                <w:rFonts w:hint="eastAsia"/>
+              </w:rPr>
+              <w:t xml:space="preserve">的</w:t>
+            </w:r>
+            <w:r>
+              <w:t xml:space="preserve"> T3/T4 Timeout </w:t>
+            </w:r>
+            <w:r>
+              <w:rPr>
+                <w:rFonts w:hint="eastAsia"/>
+              </w:rPr>
+              <w:t xml:space="preserve">異常計數</w:t>
             </w:r>
           </w:p>
         </w:tc>
@@ -2435,118 +1836,198 @@
               <w:rPr>
                 <w:rStyle w:val="VerbatimChar"/>
               </w:rPr>
-              <w:t xml:space="preserve">confidence</w:t>
-            </w:r>
-          </w:p>
-        </w:tc>
-        <w:tc>
-          <w:tcPr/>
-          <w:p>
-            <w:pPr>
-              <w:pStyle w:val="Compact"/>
-              <w:jc w:val="left"/>
-            </w:pPr>
-            <w:r>
-              <w:rPr>
-                <w:rStyle w:val="VerbatimChar"/>
-              </w:rPr>
-              <w:t xml:space="preserve">0.85</w:t>
+              <w:t xml:space="preserve">fec_corrected</w:t>
+            </w:r>
+          </w:p>
+        </w:tc>
+        <w:tc>
+          <w:tcPr/>
+          <w:p>
+            <w:pPr>
+              <w:pStyle w:val="Compact"/>
+              <w:jc w:val="left"/>
+            </w:pPr>
+            <w:r>
+              <w:rPr>
+                <w:rStyle w:val="VerbatimChar"/>
+              </w:rPr>
+              <w:t xml:space="preserve">60</w:t>
             </w:r>
             <w:r>
               <w:t xml:space="preserve"> </w:t>
             </w:r>
             <w:r>
-              <w:t xml:space="preserve">(float)</w:t>
-            </w:r>
-          </w:p>
-        </w:tc>
-        <w:tc>
-          <w:tcPr/>
-          <w:p>
-            <w:pPr>
-              <w:pStyle w:val="Compact"/>
-              <w:jc w:val="left"/>
-            </w:pPr>
-            <w:r>
-              <w:rPr>
-                <w:rStyle w:val="VerbatimChar"/>
-              </w:rPr>
-              <w:t xml:space="preserve">0.0</w:t>
+              <w:t xml:space="preserve">(int)</w:t>
+            </w:r>
+          </w:p>
+        </w:tc>
+        <w:tc>
+          <w:tcPr/>
+          <w:p>
+            <w:pPr>
+              <w:pStyle w:val="Compact"/>
+              <w:jc w:val="left"/>
+            </w:pPr>
+            <w:r>
+              <w:rPr>
+                <w:rStyle w:val="VerbatimChar"/>
+              </w:rPr>
+              <w:t xml:space="preserve">0</w:t>
             </w:r>
             <w:r>
               <w:t xml:space="preserve"> </w:t>
             </w:r>
             <w:r>
-              <w:t xml:space="preserve">~</w:t>
+              <w:t xml:space="preserve">~ </w:t>
+            </w:r>
+            <w:r>
+              <w:rPr>
+                <w:rFonts w:hint="eastAsia"/>
+              </w:rPr>
+              <w:t xml:space="preserve">無上限</w:t>
+            </w:r>
+          </w:p>
+        </w:tc>
+        <w:tc>
+          <w:tcPr/>
+          <w:p>
+            <w:pPr>
+              <w:pStyle w:val="Compact"/>
+              <w:jc w:val="left"/>
+            </w:pPr>
+            <w:r>
+              <w:rPr>
+                <w:rFonts w:hint="eastAsia"/>
+              </w:rPr>
+              <w:t xml:space="preserve">設備回報</w:t>
+            </w:r>
+          </w:p>
+        </w:tc>
+        <w:tc>
+          <w:tcPr/>
+          <w:p>
+            <w:pPr>
+              <w:pStyle w:val="Compact"/>
+              <w:jc w:val="left"/>
+            </w:pPr>
+            <w:r>
+              <w:rPr>
+                <w:rFonts w:hint="eastAsia"/>
+              </w:rPr>
+              <w:t xml:space="preserve">可修正的前向錯誤更正</w:t>
+            </w:r>
+            <w:r>
+              <w:t xml:space="preserve"> (FEC) </w:t>
+            </w:r>
+            <w:r>
+              <w:rPr>
+                <w:rFonts w:hint="eastAsia"/>
+              </w:rPr>
+              <w:t xml:space="preserve">計數，過高代表線路雜訊</w:t>
+            </w:r>
+          </w:p>
+        </w:tc>
+      </w:tr>
+      <w:tr>
+        <w:tc>
+          <w:tcPr/>
+          <w:p>
+            <w:pPr>
+              <w:pStyle w:val="Compact"/>
+              <w:jc w:val="left"/>
+            </w:pPr>
+            <w:r>
+              <w:rPr>
+                <w:rStyle w:val="VerbatimChar"/>
+              </w:rPr>
+              <w:t xml:space="preserve">fec_uncorrected</w:t>
+            </w:r>
+          </w:p>
+        </w:tc>
+        <w:tc>
+          <w:tcPr/>
+          <w:p>
+            <w:pPr>
+              <w:pStyle w:val="Compact"/>
+              <w:jc w:val="left"/>
+            </w:pPr>
+            <w:r>
+              <w:rPr>
+                <w:rStyle w:val="VerbatimChar"/>
+              </w:rPr>
+              <w:t xml:space="preserve">5</w:t>
             </w:r>
             <w:r>
               <w:t xml:space="preserve"> </w:t>
             </w:r>
             <w:r>
-              <w:rPr>
-                <w:rStyle w:val="VerbatimChar"/>
-              </w:rPr>
-              <w:t xml:space="preserve">1.0</w:t>
-            </w:r>
-          </w:p>
-        </w:tc>
-        <w:tc>
-          <w:tcPr/>
-          <w:p>
-            <w:pPr>
-              <w:pStyle w:val="Compact"/>
-              <w:jc w:val="left"/>
-            </w:pPr>
-            <w:r>
-              <w:rPr>
-                <w:rFonts w:hint="eastAsia"/>
-              </w:rPr>
-              <w:t xml:space="preserve">樣本數量與結果加成</w:t>
-            </w:r>
-          </w:p>
-        </w:tc>
-        <w:tc>
-          <w:tcPr/>
-          <w:p>
-            <w:pPr>
-              <w:pStyle w:val="Compact"/>
-              <w:jc w:val="left"/>
-            </w:pPr>
-            <w:r>
-              <w:rPr>
-                <w:rFonts w:hint="eastAsia"/>
-              </w:rPr>
-              <w:t xml:space="preserve">預設視結果給予</w:t>
-            </w:r>
-            <w:r>
-              <w:t xml:space="preserve"> 0.8 </w:t>
-            </w:r>
-            <w:r>
-              <w:rPr>
-                <w:rFonts w:hint="eastAsia"/>
-              </w:rPr>
-              <w:t xml:space="preserve">或</w:t>
+              <w:t xml:space="preserve">(int)</w:t>
+            </w:r>
+          </w:p>
+        </w:tc>
+        <w:tc>
+          <w:tcPr/>
+          <w:p>
+            <w:pPr>
+              <w:pStyle w:val="Compact"/>
+              <w:jc w:val="left"/>
+            </w:pPr>
+            <w:r>
+              <w:rPr>
+                <w:rStyle w:val="VerbatimChar"/>
+              </w:rPr>
+              <w:t xml:space="preserve">0</w:t>
             </w:r>
             <w:r>
               <w:t xml:space="preserve"> </w:t>
             </w:r>
             <w:r>
-              <w:rPr>
-                <w:rFonts w:hint="eastAsia"/>
-              </w:rPr>
-              <w:t xml:space="preserve">0.85，若樣本</w:t>
-            </w:r>
-            <w:r>
-              <w:t xml:space="preserve"> &gt; 18 </w:t>
-            </w:r>
-            <w:r>
-              <w:rPr>
-                <w:rFonts w:hint="eastAsia"/>
-              </w:rPr>
-              <w:t xml:space="preserve">筆再</w:t>
-            </w:r>
-            <w:r>
-              <w:t xml:space="preserve"> +0.1</w:t>
+              <w:t xml:space="preserve">~ </w:t>
+            </w:r>
+            <w:r>
+              <w:rPr>
+                <w:rFonts w:hint="eastAsia"/>
+              </w:rPr>
+              <w:t xml:space="preserve">無上限</w:t>
+            </w:r>
+          </w:p>
+        </w:tc>
+        <w:tc>
+          <w:tcPr/>
+          <w:p>
+            <w:pPr>
+              <w:pStyle w:val="Compact"/>
+              <w:jc w:val="left"/>
+            </w:pPr>
+            <w:r>
+              <w:rPr>
+                <w:rFonts w:hint="eastAsia"/>
+              </w:rPr>
+              <w:t xml:space="preserve">設備回報</w:t>
+            </w:r>
+          </w:p>
+        </w:tc>
+        <w:tc>
+          <w:tcPr/>
+          <w:p>
+            <w:pPr>
+              <w:pStyle w:val="Compact"/>
+              <w:jc w:val="left"/>
+            </w:pPr>
+            <w:r>
+              <w:rPr>
+                <w:rFonts w:hint="eastAsia"/>
+              </w:rPr>
+              <w:t xml:space="preserve">不可修正的</w:t>
+            </w:r>
+            <w:r>
+              <w:t xml:space="preserve"> FEC </w:t>
+            </w:r>
+            <w:r>
+              <w:rPr>
+                <w:rFonts w:hint="eastAsia"/>
+              </w:rPr>
+              <w:t xml:space="preserve">錯誤，導致掉包的直接元凶</w:t>
             </w:r>
           </w:p>
         </w:tc>
@@ -2560,31 +2041,32 @@
       </w:r>
     </w:p>
     <w:bookmarkEnd w:id="10"/>
-    <w:bookmarkStart w:id="11" w:name="證據生成層-proofcard-pc-min---m13_fp_lite"/>
+    <w:bookmarkEnd w:id="11"/>
+    <w:bookmarkStart w:id="13" w:name="Xdcab8ca1c16d7585759e04a7501fcf1cbdc4cde"/>
     <w:p>
       <w:pPr>
         <w:pStyle w:val="Heading2"/>
       </w:pPr>
       <w:r>
-        <w:t xml:space="preserve">🪪 3. </w:t>
-      </w:r>
-      <w:r>
-        <w:rPr>
-          <w:rFonts w:hint="eastAsia"/>
-        </w:rPr>
-        <w:t xml:space="preserve">證據生成層</w:t>
-      </w:r>
-      <w:r>
-        <w:t xml:space="preserve"> (ProofCard / PC-Min -</w:t>
-      </w:r>
-      <w:r>
-        <w:t xml:space="preserve"> </w:t>
-      </w:r>
-      <w:r>
-        <w:rPr>
-          <w:rStyle w:val="VerbatimChar"/>
-        </w:rPr>
-        <w:t xml:space="preserve">M13_fp_lite</w:t>
+        <w:t xml:space="preserve">🕵️‍♂️ 2. </w:t>
+      </w:r>
+      <w:r>
+        <w:rPr>
+          <w:rFonts w:hint="eastAsia"/>
+        </w:rPr>
+        <w:t xml:space="preserve">狀態驗證層</w:t>
+      </w:r>
+      <w:r>
+        <w:t xml:space="preserve"> (Install Verifier -</w:t>
+      </w:r>
+      <w:r>
+        <w:t xml:space="preserve"> </w:t>
+      </w:r>
+      <w:r>
+        <w:rPr>
+          <w:rStyle w:val="VerbatimChar"/>
+        </w:rPr>
+        <w:t xml:space="preserve">M20_install_verify</w:t>
       </w:r>
       <w:r>
         <w:t xml:space="preserve">)</w:t>
@@ -2598,907 +2080,1091 @@
         <w:rPr>
           <w:rFonts w:hint="eastAsia"/>
         </w:rPr>
-        <w:t xml:space="preserve">當觸發</w:t>
-      </w:r>
-      <w:r>
-        <w:t xml:space="preserve"> OBH </w:t>
-      </w:r>
-      <w:r>
-        <w:rPr>
-          <w:rFonts w:hint="eastAsia"/>
-        </w:rPr>
-        <w:t xml:space="preserve">(一鍵產出)</w:t>
-      </w:r>
-      <w:r>
-        <w:t xml:space="preserve"> </w:t>
-      </w:r>
-      <w:r>
-        <w:rPr>
-          <w:rFonts w:hint="eastAsia"/>
-        </w:rPr>
-        <w:t xml:space="preserve">或要求出示證據包時，所形成的最終事實紀錄。</w:t>
+        <w:t xml:space="preserve">用來瞬間判斷該區間數據是否達標的檢測結果。</w:t>
       </w:r>
     </w:p>
-    <w:tbl>
-      <w:tblPr>
-        <w:tblStyle w:val="Table"/>
-        <w:tblW w:type="pct" w:w="5000"/>
-        <w:tblLayout w:type="fixed"/>
-        <w:tblLook w:firstRow="1" w:lastRow="0" w:firstColumn="0" w:lastColumn="0" w:noHBand="0" w:noVBand="0" w:val="0020"/>
-      </w:tblPr>
-      <w:tblGrid>
-        <w:gridCol w:w="1584"/>
-        <w:gridCol w:w="1584"/>
-        <w:gridCol w:w="1584"/>
-        <w:gridCol w:w="1584"/>
-        <w:gridCol w:w="1584"/>
-      </w:tblGrid>
-      <w:tr>
-        <w:trPr>
-          <w:tblHeader w:val="on"/>
-        </w:trPr>
-        <w:tc>
-          <w:tcPr/>
-          <w:p>
-            <w:pPr>
-              <w:pStyle w:val="Compact"/>
-              <w:jc w:val="left"/>
-            </w:pPr>
-            <w:r>
-              <w:rPr>
-                <w:rFonts w:hint="eastAsia"/>
-              </w:rPr>
-              <w:t xml:space="preserve">欄位名稱</w:t>
-            </w:r>
-          </w:p>
-        </w:tc>
-        <w:tc>
-          <w:tcPr/>
-          <w:p>
-            <w:pPr>
-              <w:pStyle w:val="Compact"/>
-              <w:jc w:val="left"/>
-            </w:pPr>
-            <w:r>
-              <w:rPr>
-                <w:rFonts w:hint="eastAsia"/>
-              </w:rPr>
-              <w:t xml:space="preserve">當前結果</w:t>
-            </w:r>
-            <w:r>
-              <w:t xml:space="preserve"> </w:t>
-            </w:r>
-            <w:r>
-              <w:rPr>
-                <w:rFonts w:hint="eastAsia"/>
-              </w:rPr>
-              <w:t xml:space="preserve">(型態範例)</w:t>
-            </w:r>
-          </w:p>
-        </w:tc>
-        <w:tc>
-          <w:tcPr/>
-          <w:p>
-            <w:pPr>
-              <w:pStyle w:val="Compact"/>
-              <w:jc w:val="left"/>
-            </w:pPr>
-            <w:r>
-              <w:rPr>
-                <w:rFonts w:hint="eastAsia"/>
-              </w:rPr>
-              <w:t xml:space="preserve">可能結果</w:t>
-            </w:r>
-            <w:r>
-              <w:t xml:space="preserve"> </w:t>
-            </w:r>
-            <w:r>
-              <w:rPr>
-                <w:rFonts w:hint="eastAsia"/>
-              </w:rPr>
-              <w:t xml:space="preserve">(列舉值)</w:t>
-            </w:r>
-          </w:p>
-        </w:tc>
-        <w:tc>
-          <w:tcPr/>
-          <w:p>
-            <w:pPr>
-              <w:pStyle w:val="Compact"/>
-              <w:jc w:val="left"/>
-            </w:pPr>
-            <w:r>
-              <w:rPr>
-                <w:rFonts w:hint="eastAsia"/>
-              </w:rPr>
-              <w:t xml:space="preserve">判斷依據</w:t>
-            </w:r>
-            <w:r>
-              <w:t xml:space="preserve"> </w:t>
-            </w:r>
-            <w:r>
-              <w:rPr>
-                <w:rFonts w:hint="eastAsia"/>
-              </w:rPr>
-              <w:t xml:space="preserve">(程式邏輯)</w:t>
-            </w:r>
-          </w:p>
-        </w:tc>
-        <w:tc>
-          <w:tcPr/>
-          <w:p>
-            <w:pPr>
-              <w:pStyle w:val="Compact"/>
-              <w:jc w:val="left"/>
-            </w:pPr>
-            <w:r>
-              <w:rPr>
-                <w:rFonts w:hint="eastAsia"/>
-              </w:rPr>
-              <w:t xml:space="preserve">說明</w:t>
-            </w:r>
-          </w:p>
-        </w:tc>
-      </w:tr>
-      <w:tr>
-        <w:tc>
-          <w:tcPr/>
-          <w:p>
-            <w:pPr>
-              <w:pStyle w:val="Compact"/>
-              <w:jc w:val="left"/>
-            </w:pPr>
-            <w:r>
-              <w:rPr>
-                <w:rStyle w:val="VerbatimChar"/>
-              </w:rPr>
-              <w:t xml:space="preserve">status</w:t>
-            </w:r>
-          </w:p>
-        </w:tc>
-        <w:tc>
-          <w:tcPr/>
-          <w:p>
-            <w:pPr>
-              <w:pStyle w:val="Compact"/>
-              <w:jc w:val="left"/>
-            </w:pPr>
-            <w:r>
-              <w:rPr>
-                <w:rStyle w:val="VerbatimChar"/>
-              </w:rPr>
-              <w:t xml:space="preserve">"NOT_READY"</w:t>
-            </w:r>
-            <w:r>
-              <w:t xml:space="preserve"> </w:t>
-            </w:r>
-            <w:r>
-              <w:t xml:space="preserve">(str)</w:t>
-            </w:r>
-          </w:p>
-        </w:tc>
-        <w:tc>
-          <w:tcPr/>
-          <w:p>
-            <w:pPr>
-              <w:pStyle w:val="Compact"/>
-              <w:jc w:val="left"/>
-            </w:pPr>
-            <w:r>
-              <w:rPr>
-                <w:rStyle w:val="VerbatimChar"/>
-              </w:rPr>
-              <w:t xml:space="preserve">"READY"</w:t>
-            </w:r>
-            <w:r>
-              <w:t xml:space="preserve">,</w:t>
-            </w:r>
-            <w:r>
-              <w:t xml:space="preserve"> </w:t>
-            </w:r>
-            <w:r>
-              <w:rPr>
-                <w:rStyle w:val="VerbatimChar"/>
-              </w:rPr>
-              <w:t xml:space="preserve">"NOT_READY"</w:t>
-            </w:r>
-            <w:r>
-              <w:t xml:space="preserve">,</w:t>
-            </w:r>
-            <w:r>
-              <w:t xml:space="preserve"> </w:t>
-            </w:r>
-            <w:r>
-              <w:rPr>
-                <w:rStyle w:val="VerbatimChar"/>
-              </w:rPr>
-              <w:t xml:space="preserve">"INSUFFICIENT_EVIDENCE"</w:t>
-            </w:r>
-          </w:p>
-        </w:tc>
-        <w:tc>
-          <w:tcPr/>
-          <w:p>
-            <w:pPr>
-              <w:pStyle w:val="Compact"/>
-              <w:jc w:val="left"/>
-            </w:pPr>
-            <w:r>
-              <w:rPr>
-                <w:rFonts w:hint="eastAsia"/>
-              </w:rPr>
-              <w:t xml:space="preserve">檢查</w:t>
-            </w:r>
-            <w:r>
-              <w:t xml:space="preserve"> </w:t>
-            </w:r>
-            <w:r>
-              <w:rPr>
-                <w:rStyle w:val="VerbatimChar"/>
-              </w:rPr>
-              <w:t xml:space="preserve">reasons</w:t>
-            </w:r>
-            <w:r>
-              <w:t xml:space="preserve"> </w:t>
-            </w:r>
-            <w:r>
-              <w:rPr>
-                <w:rFonts w:hint="eastAsia"/>
-              </w:rPr>
-              <w:t xml:space="preserve">是否為空或樣本不足</w:t>
-            </w:r>
-          </w:p>
-        </w:tc>
-        <w:tc>
-          <w:tcPr/>
-          <w:p>
-            <w:pPr>
-              <w:pStyle w:val="Compact"/>
-              <w:jc w:val="left"/>
-            </w:pPr>
-            <w:r>
-              <w:t xml:space="preserve">ProofCard </w:t>
-            </w:r>
-            <w:r>
-              <w:rPr>
-                <w:rFonts w:hint="eastAsia"/>
-              </w:rPr>
-              <w:t xml:space="preserve">本身的整備狀態</w:t>
-            </w:r>
-          </w:p>
-        </w:tc>
-      </w:tr>
-      <w:tr>
-        <w:tc>
-          <w:tcPr/>
-          <w:p>
-            <w:pPr>
-              <w:pStyle w:val="Compact"/>
-              <w:jc w:val="left"/>
-            </w:pPr>
-            <w:r>
-              <w:rPr>
-                <w:rStyle w:val="VerbatimChar"/>
-              </w:rPr>
-              <w:t xml:space="preserve">diagnosis_code</w:t>
-            </w:r>
-          </w:p>
-        </w:tc>
-        <w:tc>
-          <w:tcPr/>
-          <w:p>
-            <w:pPr>
-              <w:pStyle w:val="Compact"/>
-              <w:jc w:val="left"/>
-            </w:pPr>
-            <w:r>
-              <w:rPr>
-                <w:rStyle w:val="VerbatimChar"/>
-              </w:rPr>
-              <w:t xml:space="preserve">"WIFI_CONGESTION"</w:t>
-            </w:r>
-            <w:r>
-              <w:t xml:space="preserve"> </w:t>
-            </w:r>
-            <w:r>
-              <w:t xml:space="preserve">(str)</w:t>
-            </w:r>
-          </w:p>
-        </w:tc>
-        <w:tc>
-          <w:tcPr/>
-          <w:p>
-            <w:pPr>
-              <w:pStyle w:val="Compact"/>
-              <w:jc w:val="left"/>
-            </w:pPr>
-            <w:r>
-              <w:rPr>
-                <w:rStyle w:val="VerbatimChar"/>
-              </w:rPr>
-              <w:t xml:space="preserve">"WAN_UNSTABLE", "WIFI_CONGESTION", "MESH_FLAP", "UNKNOWN"</w:t>
-            </w:r>
-            <w:r>
-              <w:t xml:space="preserve"> </w:t>
-            </w:r>
-            <w:r>
-              <w:rPr>
-                <w:rFonts w:hint="eastAsia"/>
-              </w:rPr>
-              <w:t xml:space="preserve">等</w:t>
-            </w:r>
-          </w:p>
-        </w:tc>
-        <w:tc>
-          <w:tcPr/>
-          <w:p>
-            <w:pPr>
-              <w:pStyle w:val="Compact"/>
-              <w:jc w:val="left"/>
-            </w:pPr>
-            <w:r>
-              <w:rPr>
-                <w:rFonts w:hint="eastAsia"/>
-              </w:rPr>
-              <w:t xml:space="preserve">基於</w:t>
-            </w:r>
-            <w:r>
-              <w:t xml:space="preserve"> M13 </w:t>
-            </w:r>
-            <w:r>
-              <w:rPr>
-                <w:rFonts w:hint="eastAsia"/>
-              </w:rPr>
-              <w:t xml:space="preserve">傳回的錯誤代碼推導</w:t>
-            </w:r>
-          </w:p>
-        </w:tc>
-        <w:tc>
-          <w:tcPr/>
-          <w:p>
-            <w:pPr>
-              <w:pStyle w:val="Compact"/>
-              <w:jc w:val="left"/>
-            </w:pPr>
-            <w:r>
-              <w:rPr>
-                <w:rFonts w:hint="eastAsia"/>
-              </w:rPr>
-              <w:t xml:space="preserve">該證據卡總結的異常根本原因分類</w:t>
-            </w:r>
-          </w:p>
-        </w:tc>
-      </w:tr>
-      <w:tr>
-        <w:tc>
-          <w:tcPr/>
-          <w:p>
-            <w:pPr>
-              <w:pStyle w:val="Compact"/>
-              <w:jc w:val="left"/>
-            </w:pPr>
-            <w:r>
-              <w:rPr>
-                <w:rStyle w:val="VerbatimChar"/>
-              </w:rPr>
-              <w:t xml:space="preserve">reason_code</w:t>
-            </w:r>
-          </w:p>
-        </w:tc>
-        <w:tc>
-          <w:tcPr/>
-          <w:p>
-            <w:pPr>
-              <w:pStyle w:val="Compact"/>
-              <w:jc w:val="left"/>
-            </w:pPr>
-            <w:r>
-              <w:rPr>
-                <w:rStyle w:val="VerbatimChar"/>
-              </w:rPr>
-              <w:t xml:space="preserve">["T3T4_RETRY_BURST"]</w:t>
-            </w:r>
-            <w:r>
-              <w:t xml:space="preserve"> </w:t>
-            </w:r>
-            <w:r>
-              <w:t xml:space="preserve">(List[str])</w:t>
-            </w:r>
-          </w:p>
-        </w:tc>
-        <w:tc>
-          <w:tcPr/>
-          <w:p>
-            <w:pPr>
-              <w:pStyle w:val="Compact"/>
-              <w:jc w:val="left"/>
-            </w:pPr>
-            <w:r>
-              <w:rPr>
-                <w:rStyle w:val="VerbatimChar"/>
-              </w:rPr>
-              <w:t xml:space="preserve">"P95_RTT_TOO_HIGH", "PLANT_IMPAIRMENT_SUSPECT", "LOW_PHY_RATE"</w:t>
-            </w:r>
-            <w:r>
-              <w:t xml:space="preserve">…</w:t>
-            </w:r>
-          </w:p>
-        </w:tc>
-        <w:tc>
-          <w:tcPr/>
-          <w:p>
-            <w:pPr>
-              <w:pStyle w:val="Compact"/>
-              <w:jc w:val="left"/>
-            </w:pPr>
-            <w:r>
-              <w:t xml:space="preserve">Profiler </w:t>
-            </w:r>
-            <w:r>
-              <w:rPr>
-                <w:rFonts w:hint="eastAsia"/>
-              </w:rPr>
-              <w:t xml:space="preserve">掃描每項</w:t>
-            </w:r>
-            <w:r>
-              <w:t xml:space="preserve"> Threshold </w:t>
-            </w:r>
-            <w:r>
-              <w:rPr>
-                <w:rFonts w:hint="eastAsia"/>
-              </w:rPr>
-              <w:t xml:space="preserve">突破時記錄</w:t>
-            </w:r>
-          </w:p>
-        </w:tc>
-        <w:tc>
-          <w:tcPr/>
-          <w:p>
-            <w:pPr>
-              <w:pStyle w:val="Compact"/>
-              <w:jc w:val="left"/>
-            </w:pPr>
-            <w:r>
-              <w:rPr>
-                <w:rFonts w:hint="eastAsia"/>
-              </w:rPr>
-              <w:t xml:space="preserve">列出所有未達標的具體量測項目代碼</w:t>
-            </w:r>
-          </w:p>
-        </w:tc>
-      </w:tr>
-      <w:tr>
-        <w:tc>
-          <w:tcPr/>
-          <w:p>
-            <w:pPr>
-              <w:pStyle w:val="Compact"/>
-              <w:jc w:val="left"/>
-            </w:pPr>
-            <w:r>
-              <w:rPr>
-                <w:rStyle w:val="VerbatimChar"/>
-              </w:rPr>
-              <w:t xml:space="preserve">validity_grade</w:t>
-            </w:r>
-          </w:p>
-        </w:tc>
-        <w:tc>
-          <w:tcPr/>
-          <w:p>
-            <w:pPr>
-              <w:pStyle w:val="Compact"/>
-              <w:jc w:val="left"/>
-            </w:pPr>
-            <w:r>
-              <w:rPr>
-                <w:rStyle w:val="VerbatimChar"/>
-              </w:rPr>
-              <w:t xml:space="preserve">"DELIVERY_GRADE"</w:t>
-            </w:r>
-            <w:r>
-              <w:t xml:space="preserve"> </w:t>
-            </w:r>
-            <w:r>
-              <w:t xml:space="preserve">(str)</w:t>
-            </w:r>
-          </w:p>
-        </w:tc>
-        <w:tc>
-          <w:tcPr/>
-          <w:p>
-            <w:pPr>
-              <w:pStyle w:val="Compact"/>
-              <w:jc w:val="left"/>
-            </w:pPr>
-            <w:r>
-              <w:rPr>
-                <w:rStyle w:val="VerbatimChar"/>
-              </w:rPr>
-              <w:t xml:space="preserve">"DELIVERY_GRADE"</w:t>
-            </w:r>
-            <w:r>
-              <w:t xml:space="preserve">,</w:t>
-            </w:r>
-            <w:r>
-              <w:t xml:space="preserve"> </w:t>
-            </w:r>
-            <w:r>
-              <w:rPr>
-                <w:rStyle w:val="VerbatimChar"/>
-              </w:rPr>
-              <w:t xml:space="preserve">"CLOSURE_GRADE"</w:t>
-            </w:r>
-            <w:r>
-              <w:t xml:space="preserve">,</w:t>
-            </w:r>
-            <w:r>
-              <w:t xml:space="preserve"> </w:t>
-            </w:r>
-            <w:r>
-              <w:rPr>
-                <w:rStyle w:val="VerbatimChar"/>
-              </w:rPr>
-              <w:t xml:space="preserve">"UNKNOWN"</w:t>
-            </w:r>
-          </w:p>
-        </w:tc>
-        <w:tc>
-          <w:tcPr/>
-          <w:p>
-            <w:pPr>
-              <w:pStyle w:val="Compact"/>
-              <w:jc w:val="left"/>
-            </w:pPr>
-            <w:r>
-              <w:rPr>
-                <w:rFonts w:hint="eastAsia"/>
-              </w:rPr>
-              <w:t xml:space="preserve">預設為</w:t>
-            </w:r>
-            <w:r>
-              <w:t xml:space="preserve"> </w:t>
-            </w:r>
-            <w:r>
-              <w:rPr>
-                <w:rFonts w:hint="eastAsia"/>
-              </w:rPr>
-              <w:t xml:space="preserve">DELIVERY，經</w:t>
-            </w:r>
-            <w:r>
-              <w:t xml:space="preserve"> M22 BYUSE </w:t>
-            </w:r>
-            <w:r>
-              <w:rPr>
-                <w:rFonts w:hint="eastAsia"/>
-              </w:rPr>
-              <w:t xml:space="preserve">校驗後決定</w:t>
-            </w:r>
-          </w:p>
-        </w:tc>
-        <w:tc>
-          <w:tcPr/>
-          <w:p>
-            <w:pPr>
-              <w:pStyle w:val="Compact"/>
-              <w:jc w:val="left"/>
-            </w:pPr>
-            <w:r>
-              <w:rPr>
-                <w:rFonts w:hint="eastAsia"/>
-              </w:rPr>
-              <w:t xml:space="preserve">此證據卡可被採信的法律與合約位階</w:t>
-            </w:r>
-          </w:p>
-        </w:tc>
-      </w:tr>
-      <w:tr>
-        <w:tc>
-          <w:tcPr/>
-          <w:p>
-            <w:pPr>
-              <w:pStyle w:val="Compact"/>
-              <w:jc w:val="left"/>
-            </w:pPr>
-            <w:r>
-              <w:rPr>
-                <w:rStyle w:val="VerbatimChar"/>
-              </w:rPr>
-              <w:t xml:space="preserve">health_checks</w:t>
-            </w:r>
-          </w:p>
-        </w:tc>
-        <w:tc>
-          <w:tcPr/>
-          <w:p>
-            <w:pPr>
-              <w:pStyle w:val="Compact"/>
-              <w:jc w:val="left"/>
-            </w:pPr>
-            <w:r>
-              <w:rPr>
-                <w:rStyle w:val="VerbatimChar"/>
-              </w:rPr>
-              <w:t xml:space="preserve">[{...}]</w:t>
-            </w:r>
-            <w:r>
-              <w:t xml:space="preserve"> </w:t>
-            </w:r>
-            <w:r>
-              <w:t xml:space="preserve">(List[CheckResult])</w:t>
-            </w:r>
-          </w:p>
-        </w:tc>
-        <w:tc>
-          <w:tcPr/>
-          <w:p>
-            <w:pPr>
-              <w:pStyle w:val="Compact"/>
-              <w:jc w:val="left"/>
-            </w:pPr>
-            <w:r>
-              <w:rPr>
-                <w:rStyle w:val="VerbatimChar"/>
-              </w:rPr>
-              <w:t xml:space="preserve">[{name, threshold, actual, status, reason}]</w:t>
-            </w:r>
-          </w:p>
-        </w:tc>
-        <w:tc>
-          <w:tcPr/>
-          <w:p>
-            <w:pPr>
-              <w:pStyle w:val="Compact"/>
-              <w:jc w:val="left"/>
-            </w:pPr>
-            <w:r>
-              <w:rPr>
-                <w:rStyle w:val="VerbatimChar"/>
-              </w:rPr>
-              <w:t xml:space="preserve">ProfileBase.check()</w:t>
-            </w:r>
-            <w:r>
-              <w:t xml:space="preserve"> </w:t>
-            </w:r>
-            <w:r>
-              <w:rPr>
-                <w:rFonts w:hint="eastAsia"/>
-              </w:rPr>
-              <w:t xml:space="preserve">結果陣列</w:t>
-            </w:r>
-          </w:p>
-        </w:tc>
-        <w:tc>
-          <w:tcPr/>
-          <w:p>
-            <w:pPr>
-              <w:pStyle w:val="Compact"/>
-              <w:jc w:val="left"/>
-            </w:pPr>
-            <w:r>
-              <w:rPr>
-                <w:rFonts w:hint="eastAsia"/>
-              </w:rPr>
-              <w:t xml:space="preserve">詳細條列</w:t>
-            </w:r>
-            <w:r>
-              <w:t xml:space="preserve"> Threshold </w:t>
-            </w:r>
-            <w:r>
-              <w:rPr>
-                <w:rFonts w:hint="eastAsia"/>
-              </w:rPr>
-              <w:t xml:space="preserve">的過關/失敗細節</w:t>
-            </w:r>
-          </w:p>
-        </w:tc>
-      </w:tr>
-      <w:tr>
-        <w:tc>
-          <w:tcPr/>
-          <w:p>
-            <w:pPr>
-              <w:pStyle w:val="Compact"/>
-              <w:jc w:val="left"/>
-            </w:pPr>
-            <w:r>
-              <w:rPr>
-                <w:rStyle w:val="VerbatimChar"/>
-              </w:rPr>
-              <w:t xml:space="preserve">outcome_facet</w:t>
-            </w:r>
-          </w:p>
-        </w:tc>
-        <w:tc>
-          <w:tcPr/>
-          <w:p>
-            <w:pPr>
-              <w:pStyle w:val="Compact"/>
-              <w:jc w:val="left"/>
-            </w:pPr>
-            <w:r>
-              <w:rPr>
-                <w:rStyle w:val="VerbatimChar"/>
-              </w:rPr>
-              <w:t xml:space="preserve">[{"name": "rtt_p95",...}]</w:t>
-            </w:r>
-            <w:r>
-              <w:t xml:space="preserve"> </w:t>
-            </w:r>
-            <w:r>
-              <w:t xml:space="preserve">(List[Dict])</w:t>
-            </w:r>
-          </w:p>
-        </w:tc>
-        <w:tc>
-          <w:tcPr/>
-          <w:p>
-            <w:pPr>
-              <w:pStyle w:val="Compact"/>
-              <w:jc w:val="left"/>
-            </w:pPr>
-            <w:r>
-              <w:rPr>
-                <w:rFonts w:hint="eastAsia"/>
-              </w:rPr>
-              <w:t xml:space="preserve">包含指標名稱、數值、單位的字典清單</w:t>
-            </w:r>
-          </w:p>
-        </w:tc>
-        <w:tc>
-          <w:tcPr/>
-          <w:p>
-            <w:pPr>
-              <w:pStyle w:val="Compact"/>
-              <w:jc w:val="left"/>
-            </w:pPr>
-            <w:r>
-              <w:rPr>
-                <w:rFonts w:hint="eastAsia"/>
-              </w:rPr>
-              <w:t xml:space="preserve">抽取最關鍵的指標</w:t>
-            </w:r>
-            <w:r>
-              <w:t xml:space="preserve"> (FAILED </w:t>
-            </w:r>
-            <w:r>
-              <w:rPr>
-                <w:rFonts w:hint="eastAsia"/>
-              </w:rPr>
-              <w:t xml:space="preserve">時取</w:t>
-            </w:r>
-            <w:r>
-              <w:t xml:space="preserve"> p95)</w:t>
-            </w:r>
-          </w:p>
-        </w:tc>
-        <w:tc>
-          <w:tcPr/>
-          <w:p>
-            <w:pPr>
-              <w:pStyle w:val="Compact"/>
-              <w:jc w:val="left"/>
-            </w:pPr>
-            <w:r>
-              <w:rPr>
-                <w:rFonts w:hint="eastAsia"/>
-              </w:rPr>
-              <w:t xml:space="preserve">呈現於</w:t>
-            </w:r>
-            <w:r>
-              <w:t xml:space="preserve"> UI </w:t>
-            </w:r>
-            <w:r>
-              <w:rPr>
-                <w:rFonts w:hint="eastAsia"/>
-              </w:rPr>
-              <w:t xml:space="preserve">面板上的關鍵指標數值摘要</w:t>
-            </w:r>
-          </w:p>
-        </w:tc>
-      </w:tr>
-      <w:tr>
-        <w:tc>
-          <w:tcPr/>
-          <w:p>
-            <w:pPr>
-              <w:pStyle w:val="Compact"/>
-              <w:jc w:val="left"/>
-            </w:pPr>
-            <w:r>
-              <w:rPr>
-                <w:rStyle w:val="VerbatimChar"/>
-              </w:rPr>
-              <w:t xml:space="preserve">missing_evidence_class</w:t>
-            </w:r>
-          </w:p>
-        </w:tc>
-        <w:tc>
-          <w:tcPr/>
-          <w:p>
-            <w:pPr>
-              <w:pStyle w:val="Compact"/>
-              <w:jc w:val="left"/>
-            </w:pPr>
-            <w:r>
-              <w:rPr>
-                <w:rStyle w:val="VerbatimChar"/>
-              </w:rPr>
-              <w:t xml:space="preserve">["PRIVACY_POLICY_MISSING"]</w:t>
-            </w:r>
-          </w:p>
-        </w:tc>
-        <w:tc>
-          <w:tcPr/>
-          <w:p>
-            <w:pPr>
-              <w:pStyle w:val="Compact"/>
-              <w:jc w:val="left"/>
-            </w:pPr>
-            <w:r>
-              <w:rPr>
-                <w:rFonts w:hint="eastAsia"/>
-              </w:rPr>
-              <w:t xml:space="preserve">空陣列或各類型</w:t>
-            </w:r>
-            <w:r>
-              <w:t xml:space="preserve"> missing class string</w:t>
-            </w:r>
-          </w:p>
-        </w:tc>
-        <w:tc>
-          <w:tcPr/>
-          <w:p>
-            <w:pPr>
-              <w:pStyle w:val="Compact"/>
-              <w:jc w:val="left"/>
-            </w:pPr>
-            <w:r>
-              <w:rPr>
-                <w:rFonts w:hint="eastAsia"/>
-              </w:rPr>
-              <w:t xml:space="preserve">在</w:t>
-            </w:r>
-            <w:r>
-              <w:t xml:space="preserve"> </w:t>
-            </w:r>
-            <w:r>
-              <w:rPr>
-                <w:rStyle w:val="VerbatimChar"/>
-              </w:rPr>
-              <w:t xml:space="preserve">M22</w:t>
-            </w:r>
-            <w:r>
-              <w:t xml:space="preserve"> </w:t>
-            </w:r>
-            <w:r>
-              <w:t xml:space="preserve">Base Validity Hook </w:t>
-            </w:r>
-            <w:r>
-              <w:rPr>
-                <w:rFonts w:hint="eastAsia"/>
-              </w:rPr>
-              <w:t xml:space="preserve">中檢查</w:t>
-            </w:r>
-          </w:p>
-        </w:tc>
-        <w:tc>
-          <w:tcPr/>
-          <w:p>
-            <w:pPr>
-              <w:pStyle w:val="Compact"/>
-              <w:jc w:val="left"/>
-            </w:pPr>
-            <w:r>
-              <w:rPr>
-                <w:rFonts w:hint="eastAsia"/>
-              </w:rPr>
-              <w:t xml:space="preserve">記載缺少了什麼要件導致證據無法完整</w:t>
-            </w:r>
-          </w:p>
-        </w:tc>
-      </w:tr>
-    </w:tbl>
+    <w:p>
+      <w:pPr>
+        <w:pStyle w:val="SourceCode"/>
+      </w:pPr>
+      <w:r>
+        <w:rPr>
+          <w:rStyle w:val="VerbatimChar"/>
+        </w:rPr>
+        <w:t xml:space="preserve">graph TD</w:t>
+      </w:r>
+      <w:r>
+        <w:br/>
+      </w:r>
+      <w:r>
+        <w:rPr>
+          <w:rStyle w:val="VerbatimChar"/>
+        </w:rPr>
+        <w:t xml:space="preserve">    A[Start M20 Verification] --&gt; B{DNS Status OK?}</w:t>
+      </w:r>
+      <w:r>
+        <w:br/>
+      </w:r>
+      <w:r>
+        <w:rPr>
+          <w:rStyle w:val="VerbatimChar"/>
+        </w:rPr>
+        <w:t xml:space="preserve">    B -- FAIL --&gt; C[readiness_verdict = FAIL]</w:t>
+      </w:r>
+      <w:r>
+        <w:br/>
+      </w:r>
+      <w:r>
+        <w:rPr>
+          <w:rStyle w:val="VerbatimChar"/>
+        </w:rPr>
+        <w:t xml:space="preserve">    C --&gt; D[dominant_factor = 'WAN (DNS)']</w:t>
+      </w:r>
+      <w:r>
+        <w:br/>
+      </w:r>
+      <w:r>
+        <w:rPr>
+          <w:rStyle w:val="VerbatimChar"/>
+        </w:rPr>
+        <w:t xml:space="preserve">    B -- OK --&gt; E{Check M13 Profile Thresholds}</w:t>
+      </w:r>
+      <w:r>
+        <w:br/>
+      </w:r>
+      <w:r>
+        <w:rPr>
+          <w:rStyle w:val="VerbatimChar"/>
+        </w:rPr>
+        <w:t xml:space="preserve">    E -- All PASS --&gt; F[readiness_verdict = PASS]</w:t>
+      </w:r>
+      <w:r>
+        <w:br/>
+      </w:r>
+      <w:r>
+        <w:rPr>
+          <w:rStyle w:val="VerbatimChar"/>
+        </w:rPr>
+        <w:t xml:space="preserve">    F --&gt; G[closure_readiness = ready]</w:t>
+      </w:r>
+      <w:r>
+        <w:br/>
+      </w:r>
+      <w:r>
+        <w:rPr>
+          <w:rStyle w:val="VerbatimChar"/>
+        </w:rPr>
+        <w:t xml:space="preserve">    E -- Any FAIL --&gt; H[readiness_verdict = FAIL]</w:t>
+      </w:r>
+      <w:r>
+        <w:br/>
+      </w:r>
+      <w:r>
+        <w:rPr>
+          <w:rStyle w:val="VerbatimChar"/>
+        </w:rPr>
+        <w:t xml:space="preserve">    H --&gt; I[closure_readiness = not_ready]</w:t>
+      </w:r>
+      <w:r>
+        <w:br/>
+      </w:r>
+      <w:r>
+        <w:rPr>
+          <w:rStyle w:val="VerbatimChar"/>
+        </w:rPr>
+        <w:t xml:space="preserve">    I --&gt; J[dominant_factor = First ReasonCode Translation]</w:t>
+      </w:r>
+    </w:p>
+    <w:bookmarkStart w:id="12" w:name="欄位詳情"/>
+    <w:p>
+      <w:pPr>
+        <w:pStyle w:val="Heading3"/>
+      </w:pPr>
+      <w:r>
+        <w:rPr>
+          <w:rFonts w:hint="eastAsia"/>
+        </w:rPr>
+        <w:t xml:space="preserve">欄位詳情</w:t>
+      </w:r>
+    </w:p>
+    <w:p>
+      <w:pPr>
+        <w:pStyle w:val="Compact"/>
+        <w:numPr>
+          <w:ilvl w:val="0"/>
+          <w:numId w:val="1001"/>
+        </w:numPr>
+      </w:pPr>
+      <w:r>
+        <w:rPr>
+          <w:rStyle w:val="VerbatimChar"/>
+          <w:b/>
+          <w:bCs/>
+        </w:rPr>
+        <w:t xml:space="preserve">readiness_verdict</w:t>
+      </w:r>
+      <w:r>
+        <w:t xml:space="preserve"> </w:t>
+      </w:r>
+      <w:r>
+        <w:t xml:space="preserve">(</w:t>
+      </w:r>
+      <w:r>
+        <w:rPr>
+          <w:rStyle w:val="VerbatimChar"/>
+        </w:rPr>
+        <w:t xml:space="preserve">str</w:t>
+      </w:r>
+      <w:r>
+        <w:t xml:space="preserve">) -</w:t>
+      </w:r>
+      <w:r>
+        <w:t xml:space="preserve"> </w:t>
+      </w:r>
+      <w:r>
+        <w:rPr>
+          <w:rFonts w:hint="eastAsia"/>
+          <w:i/>
+          <w:iCs/>
+        </w:rPr>
+        <w:t xml:space="preserve">判定該安裝或時段是否達標的最終結論</w:t>
+      </w:r>
+    </w:p>
+    <w:p>
+      <w:pPr>
+        <w:pStyle w:val="Compact"/>
+        <w:numPr>
+          <w:ilvl w:val="1"/>
+          <w:numId w:val="1002"/>
+        </w:numPr>
+      </w:pPr>
+      <w:r>
+        <w:rPr>
+          <w:rFonts w:hint="eastAsia"/>
+          <w:b/>
+          <w:bCs/>
+        </w:rPr>
+        <w:t xml:space="preserve">可能值</w:t>
+      </w:r>
+      <w:r>
+        <w:rPr>
+          <w:rFonts w:hint="eastAsia"/>
+        </w:rPr>
+        <w:t xml:space="preserve">：</w:t>
+      </w:r>
+      <w:r>
+        <w:rPr>
+          <w:rStyle w:val="VerbatimChar"/>
+        </w:rPr>
+        <w:t xml:space="preserve">"PASS"</w:t>
+      </w:r>
+      <w:r>
+        <w:t xml:space="preserve">,</w:t>
+      </w:r>
+      <w:r>
+        <w:t xml:space="preserve"> </w:t>
+      </w:r>
+      <w:r>
+        <w:rPr>
+          <w:rStyle w:val="VerbatimChar"/>
+        </w:rPr>
+        <w:t xml:space="preserve">"FAIL"</w:t>
+      </w:r>
+    </w:p>
+    <w:p>
+      <w:pPr>
+        <w:pStyle w:val="Compact"/>
+        <w:numPr>
+          <w:ilvl w:val="1"/>
+          <w:numId w:val="1002"/>
+        </w:numPr>
+      </w:pPr>
+      <w:r>
+        <w:rPr>
+          <w:rFonts w:hint="eastAsia"/>
+          <w:b/>
+          <w:bCs/>
+        </w:rPr>
+        <w:t xml:space="preserve">判斷邏輯</w:t>
+      </w:r>
+      <w:r>
+        <w:rPr>
+          <w:rFonts w:hint="eastAsia"/>
+        </w:rPr>
+        <w:t xml:space="preserve">：</w:t>
+      </w:r>
+    </w:p>
+    <w:p>
+      <w:pPr>
+        <w:pStyle w:val="Compact"/>
+        <w:numPr>
+          <w:ilvl w:val="2"/>
+          <w:numId w:val="1003"/>
+        </w:numPr>
+      </w:pPr>
+      <w:r>
+        <w:rPr>
+          <w:rFonts w:hint="eastAsia"/>
+        </w:rPr>
+        <w:t xml:space="preserve">若</w:t>
+      </w:r>
+      <w:r>
+        <w:t xml:space="preserve"> </w:t>
+      </w:r>
+      <w:r>
+        <w:rPr>
+          <w:rStyle w:val="VerbatimChar"/>
+        </w:rPr>
+        <w:t xml:space="preserve">DNS</w:t>
+      </w:r>
+      <w:r>
+        <w:t xml:space="preserve"> </w:t>
+      </w:r>
+      <w:r>
+        <w:rPr>
+          <w:rFonts w:hint="eastAsia"/>
+        </w:rPr>
+        <w:t xml:space="preserve">為</w:t>
+      </w:r>
+      <w:r>
+        <w:t xml:space="preserve"> </w:t>
+      </w:r>
+      <w:r>
+        <w:rPr>
+          <w:rStyle w:val="VerbatimChar"/>
+        </w:rPr>
+        <w:t xml:space="preserve">FAIL</w:t>
+      </w:r>
+      <w:r>
+        <w:rPr>
+          <w:rFonts w:hint="eastAsia"/>
+        </w:rPr>
+        <w:t xml:space="preserve">，直接判定為</w:t>
+      </w:r>
+      <w:r>
+        <w:t xml:space="preserve"> </w:t>
+      </w:r>
+      <w:r>
+        <w:rPr>
+          <w:rStyle w:val="VerbatimChar"/>
+        </w:rPr>
+        <w:t xml:space="preserve">"FAIL"</w:t>
+      </w:r>
+      <w:r>
+        <w:t xml:space="preserve">。</w:t>
+      </w:r>
+    </w:p>
+    <w:p>
+      <w:pPr>
+        <w:pStyle w:val="Compact"/>
+        <w:numPr>
+          <w:ilvl w:val="2"/>
+          <w:numId w:val="1003"/>
+        </w:numPr>
+      </w:pPr>
+      <w:r>
+        <w:rPr>
+          <w:rFonts w:hint="eastAsia"/>
+        </w:rPr>
+        <w:t xml:space="preserve">若為</w:t>
+      </w:r>
+      <w:r>
+        <w:t xml:space="preserve"> </w:t>
+      </w:r>
+      <w:r>
+        <w:rPr>
+          <w:b/>
+          <w:bCs/>
+        </w:rPr>
+        <w:t xml:space="preserve">Wi-Fi</w:t>
+      </w:r>
+      <w:r>
+        <w:t xml:space="preserve"> </w:t>
+      </w:r>
+      <w:r>
+        <w:rPr>
+          <w:rFonts w:hint="eastAsia"/>
+        </w:rPr>
+        <w:t xml:space="preserve">設備，檢查下列門檻，任一不合格即為</w:t>
+      </w:r>
+      <w:r>
+        <w:t xml:space="preserve"> </w:t>
+      </w:r>
+      <w:r>
+        <w:rPr>
+          <w:rStyle w:val="VerbatimChar"/>
+        </w:rPr>
+        <w:t xml:space="preserve">"FAIL"</w:t>
+      </w:r>
+      <w:r>
+        <w:rPr>
+          <w:rFonts w:hint="eastAsia"/>
+        </w:rPr>
+        <w:t xml:space="preserve">：</w:t>
+      </w:r>
+      <w:r>
+        <w:t xml:space="preserve"> </w:t>
+      </w:r>
+      <w:r>
+        <w:rPr>
+          <w:rStyle w:val="VerbatimChar"/>
+        </w:rPr>
+        <w:t xml:space="preserve">Latency(P95) &lt;= 60ms</w:t>
+      </w:r>
+      <w:r>
+        <w:t xml:space="preserve">,</w:t>
+      </w:r>
+      <w:r>
+        <w:t xml:space="preserve"> </w:t>
+      </w:r>
+      <w:r>
+        <w:rPr>
+          <w:rStyle w:val="VerbatimChar"/>
+        </w:rPr>
+        <w:t xml:space="preserve">Loss(P95) &lt;= 1%</w:t>
+      </w:r>
+      <w:r>
+        <w:t xml:space="preserve">,</w:t>
+      </w:r>
+      <w:r>
+        <w:t xml:space="preserve"> </w:t>
+      </w:r>
+      <w:r>
+        <w:rPr>
+          <w:rStyle w:val="VerbatimChar"/>
+        </w:rPr>
+        <w:t xml:space="preserve">Retry(P95) &lt;= 10%</w:t>
+      </w:r>
+      <w:r>
+        <w:t xml:space="preserve">,</w:t>
+      </w:r>
+      <w:r>
+        <w:t xml:space="preserve"> </w:t>
+      </w:r>
+      <w:r>
+        <w:rPr>
+          <w:rStyle w:val="VerbatimChar"/>
+        </w:rPr>
+        <w:t xml:space="preserve">PhyRate(P50) &gt;= 100Mbps</w:t>
+      </w:r>
+      <w:r>
+        <w:t xml:space="preserve">。</w:t>
+      </w:r>
+    </w:p>
+    <w:p>
+      <w:pPr>
+        <w:pStyle w:val="Compact"/>
+        <w:numPr>
+          <w:ilvl w:val="2"/>
+          <w:numId w:val="1003"/>
+        </w:numPr>
+      </w:pPr>
+      <w:r>
+        <w:rPr>
+          <w:rFonts w:hint="eastAsia"/>
+        </w:rPr>
+        <w:t xml:space="preserve">若為</w:t>
+      </w:r>
+      <w:r>
+        <w:t xml:space="preserve"> </w:t>
+      </w:r>
+      <w:r>
+        <w:rPr>
+          <w:b/>
+          <w:bCs/>
+        </w:rPr>
+        <w:t xml:space="preserve">Cable</w:t>
+      </w:r>
+      <w:r>
+        <w:t xml:space="preserve"> </w:t>
+      </w:r>
+      <w:r>
+        <w:rPr>
+          <w:rFonts w:hint="eastAsia"/>
+        </w:rPr>
+        <w:t xml:space="preserve">設備，檢查下列門檻，任一不合格即為</w:t>
+      </w:r>
+      <w:r>
+        <w:t xml:space="preserve"> </w:t>
+      </w:r>
+      <w:r>
+        <w:rPr>
+          <w:rStyle w:val="VerbatimChar"/>
+        </w:rPr>
+        <w:t xml:space="preserve">"FAIL"</w:t>
+      </w:r>
+      <w:r>
+        <w:rPr>
+          <w:rFonts w:hint="eastAsia"/>
+        </w:rPr>
+        <w:t xml:space="preserve">：</w:t>
+      </w:r>
+      <w:r>
+        <w:t xml:space="preserve"> </w:t>
+      </w:r>
+      <w:r>
+        <w:rPr>
+          <w:rStyle w:val="VerbatimChar"/>
+        </w:rPr>
+        <w:t xml:space="preserve">US_Latency(P95) &lt;= 80ms</w:t>
+      </w:r>
+      <w:r>
+        <w:t xml:space="preserve">,</w:t>
+      </w:r>
+      <w:r>
+        <w:t xml:space="preserve"> </w:t>
+      </w:r>
+      <w:r>
+        <w:rPr>
+          <w:rStyle w:val="VerbatimChar"/>
+        </w:rPr>
+        <w:t xml:space="preserve">OFDM_MER(P5) &gt;= 32dB</w:t>
+      </w:r>
+      <w:r>
+        <w:t xml:space="preserve">。</w:t>
+      </w:r>
+    </w:p>
+    <w:p>
+      <w:pPr>
+        <w:pStyle w:val="Compact"/>
+        <w:numPr>
+          <w:ilvl w:val="2"/>
+          <w:numId w:val="1003"/>
+        </w:numPr>
+      </w:pPr>
+      <w:r>
+        <w:rPr>
+          <w:rFonts w:hint="eastAsia"/>
+        </w:rPr>
+        <w:t xml:space="preserve">全數過關則為</w:t>
+      </w:r>
+      <w:r>
+        <w:t xml:space="preserve"> </w:t>
+      </w:r>
+      <w:r>
+        <w:rPr>
+          <w:rStyle w:val="VerbatimChar"/>
+        </w:rPr>
+        <w:t xml:space="preserve">"PASS"</w:t>
+      </w:r>
+      <w:r>
+        <w:t xml:space="preserve">。</w:t>
+      </w:r>
+    </w:p>
+    <w:p>
+      <w:pPr>
+        <w:pStyle w:val="Compact"/>
+        <w:numPr>
+          <w:ilvl w:val="0"/>
+          <w:numId w:val="1001"/>
+        </w:numPr>
+      </w:pPr>
+      <w:r>
+        <w:rPr>
+          <w:rStyle w:val="VerbatimChar"/>
+          <w:b/>
+          <w:bCs/>
+        </w:rPr>
+        <w:t xml:space="preserve">closure_readiness</w:t>
+      </w:r>
+      <w:r>
+        <w:t xml:space="preserve"> </w:t>
+      </w:r>
+      <w:r>
+        <w:t xml:space="preserve">(</w:t>
+      </w:r>
+      <w:r>
+        <w:rPr>
+          <w:rStyle w:val="VerbatimChar"/>
+        </w:rPr>
+        <w:t xml:space="preserve">str</w:t>
+      </w:r>
+      <w:r>
+        <w:t xml:space="preserve">) -</w:t>
+      </w:r>
+      <w:r>
+        <w:t xml:space="preserve"> </w:t>
+      </w:r>
+      <w:r>
+        <w:rPr>
+          <w:rFonts w:hint="eastAsia"/>
+          <w:i/>
+          <w:iCs/>
+        </w:rPr>
+        <w:t xml:space="preserve">決定工單是否允許被結案</w:t>
+      </w:r>
+    </w:p>
+    <w:p>
+      <w:pPr>
+        <w:pStyle w:val="Compact"/>
+        <w:numPr>
+          <w:ilvl w:val="1"/>
+          <w:numId w:val="1004"/>
+        </w:numPr>
+      </w:pPr>
+      <w:r>
+        <w:rPr>
+          <w:rFonts w:hint="eastAsia"/>
+          <w:b/>
+          <w:bCs/>
+        </w:rPr>
+        <w:t xml:space="preserve">可能值</w:t>
+      </w:r>
+      <w:r>
+        <w:rPr>
+          <w:rFonts w:hint="eastAsia"/>
+        </w:rPr>
+        <w:t xml:space="preserve">：</w:t>
+      </w:r>
+      <w:r>
+        <w:rPr>
+          <w:rStyle w:val="VerbatimChar"/>
+        </w:rPr>
+        <w:t xml:space="preserve">"ready"</w:t>
+      </w:r>
+      <w:r>
+        <w:t xml:space="preserve">,</w:t>
+      </w:r>
+      <w:r>
+        <w:t xml:space="preserve"> </w:t>
+      </w:r>
+      <w:r>
+        <w:rPr>
+          <w:rStyle w:val="VerbatimChar"/>
+        </w:rPr>
+        <w:t xml:space="preserve">"not_ready"</w:t>
+      </w:r>
+    </w:p>
+    <w:p>
+      <w:pPr>
+        <w:pStyle w:val="Compact"/>
+        <w:numPr>
+          <w:ilvl w:val="1"/>
+          <w:numId w:val="1004"/>
+        </w:numPr>
+      </w:pPr>
+      <w:r>
+        <w:rPr>
+          <w:rFonts w:hint="eastAsia"/>
+          <w:b/>
+          <w:bCs/>
+        </w:rPr>
+        <w:t xml:space="preserve">判斷邏輯</w:t>
+      </w:r>
+      <w:r>
+        <w:rPr>
+          <w:rFonts w:hint="eastAsia"/>
+        </w:rPr>
+        <w:t xml:space="preserve">：完全依賴</w:t>
+      </w:r>
+      <w:r>
+        <w:t xml:space="preserve"> </w:t>
+      </w:r>
+      <w:r>
+        <w:rPr>
+          <w:rStyle w:val="VerbatimChar"/>
+        </w:rPr>
+        <w:t xml:space="preserve">readiness_verdict</w:t>
+      </w:r>
+      <w:r>
+        <w:rPr>
+          <w:rFonts w:hint="eastAsia"/>
+        </w:rPr>
+        <w:t xml:space="preserve">。若其值為</w:t>
+      </w:r>
+      <w:r>
+        <w:t xml:space="preserve"> </w:t>
+      </w:r>
+      <w:r>
+        <w:rPr>
+          <w:rStyle w:val="VerbatimChar"/>
+        </w:rPr>
+        <w:t xml:space="preserve">"PASS"</w:t>
+      </w:r>
+      <w:r>
+        <w:t xml:space="preserve"> </w:t>
+      </w:r>
+      <w:r>
+        <w:rPr>
+          <w:rFonts w:hint="eastAsia"/>
+        </w:rPr>
+        <w:t xml:space="preserve">則為</w:t>
+      </w:r>
+      <w:r>
+        <w:t xml:space="preserve"> </w:t>
+      </w:r>
+      <w:r>
+        <w:rPr>
+          <w:rStyle w:val="VerbatimChar"/>
+        </w:rPr>
+        <w:t xml:space="preserve">"ready"</w:t>
+      </w:r>
+      <w:r>
+        <w:rPr>
+          <w:rFonts w:hint="eastAsia"/>
+        </w:rPr>
+        <w:t xml:space="preserve">，否則為</w:t>
+      </w:r>
+      <w:r>
+        <w:t xml:space="preserve"> </w:t>
+      </w:r>
+      <w:r>
+        <w:rPr>
+          <w:rStyle w:val="VerbatimChar"/>
+        </w:rPr>
+        <w:t xml:space="preserve">"not_ready"</w:t>
+      </w:r>
+      <w:r>
+        <w:t xml:space="preserve">。</w:t>
+      </w:r>
+    </w:p>
+    <w:p>
+      <w:pPr>
+        <w:pStyle w:val="Compact"/>
+        <w:numPr>
+          <w:ilvl w:val="0"/>
+          <w:numId w:val="1001"/>
+        </w:numPr>
+      </w:pPr>
+      <w:r>
+        <w:rPr>
+          <w:rStyle w:val="VerbatimChar"/>
+          <w:b/>
+          <w:bCs/>
+        </w:rPr>
+        <w:t xml:space="preserve">dominant_factor</w:t>
+      </w:r>
+      <w:r>
+        <w:t xml:space="preserve"> </w:t>
+      </w:r>
+      <w:r>
+        <w:t xml:space="preserve">(</w:t>
+      </w:r>
+      <w:r>
+        <w:rPr>
+          <w:rStyle w:val="VerbatimChar"/>
+        </w:rPr>
+        <w:t xml:space="preserve">str</w:t>
+      </w:r>
+      <w:r>
+        <w:t xml:space="preserve">) -</w:t>
+      </w:r>
+      <w:r>
+        <w:t xml:space="preserve"> </w:t>
+      </w:r>
+      <w:r>
+        <w:rPr>
+          <w:rFonts w:hint="eastAsia"/>
+          <w:i/>
+          <w:iCs/>
+        </w:rPr>
+        <w:t xml:space="preserve">標示導致驗證失敗的最主要因子</w:t>
+      </w:r>
+    </w:p>
+    <w:p>
+      <w:pPr>
+        <w:pStyle w:val="Compact"/>
+        <w:numPr>
+          <w:ilvl w:val="1"/>
+          <w:numId w:val="1005"/>
+        </w:numPr>
+      </w:pPr>
+      <w:r>
+        <w:rPr>
+          <w:rFonts w:hint="eastAsia"/>
+          <w:b/>
+          <w:bCs/>
+        </w:rPr>
+        <w:t xml:space="preserve">可能值</w:t>
+      </w:r>
+      <w:r>
+        <w:rPr>
+          <w:rFonts w:hint="eastAsia"/>
+        </w:rPr>
+        <w:t xml:space="preserve">：</w:t>
+      </w:r>
+      <w:r>
+        <w:rPr>
+          <w:rStyle w:val="VerbatimChar"/>
+        </w:rPr>
+        <w:t xml:space="preserve">"WAN"</w:t>
+      </w:r>
+      <w:r>
+        <w:t xml:space="preserve">,</w:t>
+      </w:r>
+      <w:r>
+        <w:t xml:space="preserve"> </w:t>
+      </w:r>
+      <w:r>
+        <w:rPr>
+          <w:rStyle w:val="VerbatimChar"/>
+        </w:rPr>
+        <w:t xml:space="preserve">"WIFI"</w:t>
+      </w:r>
+      <w:r>
+        <w:t xml:space="preserve">,</w:t>
+      </w:r>
+      <w:r>
+        <w:t xml:space="preserve"> </w:t>
+      </w:r>
+      <w:r>
+        <w:rPr>
+          <w:rStyle w:val="VerbatimChar"/>
+        </w:rPr>
+        <w:t xml:space="preserve">"OPAQUE"</w:t>
+      </w:r>
+      <w:r>
+        <w:t xml:space="preserve">,</w:t>
+      </w:r>
+      <w:r>
+        <w:t xml:space="preserve"> </w:t>
+      </w:r>
+      <w:r>
+        <w:rPr>
+          <w:rStyle w:val="VerbatimChar"/>
+        </w:rPr>
+        <w:t xml:space="preserve">"UNKNOWN"</w:t>
+      </w:r>
+      <w:r>
+        <w:t xml:space="preserve">, </w:t>
+      </w:r>
+      <w:r>
+        <w:rPr>
+          <w:rFonts w:hint="eastAsia"/>
+        </w:rPr>
+        <w:t xml:space="preserve">或特定</w:t>
+      </w:r>
+      <w:r>
+        <w:t xml:space="preserve"> </w:t>
+      </w:r>
+      <w:r>
+        <w:rPr>
+          <w:rStyle w:val="VerbatimChar"/>
+        </w:rPr>
+        <w:t xml:space="preserve">ReasonCode</w:t>
+      </w:r>
+      <w:r>
+        <w:t xml:space="preserve"> </w:t>
+      </w:r>
+      <w:r>
+        <w:rPr>
+          <w:rFonts w:hint="eastAsia"/>
+        </w:rPr>
+        <w:t xml:space="preserve">(如</w:t>
+      </w:r>
+      <w:r>
+        <w:t xml:space="preserve"> </w:t>
+      </w:r>
+      <w:r>
+        <w:rPr>
+          <w:rStyle w:val="VerbatimChar"/>
+        </w:rPr>
+        <w:t xml:space="preserve">PLANT_IMPAIRMENT</w:t>
+      </w:r>
+      <w:r>
+        <w:t xml:space="preserve">)。</w:t>
+      </w:r>
+    </w:p>
+    <w:p>
+      <w:pPr>
+        <w:pStyle w:val="Compact"/>
+        <w:numPr>
+          <w:ilvl w:val="1"/>
+          <w:numId w:val="1005"/>
+        </w:numPr>
+      </w:pPr>
+      <w:r>
+        <w:rPr>
+          <w:rFonts w:hint="eastAsia"/>
+          <w:b/>
+          <w:bCs/>
+        </w:rPr>
+        <w:t xml:space="preserve">判斷邏輯</w:t>
+      </w:r>
+      <w:r>
+        <w:rPr>
+          <w:rFonts w:hint="eastAsia"/>
+        </w:rPr>
+        <w:t xml:space="preserve">：若優先遇到</w:t>
+      </w:r>
+      <w:r>
+        <w:t xml:space="preserve"> DNS </w:t>
+      </w:r>
+      <w:r>
+        <w:rPr>
+          <w:rFonts w:hint="eastAsia"/>
+        </w:rPr>
+        <w:t xml:space="preserve">FAIL，則寫入</w:t>
+      </w:r>
+      <w:r>
+        <w:t xml:space="preserve"> </w:t>
+      </w:r>
+      <w:r>
+        <w:rPr>
+          <w:rStyle w:val="VerbatimChar"/>
+        </w:rPr>
+        <w:t xml:space="preserve">"WAN (DNS)"</w:t>
+      </w:r>
+      <w:r>
+        <w:rPr>
+          <w:rFonts w:hint="eastAsia"/>
+        </w:rPr>
+        <w:t xml:space="preserve">；否則寫入陣列中</w:t>
+      </w:r>
+      <w:r>
+        <w:rPr>
+          <w:rFonts w:hint="eastAsia"/>
+          <w:b/>
+          <w:bCs/>
+        </w:rPr>
+        <w:t xml:space="preserve">第一個</w:t>
+      </w:r>
+      <w:r>
+        <w:t xml:space="preserve"> </w:t>
+      </w:r>
+      <w:r>
+        <w:rPr>
+          <w:rStyle w:val="VerbatimChar"/>
+        </w:rPr>
+        <w:t xml:space="preserve">ReasonCode</w:t>
+      </w:r>
+      <w:r>
+        <w:t xml:space="preserve"> </w:t>
+      </w:r>
+      <w:r>
+        <w:rPr>
+          <w:rFonts w:hint="eastAsia"/>
+        </w:rPr>
+        <w:t xml:space="preserve">經由字典翻譯後的結果。</w:t>
+      </w:r>
+    </w:p>
+    <w:p>
+      <w:pPr>
+        <w:pStyle w:val="Compact"/>
+        <w:numPr>
+          <w:ilvl w:val="0"/>
+          <w:numId w:val="1001"/>
+        </w:numPr>
+      </w:pPr>
+      <w:r>
+        <w:rPr>
+          <w:rStyle w:val="VerbatimChar"/>
+          <w:b/>
+          <w:bCs/>
+        </w:rPr>
+        <w:t xml:space="preserve">confidence</w:t>
+      </w:r>
+      <w:r>
+        <w:t xml:space="preserve"> </w:t>
+      </w:r>
+      <w:r>
+        <w:t xml:space="preserve">(</w:t>
+      </w:r>
+      <w:r>
+        <w:rPr>
+          <w:rStyle w:val="VerbatimChar"/>
+        </w:rPr>
+        <w:t xml:space="preserve">float</w:t>
+      </w:r>
+      <w:r>
+        <w:t xml:space="preserve">) -</w:t>
+      </w:r>
+      <w:r>
+        <w:t xml:space="preserve"> </w:t>
+      </w:r>
+      <w:r>
+        <w:rPr>
+          <w:rFonts w:hint="eastAsia"/>
+          <w:i/>
+          <w:iCs/>
+        </w:rPr>
+        <w:t xml:space="preserve">系統對此次驗證結果的信心水準</w:t>
+      </w:r>
+    </w:p>
+    <w:p>
+      <w:pPr>
+        <w:pStyle w:val="Compact"/>
+        <w:numPr>
+          <w:ilvl w:val="1"/>
+          <w:numId w:val="1006"/>
+        </w:numPr>
+      </w:pPr>
+      <w:r>
+        <w:rPr>
+          <w:rFonts w:hint="eastAsia"/>
+          <w:b/>
+          <w:bCs/>
+        </w:rPr>
+        <w:t xml:space="preserve">可能值</w:t>
+      </w:r>
+      <w:r>
+        <w:rPr>
+          <w:rFonts w:hint="eastAsia"/>
+        </w:rPr>
+        <w:t xml:space="preserve">：</w:t>
+      </w:r>
+      <w:r>
+        <w:rPr>
+          <w:rStyle w:val="VerbatimChar"/>
+        </w:rPr>
+        <w:t xml:space="preserve">0.0</w:t>
+      </w:r>
+      <w:r>
+        <w:t xml:space="preserve"> </w:t>
+      </w:r>
+      <w:r>
+        <w:t xml:space="preserve">~</w:t>
+      </w:r>
+      <w:r>
+        <w:t xml:space="preserve"> </w:t>
+      </w:r>
+      <w:r>
+        <w:rPr>
+          <w:rStyle w:val="VerbatimChar"/>
+        </w:rPr>
+        <w:t xml:space="preserve">1.0</w:t>
+      </w:r>
+      <w:r>
+        <w:t xml:space="preserve"> </w:t>
+      </w:r>
+      <w:r>
+        <w:rPr>
+          <w:rFonts w:hint="eastAsia"/>
+        </w:rPr>
+        <w:t xml:space="preserve">(如</w:t>
+      </w:r>
+      <w:r>
+        <w:t xml:space="preserve"> </w:t>
+      </w:r>
+      <w:r>
+        <w:rPr>
+          <w:rStyle w:val="VerbatimChar"/>
+        </w:rPr>
+        <w:t xml:space="preserve">0.85</w:t>
+      </w:r>
+      <w:r>
+        <w:t xml:space="preserve">)</w:t>
+      </w:r>
+    </w:p>
+    <w:p>
+      <w:pPr>
+        <w:pStyle w:val="Compact"/>
+        <w:numPr>
+          <w:ilvl w:val="1"/>
+          <w:numId w:val="1006"/>
+        </w:numPr>
+      </w:pPr>
+      <w:r>
+        <w:rPr>
+          <w:rFonts w:hint="eastAsia"/>
+          <w:b/>
+          <w:bCs/>
+        </w:rPr>
+        <w:t xml:space="preserve">判斷邏輯</w:t>
+      </w:r>
+      <w:r>
+        <w:rPr>
+          <w:rFonts w:hint="eastAsia"/>
+        </w:rPr>
+        <w:t xml:space="preserve">：若結論為</w:t>
+      </w:r>
+      <w:r>
+        <w:t xml:space="preserve"> </w:t>
+      </w:r>
+      <w:r>
+        <w:rPr>
+          <w:rFonts w:hint="eastAsia"/>
+        </w:rPr>
+        <w:t xml:space="preserve">FAIL，基礎值給予</w:t>
+      </w:r>
+      <w:r>
+        <w:t xml:space="preserve"> </w:t>
+      </w:r>
+      <w:r>
+        <w:rPr>
+          <w:rStyle w:val="VerbatimChar"/>
+        </w:rPr>
+        <w:t xml:space="preserve">0.8</w:t>
+      </w:r>
+      <w:r>
+        <w:rPr>
+          <w:rFonts w:hint="eastAsia"/>
+        </w:rPr>
+        <w:t xml:space="preserve">；若為</w:t>
+      </w:r>
+      <w:r>
+        <w:t xml:space="preserve"> </w:t>
+      </w:r>
+      <w:r>
+        <w:rPr>
+          <w:rFonts w:hint="eastAsia"/>
+        </w:rPr>
+        <w:t xml:space="preserve">PASS，基礎值給予</w:t>
+      </w:r>
+      <w:r>
+        <w:t xml:space="preserve"> </w:t>
+      </w:r>
+      <w:r>
+        <w:rPr>
+          <w:rStyle w:val="VerbatimChar"/>
+        </w:rPr>
+        <w:t xml:space="preserve">0.85</w:t>
+      </w:r>
+      <w:r>
+        <w:rPr>
+          <w:rFonts w:hint="eastAsia"/>
+        </w:rPr>
+        <w:t xml:space="preserve">。若分析樣本數</w:t>
+      </w:r>
+      <w:r>
+        <w:t xml:space="preserve"> </w:t>
+      </w:r>
+      <w:r>
+        <w:rPr>
+          <w:rStyle w:val="VerbatimChar"/>
+        </w:rPr>
+        <w:t xml:space="preserve">&gt;= 18</w:t>
+      </w:r>
+      <w:r>
+        <w:t xml:space="preserve"> </w:t>
+      </w:r>
+      <w:r>
+        <w:rPr>
+          <w:rFonts w:hint="eastAsia"/>
+        </w:rPr>
+        <w:t xml:space="preserve">筆，額外加成</w:t>
+      </w:r>
+      <w:r>
+        <w:t xml:space="preserve"> </w:t>
+      </w:r>
+      <w:r>
+        <w:rPr>
+          <w:rStyle w:val="VerbatimChar"/>
+        </w:rPr>
+        <w:t xml:space="preserve">0.1</w:t>
+      </w:r>
+      <w:r>
+        <w:t xml:space="preserve"> </w:t>
+      </w:r>
+      <w:r>
+        <w:rPr>
+          <w:rFonts w:hint="eastAsia"/>
+        </w:rPr>
+        <w:t xml:space="preserve">(最高不超過</w:t>
+      </w:r>
+      <w:r>
+        <w:t xml:space="preserve"> </w:t>
+      </w:r>
+      <w:r>
+        <w:rPr>
+          <w:rStyle w:val="VerbatimChar"/>
+        </w:rPr>
+        <w:t xml:space="preserve">0.95</w:t>
+      </w:r>
+      <w:r>
+        <w:t xml:space="preserve">)。</w:t>
+      </w:r>
+    </w:p>
     <w:p>
       <w:r>
         <w:pict>
@@ -3506,32 +3172,33 @@
         </w:pict>
       </w:r>
     </w:p>
-    <w:bookmarkEnd w:id="11"/>
-    <w:bookmarkStart w:id="12" w:name="X325ea8f46a004213f737af04156307cd05385c0"/>
+    <w:bookmarkEnd w:id="12"/>
+    <w:bookmarkEnd w:id="13"/>
+    <w:bookmarkStart w:id="15" w:name="證據生成層-proofcard-pc-min---m13_fp_lite"/>
     <w:p>
       <w:pPr>
         <w:pStyle w:val="Heading2"/>
       </w:pPr>
       <w:r>
-        <w:t xml:space="preserve">🛡️ 4. </w:t>
-      </w:r>
-      <w:r>
-        <w:rPr>
-          <w:rFonts w:hint="eastAsia"/>
-        </w:rPr>
-        <w:t xml:space="preserve">隱私稽核層</w:t>
-      </w:r>
-      <w:r>
-        <w:t xml:space="preserve"> (Privacy Governance / PC-Priv -</w:t>
-      </w:r>
-      <w:r>
-        <w:t xml:space="preserve"> </w:t>
-      </w:r>
-      <w:r>
-        <w:rPr>
-          <w:rStyle w:val="VerbatimChar"/>
-        </w:rPr>
-        <w:t xml:space="preserve">M22_privacy_governance</w:t>
+        <w:t xml:space="preserve">🪪 3. </w:t>
+      </w:r>
+      <w:r>
+        <w:rPr>
+          <w:rFonts w:hint="eastAsia"/>
+        </w:rPr>
+        <w:t xml:space="preserve">證據生成層</w:t>
+      </w:r>
+      <w:r>
+        <w:t xml:space="preserve"> (ProofCard / PC-Min -</w:t>
+      </w:r>
+      <w:r>
+        <w:t xml:space="preserve"> </w:t>
+      </w:r>
+      <w:r>
+        <w:rPr>
+          <w:rStyle w:val="VerbatimChar"/>
+        </w:rPr>
+        <w:t xml:space="preserve">M13_fp_lite</w:t>
       </w:r>
       <w:r>
         <w:t xml:space="preserve">)</w:t>
@@ -3545,839 +3212,1185 @@
         <w:rPr>
           <w:rFonts w:hint="eastAsia"/>
         </w:rPr>
-        <w:t xml:space="preserve">掌控權限、視野與資料脫敏的機密級管制。</w:t>
+        <w:t xml:space="preserve">當觸發</w:t>
+      </w:r>
+      <w:r>
+        <w:t xml:space="preserve"> OBH </w:t>
+      </w:r>
+      <w:r>
+        <w:rPr>
+          <w:rFonts w:hint="eastAsia"/>
+        </w:rPr>
+        <w:t xml:space="preserve">(一鍵產出)</w:t>
+      </w:r>
+      <w:r>
+        <w:t xml:space="preserve"> </w:t>
+      </w:r>
+      <w:r>
+        <w:rPr>
+          <w:rFonts w:hint="eastAsia"/>
+        </w:rPr>
+        <w:t xml:space="preserve">或要求出示證據包時，所形成的最終事實紀錄。</w:t>
       </w:r>
     </w:p>
-    <w:tbl>
-      <w:tblPr>
-        <w:tblStyle w:val="Table"/>
-        <w:tblW w:type="pct" w:w="5000"/>
-        <w:tblLayout w:type="fixed"/>
-        <w:tblLook w:firstRow="1" w:lastRow="0" w:firstColumn="0" w:lastColumn="0" w:noHBand="0" w:noVBand="0" w:val="0020"/>
-      </w:tblPr>
-      <w:tblGrid>
-        <w:gridCol w:w="1584"/>
-        <w:gridCol w:w="1584"/>
-        <w:gridCol w:w="1584"/>
-        <w:gridCol w:w="1584"/>
-        <w:gridCol w:w="1584"/>
-      </w:tblGrid>
-      <w:tr>
-        <w:trPr>
-          <w:tblHeader w:val="on"/>
-        </w:trPr>
-        <w:tc>
-          <w:tcPr/>
-          <w:p>
-            <w:pPr>
-              <w:pStyle w:val="Compact"/>
-              <w:jc w:val="left"/>
-            </w:pPr>
-            <w:r>
-              <w:rPr>
-                <w:rFonts w:hint="eastAsia"/>
-              </w:rPr>
-              <w:t xml:space="preserve">欄位名稱</w:t>
-            </w:r>
-          </w:p>
-        </w:tc>
-        <w:tc>
-          <w:tcPr/>
-          <w:p>
-            <w:pPr>
-              <w:pStyle w:val="Compact"/>
-              <w:jc w:val="left"/>
-            </w:pPr>
-            <w:r>
-              <w:rPr>
-                <w:rFonts w:hint="eastAsia"/>
-              </w:rPr>
-              <w:t xml:space="preserve">當前結果</w:t>
-            </w:r>
-            <w:r>
-              <w:t xml:space="preserve"> </w:t>
-            </w:r>
-            <w:r>
-              <w:rPr>
-                <w:rFonts w:hint="eastAsia"/>
-              </w:rPr>
-              <w:t xml:space="preserve">(型態範例)</w:t>
-            </w:r>
-          </w:p>
-        </w:tc>
-        <w:tc>
-          <w:tcPr/>
-          <w:p>
-            <w:pPr>
-              <w:pStyle w:val="Compact"/>
-              <w:jc w:val="left"/>
-            </w:pPr>
-            <w:r>
-              <w:rPr>
-                <w:rFonts w:hint="eastAsia"/>
-              </w:rPr>
-              <w:t xml:space="preserve">可能結果</w:t>
-            </w:r>
-            <w:r>
-              <w:t xml:space="preserve"> </w:t>
-            </w:r>
-            <w:r>
-              <w:rPr>
-                <w:rFonts w:hint="eastAsia"/>
-              </w:rPr>
-              <w:t xml:space="preserve">(列舉值)</w:t>
-            </w:r>
-          </w:p>
-        </w:tc>
-        <w:tc>
-          <w:tcPr/>
-          <w:p>
-            <w:pPr>
-              <w:pStyle w:val="Compact"/>
-              <w:jc w:val="left"/>
-            </w:pPr>
-            <w:r>
-              <w:rPr>
-                <w:rFonts w:hint="eastAsia"/>
-              </w:rPr>
-              <w:t xml:space="preserve">判斷依據</w:t>
-            </w:r>
-            <w:r>
-              <w:t xml:space="preserve"> </w:t>
-            </w:r>
-            <w:r>
-              <w:rPr>
-                <w:rFonts w:hint="eastAsia"/>
-              </w:rPr>
-              <w:t xml:space="preserve">(程式邏輯)</w:t>
-            </w:r>
-          </w:p>
-        </w:tc>
-        <w:tc>
-          <w:tcPr/>
-          <w:p>
-            <w:pPr>
-              <w:pStyle w:val="Compact"/>
-              <w:jc w:val="left"/>
-            </w:pPr>
-            <w:r>
-              <w:rPr>
-                <w:rFonts w:hint="eastAsia"/>
-              </w:rPr>
-              <w:t xml:space="preserve">說明</w:t>
-            </w:r>
-          </w:p>
-        </w:tc>
-      </w:tr>
-      <w:tr>
-        <w:tc>
-          <w:tcPr/>
-          <w:p>
-            <w:pPr>
-              <w:pStyle w:val="Compact"/>
-              <w:jc w:val="left"/>
-            </w:pPr>
-            <w:r>
-              <w:rPr>
-                <w:rStyle w:val="VerbatimChar"/>
-              </w:rPr>
-              <w:t xml:space="preserve">observability_status</w:t>
-            </w:r>
-          </w:p>
-        </w:tc>
-        <w:tc>
-          <w:tcPr/>
-          <w:p>
-            <w:pPr>
-              <w:pStyle w:val="Compact"/>
-              <w:jc w:val="left"/>
-            </w:pPr>
-            <w:r>
-              <w:rPr>
-                <w:rStyle w:val="VerbatimChar"/>
-              </w:rPr>
-              <w:t xml:space="preserve">"SUFFICIENT"</w:t>
-            </w:r>
-            <w:r>
-              <w:t xml:space="preserve"> </w:t>
-            </w:r>
-            <w:r>
-              <w:t xml:space="preserve">(str)</w:t>
-            </w:r>
-          </w:p>
-        </w:tc>
-        <w:tc>
-          <w:tcPr/>
-          <w:p>
-            <w:pPr>
-              <w:pStyle w:val="Compact"/>
-              <w:jc w:val="left"/>
-            </w:pPr>
-            <w:r>
-              <w:rPr>
-                <w:rStyle w:val="VerbatimChar"/>
-              </w:rPr>
-              <w:t xml:space="preserve">"SUFFICIENT"</w:t>
-            </w:r>
-            <w:r>
-              <w:t xml:space="preserve">,</w:t>
-            </w:r>
-            <w:r>
-              <w:t xml:space="preserve"> </w:t>
-            </w:r>
-            <w:r>
-              <w:rPr>
-                <w:rStyle w:val="VerbatimChar"/>
-              </w:rPr>
-              <w:t xml:space="preserve">"INSUFFICIENT"</w:t>
-            </w:r>
-          </w:p>
-        </w:tc>
-        <w:tc>
-          <w:tcPr/>
-          <w:p>
-            <w:pPr>
-              <w:pStyle w:val="Compact"/>
-              <w:jc w:val="left"/>
-            </w:pPr>
-            <w:r>
-              <w:rPr>
-                <w:rFonts w:hint="eastAsia"/>
-              </w:rPr>
-              <w:t xml:space="preserve">先驗遙測視野是否被截斷</w:t>
-            </w:r>
-          </w:p>
-        </w:tc>
-        <w:tc>
-          <w:tcPr/>
-          <w:p>
-            <w:pPr>
-              <w:pStyle w:val="Compact"/>
-              <w:jc w:val="left"/>
-            </w:pPr>
-            <w:r>
-              <w:rPr>
-                <w:rFonts w:hint="eastAsia"/>
-              </w:rPr>
-              <w:t xml:space="preserve">標示此設備是否有足夠的底層權限可觀測問題</w:t>
-            </w:r>
-          </w:p>
-        </w:tc>
-      </w:tr>
-      <w:tr>
-        <w:tc>
-          <w:tcPr/>
-          <w:p>
-            <w:pPr>
-              <w:pStyle w:val="Compact"/>
-              <w:jc w:val="left"/>
-            </w:pPr>
-            <w:r>
-              <w:rPr>
-                <w:rStyle w:val="VerbatimChar"/>
-              </w:rPr>
-              <w:t xml:space="preserve">opaque_risk</w:t>
-            </w:r>
-          </w:p>
-        </w:tc>
-        <w:tc>
-          <w:tcPr/>
-          <w:p>
-            <w:pPr>
-              <w:pStyle w:val="Compact"/>
-              <w:jc w:val="left"/>
-            </w:pPr>
-            <w:r>
-              <w:rPr>
-                <w:rStyle w:val="VerbatimChar"/>
-              </w:rPr>
-              <w:t xml:space="preserve">False</w:t>
-            </w:r>
-            <w:r>
-              <w:t xml:space="preserve"> </w:t>
-            </w:r>
-            <w:r>
-              <w:t xml:space="preserve">(bool)</w:t>
-            </w:r>
-          </w:p>
-        </w:tc>
-        <w:tc>
-          <w:tcPr/>
-          <w:p>
-            <w:pPr>
-              <w:pStyle w:val="Compact"/>
-              <w:jc w:val="left"/>
-            </w:pPr>
-            <w:r>
-              <w:rPr>
-                <w:rStyle w:val="VerbatimChar"/>
-              </w:rPr>
-              <w:t xml:space="preserve">True</w:t>
-            </w:r>
-            <w:r>
-              <w:t xml:space="preserve">,</w:t>
-            </w:r>
-            <w:r>
-              <w:t xml:space="preserve"> </w:t>
-            </w:r>
-            <w:r>
-              <w:rPr>
-                <w:rStyle w:val="VerbatimChar"/>
-              </w:rPr>
-              <w:t xml:space="preserve">False</w:t>
-            </w:r>
-          </w:p>
-        </w:tc>
-        <w:tc>
-          <w:tcPr/>
-          <w:p>
-            <w:pPr>
-              <w:pStyle w:val="Compact"/>
-              <w:jc w:val="left"/>
-            </w:pPr>
-            <w:r>
-              <w:rPr>
-                <w:rFonts w:hint="eastAsia"/>
-              </w:rPr>
-              <w:t xml:space="preserve">判斷是否有黑箱設備阻擋探測</w:t>
-            </w:r>
-          </w:p>
-        </w:tc>
-        <w:tc>
-          <w:tcPr/>
-          <w:p>
-            <w:pPr>
-              <w:pStyle w:val="Compact"/>
-              <w:jc w:val="left"/>
-            </w:pPr>
-            <w:r>
-              <w:rPr>
-                <w:rFonts w:hint="eastAsia"/>
-              </w:rPr>
-              <w:t xml:space="preserve">是否處於</w:t>
-            </w:r>
-            <w:r>
-              <w:t xml:space="preserve"> Opaque Data </w:t>
-            </w:r>
-            <w:r>
-              <w:rPr>
-                <w:rFonts w:hint="eastAsia"/>
-              </w:rPr>
-              <w:t xml:space="preserve">階段</w:t>
-            </w:r>
-          </w:p>
-        </w:tc>
-      </w:tr>
-      <w:tr>
-        <w:tc>
-          <w:tcPr/>
-          <w:p>
-            <w:pPr>
-              <w:pStyle w:val="Compact"/>
-              <w:jc w:val="left"/>
-            </w:pPr>
-            <w:r>
-              <w:rPr>
-                <w:rStyle w:val="VerbatimChar"/>
-              </w:rPr>
-              <w:t xml:space="preserve">policy_valid</w:t>
-            </w:r>
-          </w:p>
-        </w:tc>
-        <w:tc>
-          <w:tcPr/>
-          <w:p>
-            <w:pPr>
-              <w:pStyle w:val="Compact"/>
-              <w:jc w:val="left"/>
-            </w:pPr>
-            <w:r>
-              <w:rPr>
-                <w:rStyle w:val="VerbatimChar"/>
-              </w:rPr>
-              <w:t xml:space="preserve">True</w:t>
-            </w:r>
-            <w:r>
-              <w:t xml:space="preserve"> </w:t>
-            </w:r>
-            <w:r>
-              <w:t xml:space="preserve">(bool)</w:t>
-            </w:r>
-          </w:p>
-        </w:tc>
-        <w:tc>
-          <w:tcPr/>
-          <w:p>
-            <w:pPr>
-              <w:pStyle w:val="Compact"/>
-              <w:jc w:val="left"/>
-            </w:pPr>
-            <w:r>
-              <w:rPr>
-                <w:rStyle w:val="VerbatimChar"/>
-              </w:rPr>
-              <w:t xml:space="preserve">True</w:t>
-            </w:r>
-            <w:r>
-              <w:t xml:space="preserve">,</w:t>
-            </w:r>
-            <w:r>
-              <w:t xml:space="preserve"> </w:t>
-            </w:r>
-            <w:r>
-              <w:rPr>
-                <w:rStyle w:val="VerbatimChar"/>
-              </w:rPr>
-              <w:t xml:space="preserve">False</w:t>
-            </w:r>
-          </w:p>
-        </w:tc>
-        <w:tc>
-          <w:tcPr/>
-          <w:p>
-            <w:pPr>
-              <w:pStyle w:val="Compact"/>
-              <w:jc w:val="left"/>
-            </w:pPr>
-            <w:r>
-              <w:rPr>
-                <w:rStyle w:val="VerbatimChar"/>
-              </w:rPr>
-              <w:t xml:space="preserve">check_base_validity()</w:t>
-            </w:r>
-            <w:r>
-              <w:t xml:space="preserve"> </w:t>
-            </w:r>
-            <w:r>
-              <w:rPr>
-                <w:rFonts w:hint="eastAsia"/>
-              </w:rPr>
-              <w:t xml:space="preserve">判定</w:t>
-            </w:r>
-          </w:p>
-        </w:tc>
-        <w:tc>
-          <w:tcPr/>
-          <w:p>
-            <w:pPr>
-              <w:pStyle w:val="Compact"/>
-              <w:jc w:val="left"/>
-            </w:pPr>
-            <w:r>
-              <w:rPr>
-                <w:rFonts w:hint="eastAsia"/>
-              </w:rPr>
-              <w:t xml:space="preserve">附加在</w:t>
-            </w:r>
-            <w:r>
-              <w:t xml:space="preserve"> </w:t>
-            </w:r>
-            <w:r>
-              <w:rPr>
-                <w:rStyle w:val="VerbatimChar"/>
-              </w:rPr>
-              <w:t xml:space="preserve">refs</w:t>
-            </w:r>
-            <w:r>
-              <w:t xml:space="preserve"> </w:t>
-            </w:r>
-            <w:r>
-              <w:rPr>
-                <w:rFonts w:hint="eastAsia"/>
-              </w:rPr>
-              <w:t xml:space="preserve">中的</w:t>
-            </w:r>
-            <w:r>
-              <w:t xml:space="preserve"> </w:t>
-            </w:r>
-            <w:r>
-              <w:rPr>
-                <w:rFonts w:hint="eastAsia"/>
-              </w:rPr>
-              <w:t xml:space="preserve">flag，指示此卡是否合法合規</w:t>
-            </w:r>
-          </w:p>
-        </w:tc>
-      </w:tr>
-      <w:tr>
-        <w:tc>
-          <w:tcPr/>
-          <w:p>
-            <w:pPr>
-              <w:pStyle w:val="Compact"/>
-              <w:jc w:val="left"/>
-            </w:pPr>
-            <w:r>
-              <w:rPr>
-                <w:rStyle w:val="VerbatimChar"/>
-              </w:rPr>
-              <w:t xml:space="preserve">egress_receipt_ref</w:t>
-            </w:r>
-          </w:p>
-        </w:tc>
-        <w:tc>
-          <w:tcPr/>
-          <w:p>
-            <w:pPr>
-              <w:pStyle w:val="Compact"/>
-              <w:jc w:val="left"/>
-            </w:pPr>
-            <w:r>
-              <w:rPr>
-                <w:rStyle w:val="VerbatimChar"/>
-              </w:rPr>
-              <w:t xml:space="preserve">"EGRESS-REC-a1b2c3d4"</w:t>
-            </w:r>
-          </w:p>
-        </w:tc>
-        <w:tc>
-          <w:tcPr/>
-          <w:p>
-            <w:pPr>
-              <w:pStyle w:val="Compact"/>
-              <w:jc w:val="left"/>
-            </w:pPr>
-            <w:r>
-              <w:rPr>
-                <w:rStyle w:val="VerbatimChar"/>
-              </w:rPr>
-              <w:t xml:space="preserve">"EGRESS-REC-..."</w:t>
-            </w:r>
-            <w:r>
-              <w:t xml:space="preserve">,</w:t>
-            </w:r>
-            <w:r>
-              <w:t xml:space="preserve"> </w:t>
-            </w:r>
-            <w:r>
-              <w:rPr>
-                <w:rStyle w:val="VerbatimChar"/>
-              </w:rPr>
-              <w:t xml:space="preserve">None</w:t>
-            </w:r>
-          </w:p>
-        </w:tc>
-        <w:tc>
-          <w:tcPr/>
-          <w:p>
-            <w:pPr>
-              <w:pStyle w:val="Compact"/>
-              <w:jc w:val="left"/>
-            </w:pPr>
-            <w:r>
-              <w:rPr>
-                <w:rStyle w:val="VerbatimChar"/>
-              </w:rPr>
-              <w:t xml:space="preserve">project_view()</w:t>
-            </w:r>
-            <w:r>
-              <w:t xml:space="preserve"> </w:t>
-            </w:r>
-            <w:r>
-              <w:rPr>
-                <w:rFonts w:hint="eastAsia"/>
-              </w:rPr>
-              <w:t xml:space="preserve">判斷</w:t>
-            </w:r>
-            <w:r>
-              <w:t xml:space="preserve"> Request Scope</w:t>
-            </w:r>
-          </w:p>
-        </w:tc>
-        <w:tc>
-          <w:tcPr/>
-          <w:p>
-            <w:pPr>
-              <w:pStyle w:val="Compact"/>
-              <w:jc w:val="left"/>
-            </w:pPr>
-            <w:r>
-              <w:rPr>
-                <w:rFonts w:hint="eastAsia"/>
-              </w:rPr>
-              <w:t xml:space="preserve">只有當獲准匯出</w:t>
-            </w:r>
-            <w:r>
-              <w:t xml:space="preserve"> Sensitive Payload </w:t>
-            </w:r>
-            <w:r>
-              <w:rPr>
-                <w:rFonts w:hint="eastAsia"/>
-              </w:rPr>
-              <w:t xml:space="preserve">時才會核發的收據碼</w:t>
-            </w:r>
-          </w:p>
-        </w:tc>
-      </w:tr>
-      <w:tr>
-        <w:tc>
-          <w:tcPr/>
-          <w:p>
-            <w:pPr>
-              <w:pStyle w:val="Compact"/>
-              <w:jc w:val="left"/>
-            </w:pPr>
-            <w:r>
-              <w:rPr>
-                <w:rStyle w:val="VerbatimChar"/>
-              </w:rPr>
-              <w:t xml:space="preserve">gate_ref</w:t>
-            </w:r>
-          </w:p>
-        </w:tc>
-        <w:tc>
-          <w:tcPr/>
-          <w:p>
-            <w:pPr>
-              <w:pStyle w:val="Compact"/>
-              <w:jc w:val="left"/>
-            </w:pPr>
-            <w:r>
-              <w:rPr>
-                <w:rStyle w:val="VerbatimChar"/>
-              </w:rPr>
-              <w:t xml:space="preserve">"EG-DEFAULT-V1"</w:t>
-            </w:r>
-            <w:r>
-              <w:t xml:space="preserve"> </w:t>
-            </w:r>
-            <w:r>
-              <w:t xml:space="preserve">(str)</w:t>
-            </w:r>
-          </w:p>
-        </w:tc>
-        <w:tc>
-          <w:tcPr/>
-          <w:p>
-            <w:pPr>
-              <w:pStyle w:val="Compact"/>
-              <w:jc w:val="left"/>
-            </w:pPr>
-            <w:r>
-              <w:rPr>
-                <w:rStyle w:val="VerbatimChar"/>
-              </w:rPr>
-              <w:t xml:space="preserve">"EG-STRICT-V2"</w:t>
-            </w:r>
-            <w:r>
-              <w:t xml:space="preserve">,</w:t>
-            </w:r>
-            <w:r>
-              <w:t xml:space="preserve"> </w:t>
-            </w:r>
-            <w:r>
-              <w:rPr>
-                <w:rStyle w:val="VerbatimChar"/>
-              </w:rPr>
-              <w:t xml:space="preserve">"EG-DEFAULT-V1"</w:t>
-            </w:r>
-          </w:p>
-        </w:tc>
-        <w:tc>
-          <w:tcPr/>
-          <w:p>
-            <w:pPr>
-              <w:pStyle w:val="Compact"/>
-              <w:jc w:val="left"/>
-            </w:pPr>
-            <w:r>
-              <w:rPr>
-                <w:rFonts w:hint="eastAsia"/>
-              </w:rPr>
-              <w:t xml:space="preserve">根據</w:t>
-            </w:r>
-            <w:r>
-              <w:t xml:space="preserve"> </w:t>
-            </w:r>
-            <w:r>
-              <w:rPr>
-                <w:rStyle w:val="VerbatimChar"/>
-              </w:rPr>
-              <w:t xml:space="preserve">strict_mode</w:t>
-            </w:r>
-            <w:r>
-              <w:t xml:space="preserve"> </w:t>
-            </w:r>
-            <w:r>
-              <w:rPr>
-                <w:rFonts w:hint="eastAsia"/>
-              </w:rPr>
-              <w:t xml:space="preserve">開關設定</w:t>
-            </w:r>
-          </w:p>
-        </w:tc>
-        <w:tc>
-          <w:tcPr/>
-          <w:p>
-            <w:pPr>
-              <w:pStyle w:val="Compact"/>
-              <w:jc w:val="left"/>
-            </w:pPr>
-            <w:r>
-              <w:rPr>
-                <w:rFonts w:hint="eastAsia"/>
-              </w:rPr>
-              <w:t xml:space="preserve">當前套用的</w:t>
-            </w:r>
-            <w:r>
-              <w:t xml:space="preserve"> Egress </w:t>
-            </w:r>
-            <w:r>
-              <w:rPr>
-                <w:rFonts w:hint="eastAsia"/>
-              </w:rPr>
-              <w:t xml:space="preserve">(匯出)</w:t>
-            </w:r>
-            <w:r>
-              <w:t xml:space="preserve"> </w:t>
-            </w:r>
-            <w:r>
-              <w:rPr>
-                <w:rFonts w:hint="eastAsia"/>
-              </w:rPr>
-              <w:t xml:space="preserve">守門規則版本</w:t>
-            </w:r>
-          </w:p>
-        </w:tc>
-      </w:tr>
-      <w:tr>
-        <w:tc>
-          <w:tcPr/>
-          <w:p>
-            <w:pPr>
-              <w:pStyle w:val="Compact"/>
-              <w:jc w:val="left"/>
-            </w:pPr>
-            <w:r>
-              <w:rPr>
-                <w:rStyle w:val="VerbatimChar"/>
-              </w:rPr>
-              <w:t xml:space="preserve">payload</w:t>
-            </w:r>
-          </w:p>
-        </w:tc>
-        <w:tc>
-          <w:tcPr/>
-          <w:p>
-            <w:pPr>
-              <w:pStyle w:val="Compact"/>
-              <w:jc w:val="left"/>
-            </w:pPr>
-            <w:r>
-              <w:rPr>
-                <w:rStyle w:val="VerbatimChar"/>
-              </w:rPr>
-              <w:t xml:space="preserve">{...}</w:t>
-            </w:r>
-            <w:r>
-              <w:t xml:space="preserve"> </w:t>
-            </w:r>
-            <w:r>
-              <w:rPr>
-                <w:rFonts w:hint="eastAsia"/>
-              </w:rPr>
-              <w:t xml:space="preserve">或</w:t>
-            </w:r>
-            <w:r>
-              <w:t xml:space="preserve"> </w:t>
-            </w:r>
-            <w:r>
-              <w:rPr>
-                <w:rStyle w:val="VerbatimChar"/>
-              </w:rPr>
-              <w:t xml:space="preserve">None</w:t>
-            </w:r>
-          </w:p>
-        </w:tc>
-        <w:tc>
-          <w:tcPr/>
-          <w:p>
-            <w:pPr>
-              <w:pStyle w:val="Compact"/>
-              <w:jc w:val="left"/>
-            </w:pPr>
-            <w:r>
-              <w:rPr>
-                <w:rStyle w:val="VerbatimChar"/>
-              </w:rPr>
-              <w:t xml:space="preserve">Dict</w:t>
-            </w:r>
-            <w:r>
-              <w:t xml:space="preserve"> </w:t>
-            </w:r>
-            <w:r>
-              <w:t xml:space="preserve">/</w:t>
-            </w:r>
-            <w:r>
-              <w:t xml:space="preserve"> </w:t>
-            </w:r>
-            <w:r>
-              <w:rPr>
-                <w:rStyle w:val="VerbatimChar"/>
-              </w:rPr>
-              <w:t xml:space="preserve">None</w:t>
-            </w:r>
-          </w:p>
-        </w:tc>
-        <w:tc>
-          <w:tcPr/>
-          <w:p>
-            <w:pPr>
-              <w:pStyle w:val="Compact"/>
-              <w:jc w:val="left"/>
-            </w:pPr>
-            <w:r>
-              <w:rPr>
-                <w:rStyle w:val="VerbatimChar"/>
-              </w:rPr>
-              <w:t xml:space="preserve">authority_scope_ref</w:t>
-            </w:r>
-            <w:r>
-              <w:t xml:space="preserve"> </w:t>
-            </w:r>
-            <w:r>
-              <w:rPr>
-                <w:rFonts w:hint="eastAsia"/>
-              </w:rPr>
-              <w:t xml:space="preserve">權限對接</w:t>
-            </w:r>
-          </w:p>
-        </w:tc>
-        <w:tc>
-          <w:tcPr/>
-          <w:p>
-            <w:pPr>
-              <w:pStyle w:val="Compact"/>
-              <w:jc w:val="left"/>
-            </w:pPr>
-            <w:r>
-              <w:rPr>
-                <w:rFonts w:hint="eastAsia"/>
-              </w:rPr>
-              <w:t xml:space="preserve">完整的時間軸與除錯深度矩陣資料，若全線被阻擋則直接以</w:t>
-            </w:r>
-            <w:r>
-              <w:t xml:space="preserve"> </w:t>
-            </w:r>
-            <w:r>
-              <w:rPr>
-                <w:rStyle w:val="VerbatimChar"/>
-              </w:rPr>
-              <w:t xml:space="preserve">None</w:t>
-            </w:r>
-            <w:r>
-              <w:t xml:space="preserve"> </w:t>
-            </w:r>
-            <w:r>
-              <w:rPr>
-                <w:rFonts w:hint="eastAsia"/>
-              </w:rPr>
-              <w:t xml:space="preserve">輸出不顯示</w:t>
-            </w:r>
-          </w:p>
-        </w:tc>
-      </w:tr>
-    </w:tbl>
+    <w:bookmarkStart w:id="14" w:name="欄位詳情-1"/>
+    <w:p>
+      <w:pPr>
+        <w:pStyle w:val="Heading3"/>
+      </w:pPr>
+      <w:r>
+        <w:rPr>
+          <w:rFonts w:hint="eastAsia"/>
+        </w:rPr>
+        <w:t xml:space="preserve">欄位詳情</w:t>
+      </w:r>
+    </w:p>
+    <w:p>
+      <w:pPr>
+        <w:pStyle w:val="Compact"/>
+        <w:numPr>
+          <w:ilvl w:val="0"/>
+          <w:numId w:val="1007"/>
+        </w:numPr>
+      </w:pPr>
+      <w:r>
+        <w:rPr>
+          <w:rStyle w:val="VerbatimChar"/>
+          <w:b/>
+          <w:bCs/>
+        </w:rPr>
+        <w:t xml:space="preserve">status</w:t>
+      </w:r>
+      <w:r>
+        <w:t xml:space="preserve"> </w:t>
+      </w:r>
+      <w:r>
+        <w:t xml:space="preserve">(</w:t>
+      </w:r>
+      <w:r>
+        <w:rPr>
+          <w:rStyle w:val="VerbatimChar"/>
+        </w:rPr>
+        <w:t xml:space="preserve">str</w:t>
+      </w:r>
+      <w:r>
+        <w:t xml:space="preserve">) -</w:t>
+      </w:r>
+      <w:r>
+        <w:t xml:space="preserve"> </w:t>
+      </w:r>
+      <w:r>
+        <w:rPr>
+          <w:i/>
+          <w:iCs/>
+        </w:rPr>
+        <w:t xml:space="preserve">ProofCard </w:t>
+      </w:r>
+      <w:r>
+        <w:rPr>
+          <w:rFonts w:hint="eastAsia"/>
+          <w:i/>
+          <w:iCs/>
+        </w:rPr>
+        <w:t xml:space="preserve">本身的整備狀態與合規性</w:t>
+      </w:r>
+    </w:p>
+    <w:p>
+      <w:pPr>
+        <w:pStyle w:val="Compact"/>
+        <w:numPr>
+          <w:ilvl w:val="1"/>
+          <w:numId w:val="1008"/>
+        </w:numPr>
+      </w:pPr>
+      <w:r>
+        <w:rPr>
+          <w:rFonts w:hint="eastAsia"/>
+          <w:b/>
+          <w:bCs/>
+        </w:rPr>
+        <w:t xml:space="preserve">可能值</w:t>
+      </w:r>
+      <w:r>
+        <w:rPr>
+          <w:rFonts w:hint="eastAsia"/>
+        </w:rPr>
+        <w:t xml:space="preserve">：</w:t>
+      </w:r>
+      <w:r>
+        <w:rPr>
+          <w:rStyle w:val="VerbatimChar"/>
+        </w:rPr>
+        <w:t xml:space="preserve">"READY"</w:t>
+      </w:r>
+      <w:r>
+        <w:t xml:space="preserve">,</w:t>
+      </w:r>
+      <w:r>
+        <w:t xml:space="preserve"> </w:t>
+      </w:r>
+      <w:r>
+        <w:rPr>
+          <w:rStyle w:val="VerbatimChar"/>
+        </w:rPr>
+        <w:t xml:space="preserve">"NOT_READY"</w:t>
+      </w:r>
+      <w:r>
+        <w:t xml:space="preserve">,</w:t>
+      </w:r>
+      <w:r>
+        <w:t xml:space="preserve"> </w:t>
+      </w:r>
+      <w:r>
+        <w:rPr>
+          <w:rStyle w:val="VerbatimChar"/>
+        </w:rPr>
+        <w:t xml:space="preserve">"INSUFFICIENT_EVIDENCE"</w:t>
+      </w:r>
+    </w:p>
+    <w:p>
+      <w:pPr>
+        <w:pStyle w:val="Compact"/>
+        <w:numPr>
+          <w:ilvl w:val="1"/>
+          <w:numId w:val="1008"/>
+        </w:numPr>
+      </w:pPr>
+      <w:r>
+        <w:rPr>
+          <w:rFonts w:hint="eastAsia"/>
+          <w:b/>
+          <w:bCs/>
+        </w:rPr>
+        <w:t xml:space="preserve">判斷邏輯</w:t>
+      </w:r>
+      <w:r>
+        <w:rPr>
+          <w:rFonts w:hint="eastAsia"/>
+        </w:rPr>
+        <w:t xml:space="preserve">：</w:t>
+      </w:r>
+    </w:p>
+    <w:p>
+      <w:pPr>
+        <w:pStyle w:val="Compact"/>
+        <w:numPr>
+          <w:ilvl w:val="2"/>
+          <w:numId w:val="1009"/>
+        </w:numPr>
+      </w:pPr>
+      <w:r>
+        <w:rPr>
+          <w:rFonts w:hint="eastAsia"/>
+        </w:rPr>
+        <w:t xml:space="preserve">樣本數</w:t>
+      </w:r>
+      <w:r>
+        <w:t xml:space="preserve"> </w:t>
+      </w:r>
+      <w:r>
+        <w:rPr>
+          <w:rStyle w:val="VerbatimChar"/>
+        </w:rPr>
+        <w:t xml:space="preserve">&lt; MIN_SAMPLES</w:t>
+      </w:r>
+      <w:r>
+        <w:t xml:space="preserve"> </w:t>
+      </w:r>
+      <w:r>
+        <w:t xml:space="preserve">-&gt;</w:t>
+      </w:r>
+      <w:r>
+        <w:t xml:space="preserve"> </w:t>
+      </w:r>
+      <w:r>
+        <w:rPr>
+          <w:rStyle w:val="VerbatimChar"/>
+        </w:rPr>
+        <w:t xml:space="preserve">"INSUFFICIENT_EVIDENCE"</w:t>
+      </w:r>
+    </w:p>
+    <w:p>
+      <w:pPr>
+        <w:pStyle w:val="Compact"/>
+        <w:numPr>
+          <w:ilvl w:val="2"/>
+          <w:numId w:val="1009"/>
+        </w:numPr>
+      </w:pPr>
+      <w:r>
+        <w:rPr>
+          <w:rFonts w:hint="eastAsia"/>
+        </w:rPr>
+        <w:t xml:space="preserve">若</w:t>
+      </w:r>
+      <w:r>
+        <w:t xml:space="preserve"> threshold </w:t>
+      </w:r>
+      <w:r>
+        <w:rPr>
+          <w:rFonts w:hint="eastAsia"/>
+        </w:rPr>
+        <w:t xml:space="preserve">檢查有失敗的</w:t>
+      </w:r>
+      <w:r>
+        <w:t xml:space="preserve"> </w:t>
+      </w:r>
+      <w:r>
+        <w:rPr>
+          <w:rStyle w:val="VerbatimChar"/>
+        </w:rPr>
+        <w:t xml:space="preserve">reasons</w:t>
+      </w:r>
+      <w:r>
+        <w:t xml:space="preserve"> </w:t>
+      </w:r>
+      <w:r>
+        <w:t xml:space="preserve">-&gt;</w:t>
+      </w:r>
+      <w:r>
+        <w:t xml:space="preserve"> </w:t>
+      </w:r>
+      <w:r>
+        <w:rPr>
+          <w:rStyle w:val="VerbatimChar"/>
+        </w:rPr>
+        <w:t xml:space="preserve">"NOT_READY"</w:t>
+      </w:r>
+    </w:p>
+    <w:p>
+      <w:pPr>
+        <w:pStyle w:val="Compact"/>
+        <w:numPr>
+          <w:ilvl w:val="2"/>
+          <w:numId w:val="1009"/>
+        </w:numPr>
+      </w:pPr>
+      <w:r>
+        <w:rPr>
+          <w:rFonts w:hint="eastAsia"/>
+        </w:rPr>
+        <w:t xml:space="preserve">無任何失敗項目</w:t>
+      </w:r>
+      <w:r>
+        <w:t xml:space="preserve"> -&gt;</w:t>
+      </w:r>
+      <w:r>
+        <w:t xml:space="preserve"> </w:t>
+      </w:r>
+      <w:r>
+        <w:rPr>
+          <w:rStyle w:val="VerbatimChar"/>
+        </w:rPr>
+        <w:t xml:space="preserve">"READY"</w:t>
+      </w:r>
+    </w:p>
+    <w:p>
+      <w:pPr>
+        <w:pStyle w:val="Compact"/>
+        <w:numPr>
+          <w:ilvl w:val="0"/>
+          <w:numId w:val="1007"/>
+        </w:numPr>
+      </w:pPr>
+      <w:r>
+        <w:rPr>
+          <w:rStyle w:val="VerbatimChar"/>
+          <w:b/>
+          <w:bCs/>
+        </w:rPr>
+        <w:t xml:space="preserve">diagnosis_code</w:t>
+      </w:r>
+      <w:r>
+        <w:t xml:space="preserve"> </w:t>
+      </w:r>
+      <w:r>
+        <w:t xml:space="preserve">(</w:t>
+      </w:r>
+      <w:r>
+        <w:rPr>
+          <w:rStyle w:val="VerbatimChar"/>
+        </w:rPr>
+        <w:t xml:space="preserve">str</w:t>
+      </w:r>
+      <w:r>
+        <w:t xml:space="preserve">) -</w:t>
+      </w:r>
+      <w:r>
+        <w:t xml:space="preserve"> </w:t>
+      </w:r>
+      <w:r>
+        <w:rPr>
+          <w:rFonts w:hint="eastAsia"/>
+          <w:i/>
+          <w:iCs/>
+        </w:rPr>
+        <w:t xml:space="preserve">該證據卡總結的異常根本原因分類</w:t>
+      </w:r>
+    </w:p>
+    <w:p>
+      <w:pPr>
+        <w:pStyle w:val="Compact"/>
+        <w:numPr>
+          <w:ilvl w:val="1"/>
+          <w:numId w:val="1010"/>
+        </w:numPr>
+      </w:pPr>
+      <w:r>
+        <w:rPr>
+          <w:rFonts w:hint="eastAsia"/>
+          <w:b/>
+          <w:bCs/>
+        </w:rPr>
+        <w:t xml:space="preserve">可能值</w:t>
+      </w:r>
+      <w:r>
+        <w:rPr>
+          <w:rFonts w:hint="eastAsia"/>
+        </w:rPr>
+        <w:t xml:space="preserve">：</w:t>
+      </w:r>
+      <w:r>
+        <w:rPr>
+          <w:rStyle w:val="VerbatimChar"/>
+        </w:rPr>
+        <w:t xml:space="preserve">"WAN_UNSTABLE"</w:t>
+      </w:r>
+      <w:r>
+        <w:t xml:space="preserve">,</w:t>
+      </w:r>
+      <w:r>
+        <w:t xml:space="preserve"> </w:t>
+      </w:r>
+      <w:r>
+        <w:rPr>
+          <w:rStyle w:val="VerbatimChar"/>
+        </w:rPr>
+        <w:t xml:space="preserve">"WIFI_CONGESTION"</w:t>
+      </w:r>
+      <w:r>
+        <w:t xml:space="preserve">,</w:t>
+      </w:r>
+      <w:r>
+        <w:t xml:space="preserve"> </w:t>
+      </w:r>
+      <w:r>
+        <w:rPr>
+          <w:rStyle w:val="VerbatimChar"/>
+        </w:rPr>
+        <w:t xml:space="preserve">"UNKNOWN"</w:t>
+      </w:r>
+      <w:r>
+        <w:t xml:space="preserve"> </w:t>
+      </w:r>
+      <w:r>
+        <w:rPr>
+          <w:rFonts w:hint="eastAsia"/>
+        </w:rPr>
+        <w:t xml:space="preserve">等</w:t>
+      </w:r>
+    </w:p>
+    <w:p>
+      <w:pPr>
+        <w:pStyle w:val="Compact"/>
+        <w:numPr>
+          <w:ilvl w:val="1"/>
+          <w:numId w:val="1010"/>
+        </w:numPr>
+      </w:pPr>
+      <w:r>
+        <w:rPr>
+          <w:rFonts w:hint="eastAsia"/>
+          <w:b/>
+          <w:bCs/>
+        </w:rPr>
+        <w:t xml:space="preserve">判斷邏輯</w:t>
+      </w:r>
+      <w:r>
+        <w:rPr>
+          <w:rFonts w:hint="eastAsia"/>
+        </w:rPr>
+        <w:t xml:space="preserve">：基於</w:t>
+      </w:r>
+      <w:r>
+        <w:t xml:space="preserve"> M13 </w:t>
+      </w:r>
+      <w:r>
+        <w:rPr>
+          <w:rFonts w:hint="eastAsia"/>
+        </w:rPr>
+        <w:t xml:space="preserve">傳回的首個錯誤代碼</w:t>
+      </w:r>
+      <w:r>
+        <w:t xml:space="preserve"> (</w:t>
+      </w:r>
+      <w:r>
+        <w:rPr>
+          <w:rStyle w:val="VerbatimChar"/>
+        </w:rPr>
+        <w:t xml:space="preserve">reasons[0]</w:t>
+      </w:r>
+      <w:r>
+        <w:t xml:space="preserve">) </w:t>
+      </w:r>
+      <w:r>
+        <w:rPr>
+          <w:rFonts w:hint="eastAsia"/>
+        </w:rPr>
+        <w:t xml:space="preserve">查表推導得出。</w:t>
+      </w:r>
+    </w:p>
+    <w:p>
+      <w:pPr>
+        <w:pStyle w:val="Compact"/>
+        <w:numPr>
+          <w:ilvl w:val="0"/>
+          <w:numId w:val="1007"/>
+        </w:numPr>
+      </w:pPr>
+      <w:r>
+        <w:rPr>
+          <w:rStyle w:val="VerbatimChar"/>
+          <w:b/>
+          <w:bCs/>
+        </w:rPr>
+        <w:t xml:space="preserve">reason_code</w:t>
+      </w:r>
+      <w:r>
+        <w:t xml:space="preserve"> </w:t>
+      </w:r>
+      <w:r>
+        <w:t xml:space="preserve">(</w:t>
+      </w:r>
+      <w:r>
+        <w:rPr>
+          <w:rStyle w:val="VerbatimChar"/>
+        </w:rPr>
+        <w:t xml:space="preserve">List[str]</w:t>
+      </w:r>
+      <w:r>
+        <w:t xml:space="preserve">) -</w:t>
+      </w:r>
+      <w:r>
+        <w:t xml:space="preserve"> </w:t>
+      </w:r>
+      <w:r>
+        <w:rPr>
+          <w:rFonts w:hint="eastAsia"/>
+          <w:i/>
+          <w:iCs/>
+        </w:rPr>
+        <w:t xml:space="preserve">列出所有未達標的具體量測項目代碼</w:t>
+      </w:r>
+    </w:p>
+    <w:p>
+      <w:pPr>
+        <w:pStyle w:val="Compact"/>
+        <w:numPr>
+          <w:ilvl w:val="1"/>
+          <w:numId w:val="1011"/>
+        </w:numPr>
+      </w:pPr>
+      <w:r>
+        <w:rPr>
+          <w:rFonts w:hint="eastAsia"/>
+          <w:b/>
+          <w:bCs/>
+        </w:rPr>
+        <w:t xml:space="preserve">可能值</w:t>
+      </w:r>
+      <w:r>
+        <w:rPr>
+          <w:rFonts w:hint="eastAsia"/>
+        </w:rPr>
+        <w:t xml:space="preserve">：</w:t>
+      </w:r>
+      <w:r>
+        <w:rPr>
+          <w:rStyle w:val="VerbatimChar"/>
+        </w:rPr>
+        <w:t xml:space="preserve">["P95_RTT_TOO_HIGH"]</w:t>
+      </w:r>
+      <w:r>
+        <w:t xml:space="preserve">,</w:t>
+      </w:r>
+      <w:r>
+        <w:t xml:space="preserve"> </w:t>
+      </w:r>
+      <w:r>
+        <w:rPr>
+          <w:rStyle w:val="VerbatimChar"/>
+        </w:rPr>
+        <w:t xml:space="preserve">["PLANT_IMPAIRMENT_SUSPECT"]</w:t>
+      </w:r>
+      <w:r>
+        <w:t xml:space="preserve">,</w:t>
+      </w:r>
+      <w:r>
+        <w:t xml:space="preserve"> </w:t>
+      </w:r>
+      <w:r>
+        <w:rPr>
+          <w:rStyle w:val="VerbatimChar"/>
+        </w:rPr>
+        <w:t xml:space="preserve">["LOW_PHY_RATE"]</w:t>
+      </w:r>
+      <w:r>
+        <w:t xml:space="preserve">…</w:t>
+      </w:r>
+    </w:p>
+    <w:p>
+      <w:pPr>
+        <w:pStyle w:val="Compact"/>
+        <w:numPr>
+          <w:ilvl w:val="1"/>
+          <w:numId w:val="1011"/>
+        </w:numPr>
+      </w:pPr>
+      <w:r>
+        <w:rPr>
+          <w:rFonts w:hint="eastAsia"/>
+          <w:b/>
+          <w:bCs/>
+        </w:rPr>
+        <w:t xml:space="preserve">判斷邏輯</w:t>
+      </w:r>
+      <w:r>
+        <w:rPr>
+          <w:rFonts w:hint="eastAsia"/>
+        </w:rPr>
+        <w:t xml:space="preserve">：由</w:t>
+      </w:r>
+      <w:r>
+        <w:t xml:space="preserve"> Profiler </w:t>
+      </w:r>
+      <w:r>
+        <w:rPr>
+          <w:rFonts w:hint="eastAsia"/>
+        </w:rPr>
+        <w:t xml:space="preserve">掃描每項</w:t>
+      </w:r>
+      <w:r>
+        <w:t xml:space="preserve"> </w:t>
+      </w:r>
+      <w:r>
+        <w:rPr>
+          <w:rFonts w:hint="eastAsia"/>
+        </w:rPr>
+        <w:t xml:space="preserve">Threshold，紀錄所有突破門檻的代碼。</w:t>
+      </w:r>
+    </w:p>
+    <w:p>
+      <w:pPr>
+        <w:pStyle w:val="Compact"/>
+        <w:numPr>
+          <w:ilvl w:val="0"/>
+          <w:numId w:val="1007"/>
+        </w:numPr>
+      </w:pPr>
+      <w:r>
+        <w:rPr>
+          <w:rStyle w:val="VerbatimChar"/>
+          <w:b/>
+          <w:bCs/>
+        </w:rPr>
+        <w:t xml:space="preserve">validity_grade</w:t>
+      </w:r>
+      <w:r>
+        <w:t xml:space="preserve"> </w:t>
+      </w:r>
+      <w:r>
+        <w:t xml:space="preserve">(</w:t>
+      </w:r>
+      <w:r>
+        <w:rPr>
+          <w:rStyle w:val="VerbatimChar"/>
+        </w:rPr>
+        <w:t xml:space="preserve">str</w:t>
+      </w:r>
+      <w:r>
+        <w:t xml:space="preserve">) -</w:t>
+      </w:r>
+      <w:r>
+        <w:t xml:space="preserve"> </w:t>
+      </w:r>
+      <w:r>
+        <w:rPr>
+          <w:rFonts w:hint="eastAsia"/>
+          <w:i/>
+          <w:iCs/>
+        </w:rPr>
+        <w:t xml:space="preserve">此證據卡可被採信的法律與合約位階</w:t>
+      </w:r>
+    </w:p>
+    <w:p>
+      <w:pPr>
+        <w:pStyle w:val="Compact"/>
+        <w:numPr>
+          <w:ilvl w:val="1"/>
+          <w:numId w:val="1012"/>
+        </w:numPr>
+      </w:pPr>
+      <w:r>
+        <w:rPr>
+          <w:rFonts w:hint="eastAsia"/>
+          <w:b/>
+          <w:bCs/>
+        </w:rPr>
+        <w:t xml:space="preserve">可能值</w:t>
+      </w:r>
+      <w:r>
+        <w:rPr>
+          <w:rFonts w:hint="eastAsia"/>
+        </w:rPr>
+        <w:t xml:space="preserve">：</w:t>
+      </w:r>
+      <w:r>
+        <w:rPr>
+          <w:rStyle w:val="VerbatimChar"/>
+        </w:rPr>
+        <w:t xml:space="preserve">"DELIVERY_GRADE"</w:t>
+      </w:r>
+      <w:r>
+        <w:t xml:space="preserve">,</w:t>
+      </w:r>
+      <w:r>
+        <w:t xml:space="preserve"> </w:t>
+      </w:r>
+      <w:r>
+        <w:rPr>
+          <w:rStyle w:val="VerbatimChar"/>
+        </w:rPr>
+        <w:t xml:space="preserve">"CLOSURE_GRADE"</w:t>
+      </w:r>
+      <w:r>
+        <w:t xml:space="preserve">,</w:t>
+      </w:r>
+      <w:r>
+        <w:t xml:space="preserve"> </w:t>
+      </w:r>
+      <w:r>
+        <w:rPr>
+          <w:rStyle w:val="VerbatimChar"/>
+        </w:rPr>
+        <w:t xml:space="preserve">"NOT_CLOSURE_GRADE"</w:t>
+      </w:r>
+    </w:p>
+    <w:p>
+      <w:pPr>
+        <w:pStyle w:val="Compact"/>
+        <w:numPr>
+          <w:ilvl w:val="1"/>
+          <w:numId w:val="1012"/>
+        </w:numPr>
+      </w:pPr>
+      <w:r>
+        <w:rPr>
+          <w:rFonts w:hint="eastAsia"/>
+          <w:b/>
+          <w:bCs/>
+        </w:rPr>
+        <w:t xml:space="preserve">判斷邏輯</w:t>
+      </w:r>
+      <w:r>
+        <w:rPr>
+          <w:rFonts w:hint="eastAsia"/>
+        </w:rPr>
+        <w:t xml:space="preserve">：若調閱情境</w:t>
+      </w:r>
+      <w:r>
+        <w:t xml:space="preserve"> (</w:t>
+      </w:r>
+      <w:r>
+        <w:rPr>
+          <w:rStyle w:val="VerbatimChar"/>
+        </w:rPr>
+        <w:t xml:space="preserve">context</w:t>
+      </w:r>
+      <w:r>
+        <w:t xml:space="preserve">) </w:t>
+      </w:r>
+      <w:r>
+        <w:rPr>
+          <w:rFonts w:hint="eastAsia"/>
+        </w:rPr>
+        <w:t xml:space="preserve">包含</w:t>
+      </w:r>
+      <w:r>
+        <w:t xml:space="preserve"> </w:t>
+      </w:r>
+      <w:r>
+        <w:rPr>
+          <w:rStyle w:val="VerbatimChar"/>
+        </w:rPr>
+        <w:t xml:space="preserve">dispute</w:t>
+      </w:r>
+      <w:r>
+        <w:t xml:space="preserve"> </w:t>
+      </w:r>
+      <w:r>
+        <w:rPr>
+          <w:rFonts w:hint="eastAsia"/>
+        </w:rPr>
+        <w:t xml:space="preserve">或</w:t>
+      </w:r>
+      <w:r>
+        <w:t xml:space="preserve"> </w:t>
+      </w:r>
+      <w:r>
+        <w:rPr>
+          <w:rStyle w:val="VerbatimChar"/>
+        </w:rPr>
+        <w:t xml:space="preserve">compliance</w:t>
+      </w:r>
+      <w:r>
+        <w:rPr>
+          <w:rFonts w:hint="eastAsia"/>
+        </w:rPr>
+        <w:t xml:space="preserve">：且該報告若已簽署則得</w:t>
+      </w:r>
+      <w:r>
+        <w:t xml:space="preserve"> </w:t>
+      </w:r>
+      <w:r>
+        <w:rPr>
+          <w:rStyle w:val="VerbatimChar"/>
+        </w:rPr>
+        <w:t xml:space="preserve">"CLOSURE_GRADE"</w:t>
+      </w:r>
+      <w:r>
+        <w:rPr>
+          <w:rFonts w:hint="eastAsia"/>
+        </w:rPr>
+        <w:t xml:space="preserve">，否則退回</w:t>
+      </w:r>
+      <w:r>
+        <w:t xml:space="preserve"> </w:t>
+      </w:r>
+      <w:r>
+        <w:rPr>
+          <w:rStyle w:val="VerbatimChar"/>
+        </w:rPr>
+        <w:t xml:space="preserve">"NOT_CLOSURE_GRADE"</w:t>
+      </w:r>
+      <w:r>
+        <w:rPr>
+          <w:rFonts w:hint="eastAsia"/>
+        </w:rPr>
+        <w:t xml:space="preserve">。未指定情境時預設皆為</w:t>
+      </w:r>
+      <w:r>
+        <w:t xml:space="preserve"> </w:t>
+      </w:r>
+      <w:r>
+        <w:rPr>
+          <w:rStyle w:val="VerbatimChar"/>
+        </w:rPr>
+        <w:t xml:space="preserve">"DELIVERY_GRADE"</w:t>
+      </w:r>
+      <w:r>
+        <w:t xml:space="preserve">。</w:t>
+      </w:r>
+    </w:p>
+    <w:p>
+      <w:pPr>
+        <w:pStyle w:val="Compact"/>
+        <w:numPr>
+          <w:ilvl w:val="0"/>
+          <w:numId w:val="1007"/>
+        </w:numPr>
+      </w:pPr>
+      <w:r>
+        <w:rPr>
+          <w:rStyle w:val="VerbatimChar"/>
+          <w:b/>
+          <w:bCs/>
+        </w:rPr>
+        <w:t xml:space="preserve">health_checks</w:t>
+      </w:r>
+      <w:r>
+        <w:t xml:space="preserve"> </w:t>
+      </w:r>
+      <w:r>
+        <w:t xml:space="preserve">(</w:t>
+      </w:r>
+      <w:r>
+        <w:rPr>
+          <w:rStyle w:val="VerbatimChar"/>
+        </w:rPr>
+        <w:t xml:space="preserve">List[CheckResult]</w:t>
+      </w:r>
+      <w:r>
+        <w:t xml:space="preserve">) -</w:t>
+      </w:r>
+      <w:r>
+        <w:t xml:space="preserve"> </w:t>
+      </w:r>
+      <w:r>
+        <w:rPr>
+          <w:rFonts w:hint="eastAsia"/>
+          <w:i/>
+          <w:iCs/>
+        </w:rPr>
+        <w:t xml:space="preserve">詳細條列</w:t>
+      </w:r>
+      <w:r>
+        <w:rPr>
+          <w:i/>
+          <w:iCs/>
+        </w:rPr>
+        <w:t xml:space="preserve"> Threshold </w:t>
+      </w:r>
+      <w:r>
+        <w:rPr>
+          <w:rFonts w:hint="eastAsia"/>
+          <w:i/>
+          <w:iCs/>
+        </w:rPr>
+        <w:t xml:space="preserve">的過關/失敗細節</w:t>
+      </w:r>
+    </w:p>
+    <w:p>
+      <w:pPr>
+        <w:pStyle w:val="Compact"/>
+        <w:numPr>
+          <w:ilvl w:val="1"/>
+          <w:numId w:val="1013"/>
+        </w:numPr>
+      </w:pPr>
+      <w:r>
+        <w:rPr>
+          <w:rFonts w:hint="eastAsia"/>
+          <w:b/>
+          <w:bCs/>
+        </w:rPr>
+        <w:t xml:space="preserve">可能值</w:t>
+      </w:r>
+      <w:r>
+        <w:rPr>
+          <w:rFonts w:hint="eastAsia"/>
+        </w:rPr>
+        <w:t xml:space="preserve">：</w:t>
+      </w:r>
+      <w:r>
+        <w:rPr>
+          <w:rStyle w:val="VerbatimChar"/>
+        </w:rPr>
+        <w:t xml:space="preserve">[{name: "Latency", threshold: "&lt;=60", actual: "45", status: "PASS", reason: null}]</w:t>
+      </w:r>
+    </w:p>
+    <w:p>
+      <w:pPr>
+        <w:pStyle w:val="Compact"/>
+        <w:numPr>
+          <w:ilvl w:val="1"/>
+          <w:numId w:val="1013"/>
+        </w:numPr>
+      </w:pPr>
+      <w:r>
+        <w:rPr>
+          <w:rFonts w:hint="eastAsia"/>
+          <w:b/>
+          <w:bCs/>
+        </w:rPr>
+        <w:t xml:space="preserve">判斷邏輯</w:t>
+      </w:r>
+      <w:r>
+        <w:rPr>
+          <w:rFonts w:hint="eastAsia"/>
+        </w:rPr>
+        <w:t xml:space="preserve">：直接輸出</w:t>
+      </w:r>
+      <w:r>
+        <w:t xml:space="preserve"> </w:t>
+      </w:r>
+      <w:r>
+        <w:rPr>
+          <w:rStyle w:val="VerbatimChar"/>
+        </w:rPr>
+        <w:t xml:space="preserve">ProfileBase.check()</w:t>
+      </w:r>
+      <w:r>
+        <w:t xml:space="preserve"> </w:t>
+      </w:r>
+      <w:r>
+        <w:rPr>
+          <w:rFonts w:hint="eastAsia"/>
+        </w:rPr>
+        <w:t xml:space="preserve">的陣列結果。</w:t>
+      </w:r>
+    </w:p>
+    <w:p>
+      <w:pPr>
+        <w:pStyle w:val="Compact"/>
+        <w:numPr>
+          <w:ilvl w:val="0"/>
+          <w:numId w:val="1007"/>
+        </w:numPr>
+      </w:pPr>
+      <w:r>
+        <w:rPr>
+          <w:rStyle w:val="VerbatimChar"/>
+          <w:b/>
+          <w:bCs/>
+        </w:rPr>
+        <w:t xml:space="preserve">outcome_facet</w:t>
+      </w:r>
+      <w:r>
+        <w:t xml:space="preserve"> </w:t>
+      </w:r>
+      <w:r>
+        <w:t xml:space="preserve">(</w:t>
+      </w:r>
+      <w:r>
+        <w:rPr>
+          <w:rStyle w:val="VerbatimChar"/>
+        </w:rPr>
+        <w:t xml:space="preserve">List[Dict]</w:t>
+      </w:r>
+      <w:r>
+        <w:t xml:space="preserve">) -</w:t>
+      </w:r>
+      <w:r>
+        <w:t xml:space="preserve"> </w:t>
+      </w:r>
+      <w:r>
+        <w:rPr>
+          <w:rFonts w:hint="eastAsia"/>
+          <w:i/>
+          <w:iCs/>
+        </w:rPr>
+        <w:t xml:space="preserve">呈現於</w:t>
+      </w:r>
+      <w:r>
+        <w:rPr>
+          <w:i/>
+          <w:iCs/>
+        </w:rPr>
+        <w:t xml:space="preserve"> UI </w:t>
+      </w:r>
+      <w:r>
+        <w:rPr>
+          <w:rFonts w:hint="eastAsia"/>
+          <w:i/>
+          <w:iCs/>
+        </w:rPr>
+        <w:t xml:space="preserve">面板上的關鍵指標數值摘要</w:t>
+      </w:r>
+    </w:p>
+    <w:p>
+      <w:pPr>
+        <w:pStyle w:val="Compact"/>
+        <w:numPr>
+          <w:ilvl w:val="1"/>
+          <w:numId w:val="1014"/>
+        </w:numPr>
+      </w:pPr>
+      <w:r>
+        <w:rPr>
+          <w:rFonts w:hint="eastAsia"/>
+          <w:b/>
+          <w:bCs/>
+        </w:rPr>
+        <w:t xml:space="preserve">可能值</w:t>
+      </w:r>
+      <w:r>
+        <w:rPr>
+          <w:rFonts w:hint="eastAsia"/>
+        </w:rPr>
+        <w:t xml:space="preserve">：</w:t>
+      </w:r>
+      <w:r>
+        <w:rPr>
+          <w:rStyle w:val="VerbatimChar"/>
+        </w:rPr>
+        <w:t xml:space="preserve">[{"name": "rtt_p95", "value": 45.2, "unit": "auto"}]</w:t>
+      </w:r>
+    </w:p>
+    <w:p>
+      <w:pPr>
+        <w:pStyle w:val="Compact"/>
+        <w:numPr>
+          <w:ilvl w:val="1"/>
+          <w:numId w:val="1014"/>
+        </w:numPr>
+      </w:pPr>
+      <w:r>
+        <w:rPr>
+          <w:rFonts w:hint="eastAsia"/>
+          <w:b/>
+          <w:bCs/>
+        </w:rPr>
+        <w:t xml:space="preserve">判斷邏輯</w:t>
+      </w:r>
+      <w:r>
+        <w:rPr>
+          <w:rFonts w:hint="eastAsia"/>
+        </w:rPr>
+        <w:t xml:space="preserve">：若狀態為</w:t>
+      </w:r>
+      <w:r>
+        <w:t xml:space="preserve"> FAILED </w:t>
+      </w:r>
+      <w:r>
+        <w:rPr>
+          <w:rFonts w:hint="eastAsia"/>
+        </w:rPr>
+        <w:t xml:space="preserve">時抽取</w:t>
+      </w:r>
+      <w:r>
+        <w:t xml:space="preserve"> </w:t>
+      </w:r>
+      <w:r>
+        <w:rPr>
+          <w:rFonts w:hint="eastAsia"/>
+        </w:rPr>
+        <w:t xml:space="preserve">p95，否則抽取</w:t>
+      </w:r>
+      <w:r>
+        <w:t xml:space="preserve"> p50 </w:t>
+      </w:r>
+      <w:r>
+        <w:rPr>
+          <w:rFonts w:hint="eastAsia"/>
+        </w:rPr>
+        <w:t xml:space="preserve">作為代表性數值。</w:t>
+      </w:r>
+    </w:p>
+    <w:p>
+      <w:pPr>
+        <w:pStyle w:val="Compact"/>
+        <w:numPr>
+          <w:ilvl w:val="0"/>
+          <w:numId w:val="1007"/>
+        </w:numPr>
+      </w:pPr>
+      <w:r>
+        <w:rPr>
+          <w:rStyle w:val="VerbatimChar"/>
+          <w:b/>
+          <w:bCs/>
+        </w:rPr>
+        <w:t xml:space="preserve">missing_evidence_class</w:t>
+      </w:r>
+      <w:r>
+        <w:t xml:space="preserve"> </w:t>
+      </w:r>
+      <w:r>
+        <w:t xml:space="preserve">(</w:t>
+      </w:r>
+      <w:r>
+        <w:rPr>
+          <w:rStyle w:val="VerbatimChar"/>
+        </w:rPr>
+        <w:t xml:space="preserve">List[str]</w:t>
+      </w:r>
+      <w:r>
+        <w:t xml:space="preserve">) -</w:t>
+      </w:r>
+      <w:r>
+        <w:t xml:space="preserve"> </w:t>
+      </w:r>
+      <w:r>
+        <w:rPr>
+          <w:rFonts w:hint="eastAsia"/>
+          <w:i/>
+          <w:iCs/>
+        </w:rPr>
+        <w:t xml:space="preserve">記載缺少了什麼要件導致證據無法完整</w:t>
+      </w:r>
+    </w:p>
+    <w:p>
+      <w:pPr>
+        <w:pStyle w:val="Compact"/>
+        <w:numPr>
+          <w:ilvl w:val="1"/>
+          <w:numId w:val="1015"/>
+        </w:numPr>
+      </w:pPr>
+      <w:r>
+        <w:rPr>
+          <w:rFonts w:hint="eastAsia"/>
+          <w:b/>
+          <w:bCs/>
+        </w:rPr>
+        <w:t xml:space="preserve">可能值</w:t>
+      </w:r>
+      <w:r>
+        <w:rPr>
+          <w:rFonts w:hint="eastAsia"/>
+        </w:rPr>
+        <w:t xml:space="preserve">：空陣列</w:t>
+      </w:r>
+      <w:r>
+        <w:t xml:space="preserve"> </w:t>
+      </w:r>
+      <w:r>
+        <w:rPr>
+          <w:rFonts w:hint="eastAsia"/>
+        </w:rPr>
+        <w:t xml:space="preserve">或</w:t>
+      </w:r>
+      <w:r>
+        <w:t xml:space="preserve"> </w:t>
+      </w:r>
+      <w:r>
+        <w:rPr>
+          <w:rStyle w:val="VerbatimChar"/>
+        </w:rPr>
+        <w:t xml:space="preserve">["PRIVACY_POLICY_MISSING"]</w:t>
+      </w:r>
+    </w:p>
+    <w:p>
+      <w:pPr>
+        <w:pStyle w:val="Compact"/>
+        <w:numPr>
+          <w:ilvl w:val="1"/>
+          <w:numId w:val="1015"/>
+        </w:numPr>
+      </w:pPr>
+      <w:r>
+        <w:rPr>
+          <w:rFonts w:hint="eastAsia"/>
+          <w:b/>
+          <w:bCs/>
+        </w:rPr>
+        <w:t xml:space="preserve">判斷邏輯</w:t>
+      </w:r>
+      <w:r>
+        <w:rPr>
+          <w:rFonts w:hint="eastAsia"/>
+        </w:rPr>
+        <w:t xml:space="preserve">：在</w:t>
+      </w:r>
+      <w:r>
+        <w:t xml:space="preserve"> M22 Base Validity Hook </w:t>
+      </w:r>
+      <w:r>
+        <w:rPr>
+          <w:rFonts w:hint="eastAsia"/>
+        </w:rPr>
+        <w:t xml:space="preserve">中檢查</w:t>
+      </w:r>
+      <w:r>
+        <w:t xml:space="preserve"> </w:t>
+      </w:r>
+      <w:r>
+        <w:rPr>
+          <w:rStyle w:val="VerbatimChar"/>
+        </w:rPr>
+        <w:t xml:space="preserve">attempt.observability.missing_refs</w:t>
+      </w:r>
+      <w:r>
+        <w:t xml:space="preserve"> </w:t>
+      </w:r>
+      <w:r>
+        <w:rPr>
+          <w:rFonts w:hint="eastAsia"/>
+        </w:rPr>
+        <w:t xml:space="preserve">判斷。</w:t>
+      </w:r>
+    </w:p>
     <w:p>
       <w:r>
         <w:pict>
@@ -4385,8 +4398,1061 @@
         </w:pict>
       </w:r>
     </w:p>
-    <w:bookmarkEnd w:id="12"/>
-    <w:bookmarkStart w:id="13" w:name="X7d3dec977ddd015e699e0d4e0d568431b8ed5a5"/>
+    <w:bookmarkEnd w:id="14"/>
+    <w:bookmarkEnd w:id="15"/>
+    <w:bookmarkStart w:id="17" w:name="X325ea8f46a004213f737af04156307cd05385c0"/>
+    <w:p>
+      <w:pPr>
+        <w:pStyle w:val="Heading2"/>
+      </w:pPr>
+      <w:r>
+        <w:t xml:space="preserve">🛡️ 4. </w:t>
+      </w:r>
+      <w:r>
+        <w:rPr>
+          <w:rFonts w:hint="eastAsia"/>
+        </w:rPr>
+        <w:t xml:space="preserve">隱私稽核層</w:t>
+      </w:r>
+      <w:r>
+        <w:t xml:space="preserve"> (Privacy Governance / PC-Priv -</w:t>
+      </w:r>
+      <w:r>
+        <w:t xml:space="preserve"> </w:t>
+      </w:r>
+      <w:r>
+        <w:rPr>
+          <w:rStyle w:val="VerbatimChar"/>
+        </w:rPr>
+        <w:t xml:space="preserve">M22_privacy_governance</w:t>
+      </w:r>
+      <w:r>
+        <w:t xml:space="preserve">)</w:t>
+      </w:r>
+    </w:p>
+    <w:p>
+      <w:pPr>
+        <w:pStyle w:val="FirstParagraph"/>
+      </w:pPr>
+      <w:r>
+        <w:rPr>
+          <w:rFonts w:hint="eastAsia"/>
+        </w:rPr>
+        <w:t xml:space="preserve">掌控權限、視野與資料脫敏的機密級管制。</w:t>
+      </w:r>
+    </w:p>
+    <w:bookmarkStart w:id="16" w:name="欄位詳情-2"/>
+    <w:p>
+      <w:pPr>
+        <w:pStyle w:val="Heading3"/>
+      </w:pPr>
+      <w:r>
+        <w:rPr>
+          <w:rFonts w:hint="eastAsia"/>
+        </w:rPr>
+        <w:t xml:space="preserve">欄位詳情</w:t>
+      </w:r>
+    </w:p>
+    <w:p>
+      <w:pPr>
+        <w:pStyle w:val="Compact"/>
+        <w:numPr>
+          <w:ilvl w:val="0"/>
+          <w:numId w:val="1016"/>
+        </w:numPr>
+      </w:pPr>
+      <w:r>
+        <w:rPr>
+          <w:rStyle w:val="VerbatimChar"/>
+          <w:b/>
+          <w:bCs/>
+        </w:rPr>
+        <w:t xml:space="preserve">observability_status</w:t>
+      </w:r>
+      <w:r>
+        <w:t xml:space="preserve"> </w:t>
+      </w:r>
+      <w:r>
+        <w:t xml:space="preserve">(</w:t>
+      </w:r>
+      <w:r>
+        <w:rPr>
+          <w:rStyle w:val="VerbatimChar"/>
+        </w:rPr>
+        <w:t xml:space="preserve">str</w:t>
+      </w:r>
+      <w:r>
+        <w:t xml:space="preserve">) -</w:t>
+      </w:r>
+      <w:r>
+        <w:t xml:space="preserve"> </w:t>
+      </w:r>
+      <w:r>
+        <w:rPr>
+          <w:rFonts w:hint="eastAsia"/>
+          <w:i/>
+          <w:iCs/>
+        </w:rPr>
+        <w:t xml:space="preserve">標示此設備是否有足夠的底層權限可觀測問題</w:t>
+      </w:r>
+    </w:p>
+    <w:p>
+      <w:pPr>
+        <w:pStyle w:val="Compact"/>
+        <w:numPr>
+          <w:ilvl w:val="1"/>
+          <w:numId w:val="1017"/>
+        </w:numPr>
+      </w:pPr>
+      <w:r>
+        <w:rPr>
+          <w:rFonts w:hint="eastAsia"/>
+          <w:b/>
+          <w:bCs/>
+        </w:rPr>
+        <w:t xml:space="preserve">可能值</w:t>
+      </w:r>
+      <w:r>
+        <w:rPr>
+          <w:rFonts w:hint="eastAsia"/>
+        </w:rPr>
+        <w:t xml:space="preserve">：</w:t>
+      </w:r>
+      <w:r>
+        <w:rPr>
+          <w:rStyle w:val="VerbatimChar"/>
+        </w:rPr>
+        <w:t xml:space="preserve">"SUFFICIENT"</w:t>
+      </w:r>
+      <w:r>
+        <w:t xml:space="preserve">,</w:t>
+      </w:r>
+      <w:r>
+        <w:t xml:space="preserve"> </w:t>
+      </w:r>
+      <w:r>
+        <w:rPr>
+          <w:rStyle w:val="VerbatimChar"/>
+        </w:rPr>
+        <w:t xml:space="preserve">"INSUFFICIENT"</w:t>
+      </w:r>
+    </w:p>
+    <w:p>
+      <w:pPr>
+        <w:pStyle w:val="Compact"/>
+        <w:numPr>
+          <w:ilvl w:val="1"/>
+          <w:numId w:val="1017"/>
+        </w:numPr>
+      </w:pPr>
+      <w:r>
+        <w:rPr>
+          <w:rFonts w:hint="eastAsia"/>
+          <w:b/>
+          <w:bCs/>
+        </w:rPr>
+        <w:t xml:space="preserve">判斷邏輯</w:t>
+      </w:r>
+      <w:r>
+        <w:rPr>
+          <w:rFonts w:hint="eastAsia"/>
+        </w:rPr>
+        <w:t xml:space="preserve">：判斷</w:t>
+      </w:r>
+      <w:r>
+        <w:t xml:space="preserve"> </w:t>
+      </w:r>
+      <w:r>
+        <w:rPr>
+          <w:rStyle w:val="VerbatimChar"/>
+        </w:rPr>
+        <w:t xml:space="preserve">missing_refs</w:t>
+      </w:r>
+      <w:r>
+        <w:t xml:space="preserve"> </w:t>
+      </w:r>
+      <w:r>
+        <w:rPr>
+          <w:rFonts w:hint="eastAsia"/>
+        </w:rPr>
+        <w:t xml:space="preserve">陣列是否為空，沒有遺失要件即為</w:t>
+      </w:r>
+      <w:r>
+        <w:t xml:space="preserve"> </w:t>
+      </w:r>
+      <w:r>
+        <w:rPr>
+          <w:rStyle w:val="VerbatimChar"/>
+        </w:rPr>
+        <w:t xml:space="preserve">"SUFFICIENT"</w:t>
+      </w:r>
+      <w:r>
+        <w:t xml:space="preserve">。</w:t>
+      </w:r>
+    </w:p>
+    <w:p>
+      <w:pPr>
+        <w:pStyle w:val="Compact"/>
+        <w:numPr>
+          <w:ilvl w:val="0"/>
+          <w:numId w:val="1016"/>
+        </w:numPr>
+      </w:pPr>
+      <w:r>
+        <w:rPr>
+          <w:rStyle w:val="VerbatimChar"/>
+          <w:b/>
+          <w:bCs/>
+        </w:rPr>
+        <w:t xml:space="preserve">opaque_risk</w:t>
+      </w:r>
+      <w:r>
+        <w:t xml:space="preserve"> </w:t>
+      </w:r>
+      <w:r>
+        <w:t xml:space="preserve">(</w:t>
+      </w:r>
+      <w:r>
+        <w:rPr>
+          <w:rStyle w:val="VerbatimChar"/>
+        </w:rPr>
+        <w:t xml:space="preserve">bool</w:t>
+      </w:r>
+      <w:r>
+        <w:t xml:space="preserve">) -</w:t>
+      </w:r>
+      <w:r>
+        <w:t xml:space="preserve"> </w:t>
+      </w:r>
+      <w:r>
+        <w:rPr>
+          <w:rFonts w:hint="eastAsia"/>
+          <w:i/>
+          <w:iCs/>
+        </w:rPr>
+        <w:t xml:space="preserve">判斷是否有黑箱設備阻擋探測</w:t>
+      </w:r>
+    </w:p>
+    <w:p>
+      <w:pPr>
+        <w:pStyle w:val="Compact"/>
+        <w:numPr>
+          <w:ilvl w:val="1"/>
+          <w:numId w:val="1018"/>
+        </w:numPr>
+      </w:pPr>
+      <w:r>
+        <w:rPr>
+          <w:rFonts w:hint="eastAsia"/>
+          <w:b/>
+          <w:bCs/>
+        </w:rPr>
+        <w:t xml:space="preserve">可能值</w:t>
+      </w:r>
+      <w:r>
+        <w:rPr>
+          <w:rFonts w:hint="eastAsia"/>
+        </w:rPr>
+        <w:t xml:space="preserve">：</w:t>
+      </w:r>
+      <w:r>
+        <w:rPr>
+          <w:rStyle w:val="VerbatimChar"/>
+        </w:rPr>
+        <w:t xml:space="preserve">True</w:t>
+      </w:r>
+      <w:r>
+        <w:t xml:space="preserve">,</w:t>
+      </w:r>
+      <w:r>
+        <w:t xml:space="preserve"> </w:t>
+      </w:r>
+      <w:r>
+        <w:rPr>
+          <w:rStyle w:val="VerbatimChar"/>
+        </w:rPr>
+        <w:t xml:space="preserve">False</w:t>
+      </w:r>
+    </w:p>
+    <w:p>
+      <w:pPr>
+        <w:pStyle w:val="Compact"/>
+        <w:numPr>
+          <w:ilvl w:val="1"/>
+          <w:numId w:val="1018"/>
+        </w:numPr>
+      </w:pPr>
+      <w:r>
+        <w:rPr>
+          <w:rFonts w:hint="eastAsia"/>
+          <w:b/>
+          <w:bCs/>
+        </w:rPr>
+        <w:t xml:space="preserve">判斷邏輯</w:t>
+      </w:r>
+      <w:r>
+        <w:rPr>
+          <w:rFonts w:hint="eastAsia"/>
+        </w:rPr>
+        <w:t xml:space="preserve">：若設備處於路由後方且不支援透通協議時為</w:t>
+      </w:r>
+      <w:r>
+        <w:t xml:space="preserve"> </w:t>
+      </w:r>
+      <w:r>
+        <w:rPr>
+          <w:rStyle w:val="VerbatimChar"/>
+        </w:rPr>
+        <w:t xml:space="preserve">True</w:t>
+      </w:r>
+      <w:r>
+        <w:t xml:space="preserve">。</w:t>
+      </w:r>
+    </w:p>
+    <w:p>
+      <w:pPr>
+        <w:pStyle w:val="Compact"/>
+        <w:numPr>
+          <w:ilvl w:val="0"/>
+          <w:numId w:val="1016"/>
+        </w:numPr>
+      </w:pPr>
+      <w:r>
+        <w:rPr>
+          <w:rStyle w:val="VerbatimChar"/>
+          <w:b/>
+          <w:bCs/>
+        </w:rPr>
+        <w:t xml:space="preserve">policy_valid</w:t>
+      </w:r>
+      <w:r>
+        <w:t xml:space="preserve"> </w:t>
+      </w:r>
+      <w:r>
+        <w:t xml:space="preserve">(</w:t>
+      </w:r>
+      <w:r>
+        <w:rPr>
+          <w:rStyle w:val="VerbatimChar"/>
+        </w:rPr>
+        <w:t xml:space="preserve">bool</w:t>
+      </w:r>
+      <w:r>
+        <w:t xml:space="preserve">) -</w:t>
+      </w:r>
+      <w:r>
+        <w:t xml:space="preserve"> </w:t>
+      </w:r>
+      <w:r>
+        <w:rPr>
+          <w:rFonts w:hint="eastAsia"/>
+          <w:i/>
+          <w:iCs/>
+        </w:rPr>
+        <w:t xml:space="preserve">附加在</w:t>
+      </w:r>
+      <w:r>
+        <w:rPr>
+          <w:i/>
+          <w:iCs/>
+        </w:rPr>
+        <w:t xml:space="preserve"> refs </w:t>
+      </w:r>
+      <w:r>
+        <w:rPr>
+          <w:rFonts w:hint="eastAsia"/>
+          <w:i/>
+          <w:iCs/>
+        </w:rPr>
+        <w:t xml:space="preserve">中的</w:t>
+      </w:r>
+      <w:r>
+        <w:rPr>
+          <w:i/>
+          <w:iCs/>
+        </w:rPr>
+        <w:t xml:space="preserve"> </w:t>
+      </w:r>
+      <w:r>
+        <w:rPr>
+          <w:rFonts w:hint="eastAsia"/>
+          <w:i/>
+          <w:iCs/>
+        </w:rPr>
+        <w:t xml:space="preserve">flag，指示此卡是否合法合規</w:t>
+      </w:r>
+    </w:p>
+    <w:p>
+      <w:pPr>
+        <w:pStyle w:val="Compact"/>
+        <w:numPr>
+          <w:ilvl w:val="1"/>
+          <w:numId w:val="1019"/>
+        </w:numPr>
+      </w:pPr>
+      <w:r>
+        <w:rPr>
+          <w:rFonts w:hint="eastAsia"/>
+          <w:b/>
+          <w:bCs/>
+        </w:rPr>
+        <w:t xml:space="preserve">可能值</w:t>
+      </w:r>
+      <w:r>
+        <w:rPr>
+          <w:rFonts w:hint="eastAsia"/>
+        </w:rPr>
+        <w:t xml:space="preserve">：</w:t>
+      </w:r>
+      <w:r>
+        <w:rPr>
+          <w:rStyle w:val="VerbatimChar"/>
+        </w:rPr>
+        <w:t xml:space="preserve">True</w:t>
+      </w:r>
+      <w:r>
+        <w:t xml:space="preserve">,</w:t>
+      </w:r>
+      <w:r>
+        <w:t xml:space="preserve"> </w:t>
+      </w:r>
+      <w:r>
+        <w:rPr>
+          <w:rStyle w:val="VerbatimChar"/>
+        </w:rPr>
+        <w:t xml:space="preserve">False</w:t>
+      </w:r>
+    </w:p>
+    <w:p>
+      <w:pPr>
+        <w:pStyle w:val="Compact"/>
+        <w:numPr>
+          <w:ilvl w:val="1"/>
+          <w:numId w:val="1019"/>
+        </w:numPr>
+      </w:pPr>
+      <w:r>
+        <w:rPr>
+          <w:rFonts w:hint="eastAsia"/>
+          <w:b/>
+          <w:bCs/>
+        </w:rPr>
+        <w:t xml:space="preserve">判斷邏輯</w:t>
+      </w:r>
+      <w:r>
+        <w:rPr>
+          <w:rFonts w:hint="eastAsia"/>
+        </w:rPr>
+        <w:t xml:space="preserve">：若</w:t>
+      </w:r>
+      <w:r>
+        <w:t xml:space="preserve"> </w:t>
+      </w:r>
+      <w:r>
+        <w:rPr>
+          <w:rStyle w:val="VerbatimChar"/>
+        </w:rPr>
+        <w:t xml:space="preserve">missing_refs</w:t>
+      </w:r>
+      <w:r>
+        <w:t xml:space="preserve"> </w:t>
+      </w:r>
+      <w:r>
+        <w:rPr>
+          <w:rFonts w:hint="eastAsia"/>
+        </w:rPr>
+        <w:t xml:space="preserve">中存在缺失</w:t>
+      </w:r>
+      <w:r>
+        <w:t xml:space="preserve"> </w:t>
+      </w:r>
+      <w:r>
+        <w:rPr>
+          <w:rFonts w:hint="eastAsia"/>
+        </w:rPr>
+        <w:t xml:space="preserve">(如</w:t>
+      </w:r>
+      <w:r>
+        <w:t xml:space="preserve"> PrivacyPolicyMissing) </w:t>
+      </w:r>
+      <w:r>
+        <w:rPr>
+          <w:rFonts w:hint="eastAsia"/>
+        </w:rPr>
+        <w:t xml:space="preserve">導致</w:t>
+      </w:r>
+      <w:r>
+        <w:t xml:space="preserve"> Base Validity Hook </w:t>
+      </w:r>
+      <w:r>
+        <w:rPr>
+          <w:rFonts w:hint="eastAsia"/>
+        </w:rPr>
+        <w:t xml:space="preserve">不通過，則標示為</w:t>
+      </w:r>
+      <w:r>
+        <w:t xml:space="preserve"> </w:t>
+      </w:r>
+      <w:r>
+        <w:rPr>
+          <w:rStyle w:val="VerbatimChar"/>
+        </w:rPr>
+        <w:t xml:space="preserve">False</w:t>
+      </w:r>
+      <w:r>
+        <w:t xml:space="preserve">。</w:t>
+      </w:r>
+    </w:p>
+    <w:p>
+      <w:pPr>
+        <w:pStyle w:val="Compact"/>
+        <w:numPr>
+          <w:ilvl w:val="0"/>
+          <w:numId w:val="1016"/>
+        </w:numPr>
+      </w:pPr>
+      <w:r>
+        <w:rPr>
+          <w:rStyle w:val="VerbatimChar"/>
+          <w:b/>
+          <w:bCs/>
+        </w:rPr>
+        <w:t xml:space="preserve">egress_receipt_ref</w:t>
+      </w:r>
+      <w:r>
+        <w:t xml:space="preserve"> </w:t>
+      </w:r>
+      <w:r>
+        <w:t xml:space="preserve">(</w:t>
+      </w:r>
+      <w:r>
+        <w:rPr>
+          <w:rStyle w:val="VerbatimChar"/>
+        </w:rPr>
+        <w:t xml:space="preserve">str</w:t>
+      </w:r>
+      <w:r>
+        <w:t xml:space="preserve">) -</w:t>
+      </w:r>
+      <w:r>
+        <w:t xml:space="preserve"> </w:t>
+      </w:r>
+      <w:r>
+        <w:rPr>
+          <w:rFonts w:hint="eastAsia"/>
+          <w:i/>
+          <w:iCs/>
+        </w:rPr>
+        <w:t xml:space="preserve">獲准匯出</w:t>
+      </w:r>
+      <w:r>
+        <w:rPr>
+          <w:i/>
+          <w:iCs/>
+        </w:rPr>
+        <w:t xml:space="preserve"> Sensitive Payload </w:t>
+      </w:r>
+      <w:r>
+        <w:rPr>
+          <w:rFonts w:hint="eastAsia"/>
+          <w:i/>
+          <w:iCs/>
+        </w:rPr>
+        <w:t xml:space="preserve">才會派發的憑證收據</w:t>
+      </w:r>
+    </w:p>
+    <w:p>
+      <w:pPr>
+        <w:pStyle w:val="Compact"/>
+        <w:numPr>
+          <w:ilvl w:val="1"/>
+          <w:numId w:val="1020"/>
+        </w:numPr>
+      </w:pPr>
+      <w:r>
+        <w:rPr>
+          <w:rFonts w:hint="eastAsia"/>
+          <w:b/>
+          <w:bCs/>
+        </w:rPr>
+        <w:t xml:space="preserve">可能值</w:t>
+      </w:r>
+      <w:r>
+        <w:rPr>
+          <w:rFonts w:hint="eastAsia"/>
+        </w:rPr>
+        <w:t xml:space="preserve">：</w:t>
+      </w:r>
+      <w:r>
+        <w:rPr>
+          <w:rStyle w:val="VerbatimChar"/>
+        </w:rPr>
+        <w:t xml:space="preserve">"EGRESS-REC-a1b2c3d4..."</w:t>
+      </w:r>
+      <w:r>
+        <w:t xml:space="preserve">, </w:t>
+      </w:r>
+      <w:r>
+        <w:rPr>
+          <w:rFonts w:hint="eastAsia"/>
+        </w:rPr>
+        <w:t xml:space="preserve">或</w:t>
+      </w:r>
+      <w:r>
+        <w:t xml:space="preserve"> </w:t>
+      </w:r>
+      <w:r>
+        <w:rPr>
+          <w:rStyle w:val="VerbatimChar"/>
+        </w:rPr>
+        <w:t xml:space="preserve">None</w:t>
+      </w:r>
+    </w:p>
+    <w:p>
+      <w:pPr>
+        <w:pStyle w:val="Compact"/>
+        <w:numPr>
+          <w:ilvl w:val="1"/>
+          <w:numId w:val="1020"/>
+        </w:numPr>
+      </w:pPr>
+      <w:r>
+        <w:rPr>
+          <w:rFonts w:hint="eastAsia"/>
+          <w:b/>
+          <w:bCs/>
+        </w:rPr>
+        <w:t xml:space="preserve">判斷邏輯</w:t>
+      </w:r>
+      <w:r>
+        <w:rPr>
+          <w:rFonts w:hint="eastAsia"/>
+        </w:rPr>
+        <w:t xml:space="preserve">：當請求方的權限</w:t>
+      </w:r>
+      <w:r>
+        <w:t xml:space="preserve"> (</w:t>
+      </w:r>
+      <w:r>
+        <w:rPr>
+          <w:rStyle w:val="VerbatimChar"/>
+        </w:rPr>
+        <w:t xml:space="preserve">authority</w:t>
+      </w:r>
+      <w:r>
+        <w:t xml:space="preserve">) </w:t>
+      </w:r>
+      <w:r>
+        <w:rPr>
+          <w:rFonts w:hint="eastAsia"/>
+        </w:rPr>
+        <w:t xml:space="preserve">符合證據卡的揭露範圍</w:t>
+      </w:r>
+      <w:r>
+        <w:t xml:space="preserve"> (</w:t>
+      </w:r>
+      <w:r>
+        <w:rPr>
+          <w:rStyle w:val="VerbatimChar"/>
+        </w:rPr>
+        <w:t xml:space="preserve">disclosure_scope</w:t>
+      </w:r>
+      <w:r>
+        <w:rPr>
+          <w:rFonts w:hint="eastAsia"/>
+        </w:rPr>
+        <w:t xml:space="preserve">)，或使用</w:t>
+      </w:r>
+      <w:r>
+        <w:t xml:space="preserve"> </w:t>
+      </w:r>
+      <w:r>
+        <w:rPr>
+          <w:rStyle w:val="VerbatimChar"/>
+        </w:rPr>
+        <w:t xml:space="preserve">admin_override</w:t>
+      </w:r>
+      <w:r>
+        <w:t xml:space="preserve"> </w:t>
+      </w:r>
+      <w:r>
+        <w:rPr>
+          <w:rFonts w:hint="eastAsia"/>
+        </w:rPr>
+        <w:t xml:space="preserve">時，才會核發</w:t>
+      </w:r>
+      <w:r>
+        <w:t xml:space="preserve"> UUID </w:t>
+      </w:r>
+      <w:r>
+        <w:rPr>
+          <w:rFonts w:hint="eastAsia"/>
+        </w:rPr>
+        <w:t xml:space="preserve">序號。若權限不符則強制為</w:t>
+      </w:r>
+      <w:r>
+        <w:t xml:space="preserve"> </w:t>
+      </w:r>
+      <w:r>
+        <w:rPr>
+          <w:rStyle w:val="VerbatimChar"/>
+        </w:rPr>
+        <w:t xml:space="preserve">None</w:t>
+      </w:r>
+      <w:r>
+        <w:t xml:space="preserve">。</w:t>
+      </w:r>
+    </w:p>
+    <w:p>
+      <w:pPr>
+        <w:pStyle w:val="Compact"/>
+        <w:numPr>
+          <w:ilvl w:val="0"/>
+          <w:numId w:val="1016"/>
+        </w:numPr>
+      </w:pPr>
+      <w:r>
+        <w:rPr>
+          <w:rStyle w:val="VerbatimChar"/>
+          <w:b/>
+          <w:bCs/>
+        </w:rPr>
+        <w:t xml:space="preserve">gate_ref</w:t>
+      </w:r>
+      <w:r>
+        <w:t xml:space="preserve"> </w:t>
+      </w:r>
+      <w:r>
+        <w:t xml:space="preserve">(</w:t>
+      </w:r>
+      <w:r>
+        <w:rPr>
+          <w:rStyle w:val="VerbatimChar"/>
+        </w:rPr>
+        <w:t xml:space="preserve">str</w:t>
+      </w:r>
+      <w:r>
+        <w:t xml:space="preserve">) -</w:t>
+      </w:r>
+      <w:r>
+        <w:t xml:space="preserve"> </w:t>
+      </w:r>
+      <w:r>
+        <w:rPr>
+          <w:rFonts w:hint="eastAsia"/>
+          <w:i/>
+          <w:iCs/>
+        </w:rPr>
+        <w:t xml:space="preserve">當前這份報告套用的</w:t>
+      </w:r>
+      <w:r>
+        <w:rPr>
+          <w:i/>
+          <w:iCs/>
+        </w:rPr>
+        <w:t xml:space="preserve"> Egress </w:t>
+      </w:r>
+      <w:r>
+        <w:rPr>
+          <w:rFonts w:hint="eastAsia"/>
+          <w:i/>
+          <w:iCs/>
+        </w:rPr>
+        <w:t xml:space="preserve">(匯出)</w:t>
+      </w:r>
+      <w:r>
+        <w:rPr>
+          <w:i/>
+          <w:iCs/>
+        </w:rPr>
+        <w:t xml:space="preserve"> </w:t>
+      </w:r>
+      <w:r>
+        <w:rPr>
+          <w:rFonts w:hint="eastAsia"/>
+          <w:i/>
+          <w:iCs/>
+        </w:rPr>
+        <w:t xml:space="preserve">守門規則版本</w:t>
+      </w:r>
+    </w:p>
+    <w:p>
+      <w:pPr>
+        <w:pStyle w:val="Compact"/>
+        <w:numPr>
+          <w:ilvl w:val="1"/>
+          <w:numId w:val="1021"/>
+        </w:numPr>
+      </w:pPr>
+      <w:r>
+        <w:rPr>
+          <w:rFonts w:hint="eastAsia"/>
+          <w:b/>
+          <w:bCs/>
+        </w:rPr>
+        <w:t xml:space="preserve">可能值</w:t>
+      </w:r>
+      <w:r>
+        <w:rPr>
+          <w:rFonts w:hint="eastAsia"/>
+        </w:rPr>
+        <w:t xml:space="preserve">：</w:t>
+      </w:r>
+      <w:r>
+        <w:rPr>
+          <w:rStyle w:val="VerbatimChar"/>
+        </w:rPr>
+        <w:t xml:space="preserve">"EG-STRICT-V2"</w:t>
+      </w:r>
+      <w:r>
+        <w:t xml:space="preserve">,</w:t>
+      </w:r>
+      <w:r>
+        <w:t xml:space="preserve"> </w:t>
+      </w:r>
+      <w:r>
+        <w:rPr>
+          <w:rStyle w:val="VerbatimChar"/>
+        </w:rPr>
+        <w:t xml:space="preserve">"EG-DEFAULT-V1"</w:t>
+      </w:r>
+    </w:p>
+    <w:p>
+      <w:pPr>
+        <w:pStyle w:val="Compact"/>
+        <w:numPr>
+          <w:ilvl w:val="1"/>
+          <w:numId w:val="1021"/>
+        </w:numPr>
+      </w:pPr>
+      <w:r>
+        <w:rPr>
+          <w:rFonts w:hint="eastAsia"/>
+          <w:b/>
+          <w:bCs/>
+        </w:rPr>
+        <w:t xml:space="preserve">判斷邏輯</w:t>
+      </w:r>
+      <w:r>
+        <w:rPr>
+          <w:rFonts w:hint="eastAsia"/>
+        </w:rPr>
+        <w:t xml:space="preserve">：若</w:t>
+      </w:r>
+      <w:r>
+        <w:t xml:space="preserve"> M22 </w:t>
+      </w:r>
+      <w:r>
+        <w:rPr>
+          <w:rFonts w:hint="eastAsia"/>
+        </w:rPr>
+        <w:t xml:space="preserve">開啟</w:t>
+      </w:r>
+      <w:r>
+        <w:t xml:space="preserve"> </w:t>
+      </w:r>
+      <w:r>
+        <w:rPr>
+          <w:rStyle w:val="VerbatimChar"/>
+        </w:rPr>
+        <w:t xml:space="preserve">strict_mode=True</w:t>
+      </w:r>
+      <w:r>
+        <w:t xml:space="preserve"> </w:t>
+      </w:r>
+      <w:r>
+        <w:rPr>
+          <w:rFonts w:hint="eastAsia"/>
+        </w:rPr>
+        <w:t xml:space="preserve">則套用</w:t>
+      </w:r>
+      <w:r>
+        <w:t xml:space="preserve"> </w:t>
+      </w:r>
+      <w:r>
+        <w:rPr>
+          <w:rFonts w:hint="eastAsia"/>
+        </w:rPr>
+        <w:t xml:space="preserve">STRICT-V2，反之套用</w:t>
+      </w:r>
+      <w:r>
+        <w:t xml:space="preserve"> DEFAULT-V1。</w:t>
+      </w:r>
+    </w:p>
+    <w:p>
+      <w:pPr>
+        <w:pStyle w:val="Compact"/>
+        <w:numPr>
+          <w:ilvl w:val="0"/>
+          <w:numId w:val="1016"/>
+        </w:numPr>
+      </w:pPr>
+      <w:r>
+        <w:rPr>
+          <w:rStyle w:val="VerbatimChar"/>
+          <w:b/>
+          <w:bCs/>
+        </w:rPr>
+        <w:t xml:space="preserve">payload</w:t>
+      </w:r>
+      <w:r>
+        <w:t xml:space="preserve"> </w:t>
+      </w:r>
+      <w:r>
+        <w:t xml:space="preserve">(</w:t>
+      </w:r>
+      <w:r>
+        <w:rPr>
+          <w:rStyle w:val="VerbatimChar"/>
+        </w:rPr>
+        <w:t xml:space="preserve">Dict</w:t>
+      </w:r>
+      <w:r>
+        <w:t xml:space="preserve"> </w:t>
+      </w:r>
+      <w:r>
+        <w:t xml:space="preserve">|</w:t>
+      </w:r>
+      <w:r>
+        <w:t xml:space="preserve"> </w:t>
+      </w:r>
+      <w:r>
+        <w:rPr>
+          <w:rStyle w:val="VerbatimChar"/>
+        </w:rPr>
+        <w:t xml:space="preserve">None</w:t>
+      </w:r>
+      <w:r>
+        <w:t xml:space="preserve">) -</w:t>
+      </w:r>
+      <w:r>
+        <w:t xml:space="preserve"> </w:t>
+      </w:r>
+      <w:r>
+        <w:rPr>
+          <w:rFonts w:hint="eastAsia"/>
+          <w:i/>
+          <w:iCs/>
+        </w:rPr>
+        <w:t xml:space="preserve">完整的時間軸數據矩陣</w:t>
+      </w:r>
+    </w:p>
+    <w:p>
+      <w:pPr>
+        <w:pStyle w:val="Compact"/>
+        <w:numPr>
+          <w:ilvl w:val="1"/>
+          <w:numId w:val="1022"/>
+        </w:numPr>
+      </w:pPr>
+      <w:r>
+        <w:rPr>
+          <w:rFonts w:hint="eastAsia"/>
+          <w:b/>
+          <w:bCs/>
+        </w:rPr>
+        <w:t xml:space="preserve">可能值</w:t>
+      </w:r>
+      <w:r>
+        <w:rPr>
+          <w:rFonts w:hint="eastAsia"/>
+        </w:rPr>
+        <w:t xml:space="preserve">：</w:t>
+      </w:r>
+      <w:r>
+        <w:rPr>
+          <w:rStyle w:val="VerbatimChar"/>
+        </w:rPr>
+        <w:t xml:space="preserve">{...}</w:t>
+      </w:r>
+      <w:r>
+        <w:t xml:space="preserve"> </w:t>
+      </w:r>
+      <w:r>
+        <w:rPr>
+          <w:rFonts w:hint="eastAsia"/>
+        </w:rPr>
+        <w:t xml:space="preserve">或</w:t>
+      </w:r>
+      <w:r>
+        <w:t xml:space="preserve"> </w:t>
+      </w:r>
+      <w:r>
+        <w:rPr>
+          <w:rStyle w:val="VerbatimChar"/>
+        </w:rPr>
+        <w:t xml:space="preserve">None</w:t>
+      </w:r>
+    </w:p>
+    <w:p>
+      <w:pPr>
+        <w:pStyle w:val="Compact"/>
+        <w:numPr>
+          <w:ilvl w:val="1"/>
+          <w:numId w:val="1022"/>
+        </w:numPr>
+      </w:pPr>
+      <w:r>
+        <w:rPr>
+          <w:rFonts w:hint="eastAsia"/>
+          <w:b/>
+          <w:bCs/>
+        </w:rPr>
+        <w:t xml:space="preserve">判斷邏輯</w:t>
+      </w:r>
+      <w:r>
+        <w:rPr>
+          <w:rFonts w:hint="eastAsia"/>
+        </w:rPr>
+        <w:t xml:space="preserve">：與</w:t>
+      </w:r>
+      <w:r>
+        <w:t xml:space="preserve"> </w:t>
+      </w:r>
+      <w:r>
+        <w:rPr>
+          <w:rStyle w:val="VerbatimChar"/>
+        </w:rPr>
+        <w:t xml:space="preserve">egress_receipt_ref</w:t>
+      </w:r>
+      <w:r>
+        <w:t xml:space="preserve"> </w:t>
+      </w:r>
+      <w:r>
+        <w:rPr>
+          <w:rFonts w:hint="eastAsia"/>
+        </w:rPr>
+        <w:t xml:space="preserve">邏輯生死綁定。若權限不符，此機密欄位會被強制覆寫清空為</w:t>
+      </w:r>
+      <w:r>
+        <w:t xml:space="preserve"> </w:t>
+      </w:r>
+      <w:r>
+        <w:rPr>
+          <w:rStyle w:val="VerbatimChar"/>
+        </w:rPr>
+        <w:t xml:space="preserve">None</w:t>
+      </w:r>
+      <w:r>
+        <w:rPr>
+          <w:rFonts w:hint="eastAsia"/>
+        </w:rPr>
+        <w:t xml:space="preserve">，代表機密數據已被截斷，僅允許展示外層的</w:t>
+      </w:r>
+      <w:r>
+        <w:t xml:space="preserve"> Metadata (PC-Min/PC-Priv)。</w:t>
+      </w:r>
+    </w:p>
+    <w:p>
+      <w:r>
+        <w:pict>
+          <v:rect style="width:0;height:1.5pt" o:hralign="center" o:hrstd="t" o:hr="t"/>
+        </w:pict>
+      </w:r>
+    </w:p>
+    <w:bookmarkEnd w:id="16"/>
+    <w:bookmarkEnd w:id="17"/>
+    <w:bookmarkStart w:id="18" w:name="X7d3dec977ddd015e699e0d4e0d568431b8ed5a5"/>
     <w:p>
       <w:pPr>
         <w:pStyle w:val="Heading2"/>
@@ -5790,8 +6856,8 @@
         </w:tc>
       </w:tr>
     </w:tbl>
-    <w:bookmarkEnd w:id="13"/>
-    <w:bookmarkEnd w:id="14"/>
+    <w:bookmarkEnd w:id="18"/>
+    <w:bookmarkEnd w:id="19"/>
     <w:sectPr>
       <w:footnotePr>
         <w:numRestart w:val="eachSect"/>
@@ -5902,8 +6968,316 @@
       </w:pPr>
     </w:lvl>
   </w:abstractNum>
+  <w:abstractNum w:abstractNumId="991">
+    <w:nsid w:val="0000A991"/>
+    <w:multiLevelType w:val="multilevel"/>
+    <w:lvl w:ilvl="0">
+      <w:numFmt w:val="bullet"/>
+      <w:lvlText w:val=""/>
+      <w:lvlJc w:val="left"/>
+      <w:pPr>
+        <w:ind w:left="720" w:hanging="360"/>
+      </w:pPr>
+      <w:rPr>
+        <w:rFonts w:ascii="Symbol" w:hAnsi="Symbol" w:cs="Symbol" w:hint="default"/>
+      </w:rPr>
+    </w:lvl>
+    <w:lvl w:ilvl="1">
+      <w:numFmt w:val="bullet"/>
+      <w:lvlText w:val="o"/>
+      <w:lvlJc w:val="left"/>
+      <w:pPr>
+        <w:ind w:left="1440" w:hanging="360"/>
+      </w:pPr>
+      <w:rPr>
+        <w:rFonts w:ascii="Courier New" w:hAnsi="Courier New" w:cs="Courier New" w:hint="default"/>
+      </w:rPr>
+    </w:lvl>
+    <w:lvl w:ilvl="2">
+      <w:numFmt w:val="bullet"/>
+      <w:lvlText w:val=""/>
+      <w:lvlJc w:val="left"/>
+      <w:pPr>
+        <w:ind w:left="2160" w:hanging="360"/>
+      </w:pPr>
+      <w:rPr>
+        <w:rFonts w:ascii="Wingdings" w:hAnsi="Wingdings" w:cs="Wingdings" w:hint="default"/>
+      </w:rPr>
+    </w:lvl>
+    <w:lvl w:ilvl="3">
+      <w:numFmt w:val="bullet"/>
+      <w:lvlText w:val=""/>
+      <w:lvlJc w:val="left"/>
+      <w:pPr>
+        <w:ind w:left="2880" w:hanging="360"/>
+      </w:pPr>
+      <w:rPr>
+        <w:rFonts w:ascii="Symbol" w:hAnsi="Symbol" w:cs="Symbol" w:hint="default"/>
+      </w:rPr>
+    </w:lvl>
+    <w:lvl w:ilvl="4">
+      <w:numFmt w:val="bullet"/>
+      <w:lvlText w:val="o"/>
+      <w:lvlJc w:val="left"/>
+      <w:pPr>
+        <w:ind w:left="3600" w:hanging="360"/>
+      </w:pPr>
+      <w:rPr>
+        <w:rFonts w:ascii="Courier New" w:hAnsi="Courier New" w:cs="Courier New" w:hint="default"/>
+      </w:rPr>
+    </w:lvl>
+    <w:lvl w:ilvl="5">
+      <w:numFmt w:val="bullet"/>
+      <w:lvlText w:val=""/>
+      <w:lvlJc w:val="left"/>
+      <w:pPr>
+        <w:ind w:left="4320" w:hanging="360"/>
+      </w:pPr>
+      <w:rPr>
+        <w:rFonts w:ascii="Wingdings" w:hAnsi="Wingdings" w:cs="Wingdings" w:hint="default"/>
+      </w:rPr>
+    </w:lvl>
+    <w:lvl w:ilvl="6">
+      <w:numFmt w:val="bullet"/>
+      <w:lvlText w:val=""/>
+      <w:lvlJc w:val="left"/>
+      <w:pPr>
+        <w:ind w:left="5040" w:hanging="360"/>
+      </w:pPr>
+      <w:rPr>
+        <w:rFonts w:ascii="Symbol" w:hAnsi="Symbol" w:cs="Symbol" w:hint="default"/>
+      </w:rPr>
+    </w:lvl>
+    <w:lvl w:ilvl="7">
+      <w:numFmt w:val="bullet"/>
+      <w:lvlText w:val="o"/>
+      <w:lvlJc w:val="left"/>
+      <w:pPr>
+        <w:ind w:left="5760" w:hanging="360"/>
+      </w:pPr>
+      <w:rPr>
+        <w:rFonts w:ascii="Courier New" w:hAnsi="Courier New" w:cs="Courier New" w:hint="default"/>
+      </w:rPr>
+    </w:lvl>
+    <w:lvl w:ilvl="8">
+      <w:numFmt w:val="bullet"/>
+      <w:lvlText w:val=""/>
+      <w:lvlJc w:val="left"/>
+      <w:pPr>
+        <w:ind w:left="6480" w:hanging="360"/>
+      </w:pPr>
+      <w:rPr>
+        <w:rFonts w:ascii="Wingdings" w:hAnsi="Wingdings" w:cs="Wingdings" w:hint="default"/>
+      </w:rPr>
+    </w:lvl>
+  </w:abstractNum>
+  <w:abstractNum w:abstractNumId="99411">
+    <w:nsid w:val="00A99411"/>
+    <w:multiLevelType w:val="multilevel"/>
+    <w:lvl w:ilvl="0">
+      <w:start w:val="1"/>
+      <w:numFmt w:val="decimal"/>
+      <w:lvlText w:val="%1."/>
+      <w:lvlJc w:val="left"/>
+      <w:pPr>
+        <w:ind w:left="720" w:hanging="360"/>
+      </w:pPr>
+    </w:lvl>
+    <w:lvl w:ilvl="1">
+      <w:start w:val="1"/>
+      <w:numFmt w:val="decimal"/>
+      <w:lvlText w:val="%2."/>
+      <w:lvlJc w:val="left"/>
+      <w:pPr>
+        <w:ind w:left="1440" w:hanging="360"/>
+      </w:pPr>
+    </w:lvl>
+    <w:lvl w:ilvl="2">
+      <w:start w:val="1"/>
+      <w:numFmt w:val="decimal"/>
+      <w:lvlText w:val="%3."/>
+      <w:lvlJc w:val="left"/>
+      <w:pPr>
+        <w:ind w:left="2160" w:hanging="360"/>
+      </w:pPr>
+    </w:lvl>
+    <w:lvl w:ilvl="3">
+      <w:start w:val="1"/>
+      <w:numFmt w:val="decimal"/>
+      <w:lvlText w:val="%4."/>
+      <w:lvlJc w:val="left"/>
+      <w:pPr>
+        <w:ind w:left="2880" w:hanging="360"/>
+      </w:pPr>
+    </w:lvl>
+    <w:lvl w:ilvl="4">
+      <w:start w:val="1"/>
+      <w:numFmt w:val="decimal"/>
+      <w:lvlText w:val="%5."/>
+      <w:lvlJc w:val="left"/>
+      <w:pPr>
+        <w:ind w:left="3600" w:hanging="360"/>
+      </w:pPr>
+    </w:lvl>
+    <w:lvl w:ilvl="5">
+      <w:start w:val="1"/>
+      <w:numFmt w:val="decimal"/>
+      <w:lvlText w:val="%6."/>
+      <w:lvlJc w:val="left"/>
+      <w:pPr>
+        <w:ind w:left="4320" w:hanging="360"/>
+      </w:pPr>
+    </w:lvl>
+    <w:lvl w:ilvl="6">
+      <w:start w:val="1"/>
+      <w:numFmt w:val="decimal"/>
+      <w:lvlText w:val="%7."/>
+      <w:lvlJc w:val="left"/>
+      <w:pPr>
+        <w:ind w:left="5040" w:hanging="360"/>
+      </w:pPr>
+    </w:lvl>
+    <w:lvl w:ilvl="7">
+      <w:start w:val="1"/>
+      <w:numFmt w:val="decimal"/>
+      <w:lvlText w:val="%8."/>
+      <w:lvlJc w:val="left"/>
+      <w:pPr>
+        <w:ind w:left="5760" w:hanging="360"/>
+      </w:pPr>
+    </w:lvl>
+    <w:lvl w:ilvl="8">
+      <w:start w:val="1"/>
+      <w:numFmt w:val="decimal"/>
+      <w:lvlText w:val="%9."/>
+      <w:lvlJc w:val="left"/>
+      <w:pPr>
+        <w:ind w:left="6480" w:hanging="360"/>
+      </w:pPr>
+    </w:lvl>
+  </w:abstractNum>
   <w:num w:numId="1000">
     <w:abstractNumId w:val="990"/>
+  </w:num>
+  <w:num w:numId="1001">
+    <w:abstractNumId w:val="991"/>
+  </w:num>
+  <w:num w:numId="1002">
+    <w:abstractNumId w:val="991"/>
+  </w:num>
+  <w:num w:numId="1003">
+    <w:abstractNumId w:val="99411"/>
+    <w:lvlOverride w:ilvl="0">
+      <w:startOverride w:val="1"/>
+    </w:lvlOverride>
+    <w:lvlOverride w:ilvl="1">
+      <w:startOverride w:val="1"/>
+    </w:lvlOverride>
+    <w:lvlOverride w:ilvl="2">
+      <w:startOverride w:val="1"/>
+    </w:lvlOverride>
+    <w:lvlOverride w:ilvl="3">
+      <w:startOverride w:val="1"/>
+    </w:lvlOverride>
+    <w:lvlOverride w:ilvl="4">
+      <w:startOverride w:val="1"/>
+    </w:lvlOverride>
+    <w:lvlOverride w:ilvl="5">
+      <w:startOverride w:val="1"/>
+    </w:lvlOverride>
+    <w:lvlOverride w:ilvl="6">
+      <w:startOverride w:val="1"/>
+    </w:lvlOverride>
+    <w:lvlOverride w:ilvl="7">
+      <w:startOverride w:val="1"/>
+    </w:lvlOverride>
+    <w:lvlOverride w:ilvl="8">
+      <w:startOverride w:val="1"/>
+    </w:lvlOverride>
+  </w:num>
+  <w:num w:numId="1004">
+    <w:abstractNumId w:val="991"/>
+  </w:num>
+  <w:num w:numId="1005">
+    <w:abstractNumId w:val="991"/>
+  </w:num>
+  <w:num w:numId="1006">
+    <w:abstractNumId w:val="991"/>
+  </w:num>
+  <w:num w:numId="1007">
+    <w:abstractNumId w:val="991"/>
+  </w:num>
+  <w:num w:numId="1008">
+    <w:abstractNumId w:val="991"/>
+  </w:num>
+  <w:num w:numId="1009">
+    <w:abstractNumId w:val="99411"/>
+    <w:lvlOverride w:ilvl="0">
+      <w:startOverride w:val="1"/>
+    </w:lvlOverride>
+    <w:lvlOverride w:ilvl="1">
+      <w:startOverride w:val="1"/>
+    </w:lvlOverride>
+    <w:lvlOverride w:ilvl="2">
+      <w:startOverride w:val="1"/>
+    </w:lvlOverride>
+    <w:lvlOverride w:ilvl="3">
+      <w:startOverride w:val="1"/>
+    </w:lvlOverride>
+    <w:lvlOverride w:ilvl="4">
+      <w:startOverride w:val="1"/>
+    </w:lvlOverride>
+    <w:lvlOverride w:ilvl="5">
+      <w:startOverride w:val="1"/>
+    </w:lvlOverride>
+    <w:lvlOverride w:ilvl="6">
+      <w:startOverride w:val="1"/>
+    </w:lvlOverride>
+    <w:lvlOverride w:ilvl="7">
+      <w:startOverride w:val="1"/>
+    </w:lvlOverride>
+    <w:lvlOverride w:ilvl="8">
+      <w:startOverride w:val="1"/>
+    </w:lvlOverride>
+  </w:num>
+  <w:num w:numId="1010">
+    <w:abstractNumId w:val="991"/>
+  </w:num>
+  <w:num w:numId="1011">
+    <w:abstractNumId w:val="991"/>
+  </w:num>
+  <w:num w:numId="1012">
+    <w:abstractNumId w:val="991"/>
+  </w:num>
+  <w:num w:numId="1013">
+    <w:abstractNumId w:val="991"/>
+  </w:num>
+  <w:num w:numId="1014">
+    <w:abstractNumId w:val="991"/>
+  </w:num>
+  <w:num w:numId="1015">
+    <w:abstractNumId w:val="991"/>
+  </w:num>
+  <w:num w:numId="1016">
+    <w:abstractNumId w:val="991"/>
+  </w:num>
+  <w:num w:numId="1017">
+    <w:abstractNumId w:val="991"/>
+  </w:num>
+  <w:num w:numId="1018">
+    <w:abstractNumId w:val="991"/>
+  </w:num>
+  <w:num w:numId="1019">
+    <w:abstractNumId w:val="991"/>
+  </w:num>
+  <w:num w:numId="1020">
+    <w:abstractNumId w:val="991"/>
+  </w:num>
+  <w:num w:numId="1021">
+    <w:abstractNumId w:val="991"/>
+  </w:num>
+  <w:num w:numId="1022">
+    <w:abstractNumId w:val="991"/>
   </w:num>
 </w:numbering>
 </file>
